--- a/files/局限空間作業場所進入許可證.docx
+++ b/files/局限空間作業場所進入許可證.docx
@@ -6,17 +6,18 @@
       <w:pPr>
         <w:spacing w:line="440" w:lineRule="exact"/>
         <w:rPr>
-          <w:rFonts w:ascii="標楷體" w:eastAsia="標楷體" w:hAnsi="標楷體" w:cs="標楷體"/>
+          <w:rFonts w:eastAsia="標楷體"/>
           <w:b/>
           <w:color w:val="000000" w:themeColor="text1"/>
         </w:rPr>
       </w:pPr>
       <w:r>
         <w:rPr>
-          <w:rFonts w:ascii="標楷體" w:eastAsia="標楷體" w:hAnsi="標楷體"/>
+          <w:rFonts w:eastAsia="標楷體"/>
           <w:noProof/>
           <w:color w:val="000000" w:themeColor="text1"/>
         </w:rPr>
+        <w:lastRenderedPageBreak/>
         <mc:AlternateContent>
           <mc:Choice Requires="wps">
             <w:drawing>
@@ -133,11 +134,7 @@
           </mc:Choice>
           <mc:Fallback>
             <w:pict>
-              <v:shapetype w14:anchorId="7DAB5FC9" id="_x0000_t202" coordsize="21600,21600" o:spt="202" path="m,l,21600r21600,l21600,xe">
-                <v:stroke joinstyle="miter"/>
-                <v:path gradientshapeok="t" o:connecttype="rect"/>
-              </v:shapetype>
-              <v:shape id="Text Box 68" o:spid="_x0000_s1026" type="#_x0000_t202" style="position:absolute;margin-left:-23.4pt;margin-top:-22.7pt;width:96.75pt;height:25.5pt;z-index:251734016;visibility:visible;mso-wrap-style:square;mso-width-percent:0;mso-height-percent:0;mso-wrap-distance-left:9pt;mso-wrap-distance-top:0;mso-wrap-distance-right:9pt;mso-wrap-distance-bottom:0;mso-position-horizontal:absolute;mso-position-horizontal-relative:margin;mso-position-vertical:absolute;mso-position-vertical-relative:text;mso-width-percent:0;mso-height-percent:0;mso-width-relative:page;mso-height-relative:page;v-text-anchor:top" o:gfxdata="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" stroked="f">
+              <v:shape w14:anchorId="7DAB5FC9" id="Text Box 68" o:spid="_x0000_s1104" type="#_x0000_t202" style="position:absolute;margin-left:-23.4pt;margin-top:-22.7pt;width:96.75pt;height:25.5pt;z-index:251734016;visibility:visible;mso-wrap-style:square;mso-width-percent:0;mso-height-percent:0;mso-wrap-distance-left:9pt;mso-wrap-distance-top:0;mso-wrap-distance-right:9pt;mso-wrap-distance-bottom:0;mso-position-horizontal:absolute;mso-position-horizontal-relative:margin;mso-position-vertical:absolute;mso-position-vertical-relative:text;mso-width-percent:0;mso-height-percent:0;mso-width-relative:page;mso-height-relative:page;v-text-anchor:top" o:gfxdata="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" stroked="f">
                 <v:textbox>
                   <w:txbxContent>
                     <w:p>
@@ -171,18 +168,8 @@
                           <w:bCs/>
                           <w:color w:val="000000"/>
                         </w:rPr>
-                        <w:t>附表</w:t>
+                        <w:t>附表一</w:t>
                       </w:r>
-                      <w:proofErr w:type="gramStart"/>
-                      <w:r>
-                        <w:rPr>
-                          <w:rFonts w:asciiTheme="minorEastAsia" w:eastAsiaTheme="minorEastAsia" w:hAnsiTheme="minorEastAsia" w:hint="eastAsia"/>
-                          <w:bCs/>
-                          <w:color w:val="000000"/>
-                        </w:rPr>
-                        <w:t>一</w:t>
-                      </w:r>
-                      <w:proofErr w:type="gramEnd"/>
                     </w:p>
                   </w:txbxContent>
                 </v:textbox>
@@ -194,38 +181,34 @@
       </w:r>
       <w:r>
         <w:rPr>
-          <w:rFonts w:ascii="標楷體" w:eastAsia="標楷體" w:hAnsi="標楷體" w:hint="eastAsia"/>
+          <w:rFonts w:eastAsia="標楷體"/>
           <w:color w:val="000000" w:themeColor="text1"/>
           <w:kern w:val="0"/>
           <w:sz w:val="28"/>
-          <w:szCs w:val="28"/>
         </w:rPr>
         <w:t xml:space="preserve"> </w:t>
       </w:r>
       <w:r>
         <w:rPr>
-          <w:rFonts w:ascii="標楷體" w:eastAsia="標楷體" w:hAnsi="標楷體"/>
+          <w:rFonts w:eastAsia="標楷體"/>
           <w:color w:val="000000" w:themeColor="text1"/>
           <w:kern w:val="0"/>
           <w:sz w:val="28"/>
-          <w:szCs w:val="28"/>
         </w:rPr>
         <w:t xml:space="preserve">  </w:t>
       </w:r>
       <w:r>
         <w:rPr>
-          <w:rFonts w:ascii="標楷體" w:eastAsia="標楷體" w:hAnsi="標楷體" w:cs="標楷體" w:hint="eastAsia"/>
+          <w:rFonts w:eastAsia="標楷體" w:hint="eastAsia"/>
           <w:b/>
-          <w:bCs/>
           <w:color w:val="000000" w:themeColor="text1"/>
           <w:sz w:val="36"/>
-          <w:szCs w:val="36"/>
         </w:rPr>
         <w:t>興達發電廠局限空間作業場所進入許可證</w:t>
       </w:r>
       <w:r>
         <w:rPr>
-          <w:rFonts w:ascii="標楷體" w:eastAsia="標楷體" w:hAnsi="標楷體" w:cs="標楷體" w:hint="eastAsia"/>
+          <w:rFonts w:eastAsia="標楷體" w:hint="eastAsia"/>
           <w:color w:val="000000" w:themeColor="text1"/>
         </w:rPr>
         <w:t>（限當日有效）</w:t>
@@ -235,100 +218,90 @@
       <w:pPr>
         <w:spacing w:line="440" w:lineRule="exact"/>
         <w:rPr>
-          <w:rFonts w:ascii="標楷體" w:eastAsia="標楷體" w:hAnsi="標楷體"/>
+          <w:rFonts w:eastAsia="標楷體"/>
           <w:color w:val="000000" w:themeColor="text1"/>
         </w:rPr>
       </w:pPr>
       <w:r>
         <w:rPr>
-          <w:rFonts w:ascii="標楷體" w:eastAsia="標楷體" w:hAnsi="標楷體" w:hint="eastAsia"/>
+          <w:rFonts w:eastAsia="標楷體" w:hint="eastAsia"/>
+          <w:b/>
+          <w:color w:val="FF0000"/>
+        </w:rPr>
+        <w:t>申請編號</w:t>
+      </w:r>
+      <w:r>
+        <w:rPr>
+          <w:rFonts w:eastAsia="標楷體" w:hint="eastAsia"/>
+          <w:b/>
+          <w:color w:val="FF0000"/>
+        </w:rPr>
+        <w:t>：</w:t>
+      </w:r>
+      <w:r>
+        <w:rPr>
+          <w:rFonts w:eastAsia="標楷體"/>
           <w:b/>
           <w:color w:val="000000" w:themeColor="text1"/>
         </w:rPr>
-        <w:t>工安預警</w:t>
+        <w:t xml:space="preserve">           </w:t>
       </w:r>
-      <w:proofErr w:type="gramStart"/>
       <w:r>
         <w:rPr>
-          <w:rFonts w:ascii="標楷體" w:eastAsia="標楷體" w:hAnsi="標楷體" w:hint="eastAsia"/>
+          <w:rFonts w:eastAsia="標楷體"/>
           <w:b/>
           <w:color w:val="000000" w:themeColor="text1"/>
         </w:rPr>
-        <w:t>系統報工</w:t>
-      </w:r>
-      <w:proofErr w:type="gramEnd"/>
-      <w:r>
-        <w:rPr>
-          <w:rFonts w:ascii="標楷體" w:eastAsia="標楷體" w:hAnsi="標楷體" w:hint="eastAsia"/>
-          <w:b/>
-          <w:color w:val="000000" w:themeColor="text1"/>
-        </w:rPr>
-        <w:t>ID碼:</w:t>
+        <w:t xml:space="preserve">                   </w:t>
       </w:r>
       <w:r>
         <w:rPr>
-          <w:rFonts w:ascii="標楷體" w:eastAsia="標楷體" w:hAnsi="標楷體" w:cs="標楷體" w:hint="eastAsia"/>
-          <w:b/>
-          <w:color w:val="000000" w:themeColor="text1"/>
-        </w:rPr>
-        <w:t xml:space="preserve">              </w:t>
-      </w:r>
-      <w:r>
-        <w:rPr>
-          <w:rFonts w:ascii="標楷體" w:eastAsia="標楷體" w:hAnsi="標楷體" w:cs="標楷體" w:hint="eastAsia"/>
-          <w:b/>
-          <w:color w:val="000000" w:themeColor="text1"/>
-        </w:rPr>
-        <w:t xml:space="preserve">                               </w:t>
-      </w:r>
-      <w:r>
-        <w:rPr>
-          <w:rFonts w:ascii="標楷體" w:eastAsia="標楷體" w:hAnsi="標楷體" w:cs="標楷體" w:hint="eastAsia"/>
+          <w:rFonts w:eastAsia="標楷體"/>
           <w:color w:val="000000" w:themeColor="text1"/>
         </w:rPr>
         <w:t xml:space="preserve"> </w:t>
       </w:r>
       <w:r>
         <w:rPr>
-          <w:rFonts w:ascii="標楷體" w:eastAsia="標楷體" w:hAnsi="標楷體" w:cs="標楷體" w:hint="eastAsia"/>
+          <w:rFonts w:eastAsia="標楷體"/>
           <w:color w:val="000000" w:themeColor="text1"/>
         </w:rPr>
         <w:t xml:space="preserve">  </w:t>
       </w:r>
       <w:r>
         <w:rPr>
-          <w:rFonts w:ascii="標楷體" w:eastAsia="標楷體" w:hAnsi="標楷體" w:cs="標楷體" w:hint="eastAsia"/>
+          <w:rFonts w:eastAsia="標楷體" w:hint="eastAsia"/>
+          <w:color w:val="000000" w:themeColor="text1"/>
+        </w:rPr>
+        <w:t xml:space="preserve">                              </w:t>
+      </w:r>
+      <w:r>
+        <w:rPr>
+          <w:rFonts w:eastAsia="標楷體" w:hint="eastAsia"/>
           <w:color w:val="000000" w:themeColor="text1"/>
         </w:rPr>
         <w:t>修訂</w:t>
       </w:r>
       <w:r>
         <w:rPr>
-          <w:rFonts w:ascii="標楷體" w:eastAsia="標楷體" w:hAnsi="標楷體" w:cs="標楷體"/>
+          <w:rFonts w:eastAsia="標楷體" w:hint="eastAsia"/>
           <w:color w:val="000000" w:themeColor="text1"/>
         </w:rPr>
-        <w:t>11</w:t>
+        <w:t>115.</w:t>
       </w:r>
       <w:r>
         <w:rPr>
-          <w:rFonts w:ascii="標楷體" w:eastAsia="標楷體" w:hAnsi="標楷體" w:cs="標楷體"/>
-          <w:color w:val="000000" w:themeColor="text1"/>
+          <w:rFonts w:eastAsia="標楷體" w:hint="eastAsia"/>
+          <w:color w:val="FF0000"/>
         </w:rPr>
-        <w:t>3</w:t>
+        <w:t>1</w:t>
       </w:r>
       <w:r>
         <w:rPr>
-          <w:rFonts w:ascii="標楷體" w:eastAsia="標楷體" w:hAnsi="標楷體" w:cs="標楷體"/>
-          <w:color w:val="000000" w:themeColor="text1"/>
+          <w:rFonts w:eastAsia="標楷體" w:hint="eastAsia"/>
+          <w:color w:val="FF0000"/>
         </w:rPr>
-        <w:t>.0</w:t>
-      </w:r>
-      <w:r>
-        <w:rPr>
-          <w:rFonts w:ascii="標楷體" w:eastAsia="標楷體" w:hAnsi="標楷體" w:cs="標楷體"/>
-          <w:color w:val="000000" w:themeColor="text1"/>
-        </w:rPr>
-        <w:t>7</w:t>
+        <w:t>0</w:t>
       </w:r>
     </w:p>
     <w:tbl>
@@ -377,18 +350,16 @@
               <w:spacing w:line="340" w:lineRule="exact"/>
               <w:jc w:val="both"/>
               <w:rPr>
-                <w:rFonts w:ascii="標楷體" w:eastAsia="標楷體" w:hAnsi="標楷體"/>
+                <w:rFonts w:eastAsia="標楷體"/>
                 <w:color w:val="000000" w:themeColor="text1"/>
                 <w:sz w:val="28"/>
-                <w:szCs w:val="28"/>
               </w:rPr>
             </w:pPr>
             <w:r>
               <w:rPr>
-                <w:rFonts w:ascii="標楷體" w:eastAsia="標楷體" w:hAnsi="標楷體" w:cs="標楷體" w:hint="eastAsia"/>
+                <w:rFonts w:eastAsia="標楷體" w:hint="eastAsia"/>
                 <w:color w:val="000000" w:themeColor="text1"/>
                 <w:sz w:val="28"/>
-                <w:szCs w:val="28"/>
               </w:rPr>
               <w:t>部門名稱</w:t>
             </w:r>
@@ -403,7 +374,7 @@
             <w:pPr>
               <w:jc w:val="both"/>
               <w:rPr>
-                <w:rFonts w:ascii="標楷體" w:eastAsia="標楷體" w:hAnsi="標楷體"/>
+                <w:rFonts w:eastAsia="標楷體"/>
                 <w:color w:val="000000" w:themeColor="text1"/>
               </w:rPr>
             </w:pPr>
@@ -424,18 +395,16 @@
               <w:spacing w:line="340" w:lineRule="exact"/>
               <w:jc w:val="both"/>
               <w:rPr>
-                <w:rFonts w:ascii="標楷體" w:eastAsia="標楷體" w:hAnsi="標楷體"/>
+                <w:rFonts w:eastAsia="標楷體"/>
                 <w:color w:val="000000" w:themeColor="text1"/>
                 <w:sz w:val="28"/>
-                <w:szCs w:val="28"/>
               </w:rPr>
             </w:pPr>
             <w:r>
               <w:rPr>
-                <w:rFonts w:ascii="標楷體" w:eastAsia="標楷體" w:hAnsi="標楷體" w:cs="標楷體" w:hint="eastAsia"/>
+                <w:rFonts w:eastAsia="標楷體" w:hint="eastAsia"/>
                 <w:color w:val="000000" w:themeColor="text1"/>
                 <w:sz w:val="28"/>
-                <w:szCs w:val="28"/>
               </w:rPr>
               <w:t>作業場所</w:t>
             </w:r>
@@ -451,7 +420,7 @@
               <w:ind w:left="332" w:hanging="180"/>
               <w:jc w:val="both"/>
               <w:rPr>
-                <w:rFonts w:ascii="標楷體" w:eastAsia="標楷體" w:hAnsi="標楷體"/>
+                <w:rFonts w:eastAsia="標楷體"/>
                 <w:color w:val="000000" w:themeColor="text1"/>
               </w:rPr>
             </w:pPr>
@@ -472,13 +441,13 @@
             <w:pPr>
               <w:jc w:val="both"/>
               <w:rPr>
-                <w:rFonts w:ascii="標楷體" w:eastAsia="標楷體" w:hAnsi="標楷體"/>
+                <w:rFonts w:eastAsia="標楷體"/>
                 <w:color w:val="000000" w:themeColor="text1"/>
               </w:rPr>
             </w:pPr>
             <w:r>
               <w:rPr>
-                <w:rFonts w:ascii="標楷體" w:eastAsia="標楷體" w:hAnsi="標楷體" w:cs="標楷體" w:hint="eastAsia"/>
+                <w:rFonts w:eastAsia="標楷體" w:hint="eastAsia"/>
                 <w:color w:val="000000" w:themeColor="text1"/>
               </w:rPr>
               <w:t>工作目的（名稱）</w:t>
@@ -495,7 +464,7 @@
             <w:pPr>
               <w:jc w:val="both"/>
               <w:rPr>
-                <w:rFonts w:ascii="標楷體" w:eastAsia="標楷體" w:hAnsi="標楷體"/>
+                <w:rFonts w:eastAsia="標楷體"/>
                 <w:color w:val="000000" w:themeColor="text1"/>
               </w:rPr>
             </w:pPr>
@@ -516,13 +485,13 @@
             <w:pPr>
               <w:jc w:val="both"/>
               <w:rPr>
-                <w:rFonts w:ascii="標楷體" w:eastAsia="標楷體" w:hAnsi="標楷體"/>
+                <w:rFonts w:eastAsia="標楷體"/>
                 <w:color w:val="000000" w:themeColor="text1"/>
               </w:rPr>
             </w:pPr>
             <w:r>
               <w:rPr>
-                <w:rFonts w:ascii="標楷體" w:eastAsia="標楷體" w:hAnsi="標楷體" w:cs="標楷體" w:hint="eastAsia"/>
+                <w:rFonts w:eastAsia="標楷體" w:hint="eastAsia"/>
                 <w:color w:val="000000" w:themeColor="text1"/>
               </w:rPr>
               <w:t>進入時間及期限</w:t>
@@ -540,122 +509,117 @@
               <w:ind w:leftChars="63" w:left="151" w:firstLineChars="100" w:firstLine="240"/>
               <w:jc w:val="both"/>
               <w:rPr>
-                <w:rFonts w:ascii="標楷體" w:eastAsia="標楷體" w:hAnsi="標楷體"/>
+                <w:rFonts w:eastAsia="標楷體"/>
                 <w:color w:val="000000" w:themeColor="text1"/>
                 <w:u w:val="single"/>
               </w:rPr>
             </w:pPr>
             <w:r>
               <w:rPr>
-                <w:rFonts w:ascii="標楷體" w:eastAsia="標楷體" w:hAnsi="標楷體" w:cs="標楷體" w:hint="eastAsia"/>
+                <w:rFonts w:eastAsia="標楷體" w:hint="eastAsia"/>
                 <w:color w:val="000000" w:themeColor="text1"/>
               </w:rPr>
               <w:t>年</w:t>
             </w:r>
             <w:r>
               <w:rPr>
-                <w:rFonts w:ascii="標楷體" w:eastAsia="標楷體" w:hAnsi="標楷體" w:cs="標楷體" w:hint="eastAsia"/>
+                <w:rFonts w:eastAsia="標楷體"/>
                 <w:color w:val="000000" w:themeColor="text1"/>
               </w:rPr>
               <w:t xml:space="preserve">  </w:t>
             </w:r>
             <w:r>
               <w:rPr>
-                <w:rFonts w:ascii="標楷體" w:eastAsia="標楷體" w:hAnsi="標楷體" w:cs="標楷體" w:hint="eastAsia"/>
+                <w:rFonts w:eastAsia="標楷體" w:hint="eastAsia"/>
                 <w:color w:val="000000" w:themeColor="text1"/>
               </w:rPr>
               <w:t>月</w:t>
             </w:r>
             <w:r>
               <w:rPr>
-                <w:rFonts w:ascii="標楷體" w:eastAsia="標楷體" w:hAnsi="標楷體" w:cs="標楷體" w:hint="eastAsia"/>
+                <w:rFonts w:eastAsia="標楷體"/>
                 <w:color w:val="000000" w:themeColor="text1"/>
               </w:rPr>
               <w:t xml:space="preserve">  </w:t>
             </w:r>
             <w:r>
               <w:rPr>
-                <w:rFonts w:ascii="標楷體" w:eastAsia="標楷體" w:hAnsi="標楷體" w:cs="標楷體" w:hint="eastAsia"/>
+                <w:rFonts w:eastAsia="標楷體" w:hint="eastAsia"/>
                 <w:color w:val="000000" w:themeColor="text1"/>
               </w:rPr>
               <w:t>日</w:t>
             </w:r>
             <w:r>
               <w:rPr>
-                <w:rFonts w:ascii="標楷體" w:eastAsia="標楷體" w:hAnsi="標楷體" w:cs="標楷體" w:hint="eastAsia"/>
+                <w:rFonts w:eastAsia="標楷體"/>
                 <w:color w:val="000000" w:themeColor="text1"/>
               </w:rPr>
               <w:t xml:space="preserve">    </w:t>
             </w:r>
             <w:r>
               <w:rPr>
-                <w:rFonts w:ascii="標楷體" w:eastAsia="標楷體" w:hAnsi="標楷體" w:cs="標楷體" w:hint="eastAsia"/>
+                <w:rFonts w:eastAsia="標楷體" w:hint="eastAsia"/>
                 <w:color w:val="000000" w:themeColor="text1"/>
               </w:rPr>
               <w:t>時分</w:t>
             </w:r>
             <w:r>
               <w:rPr>
-                <w:rFonts w:ascii="標楷體" w:eastAsia="標楷體" w:hAnsi="標楷體"/>
+                <w:rFonts w:eastAsia="標楷體"/>
                 <w:color w:val="000000" w:themeColor="text1"/>
               </w:rPr>
               <w:t xml:space="preserve">~   </w:t>
             </w:r>
             <w:r>
               <w:rPr>
-                <w:rFonts w:ascii="標楷體" w:eastAsia="標楷體" w:hAnsi="標楷體" w:hint="eastAsia"/>
+                <w:rFonts w:eastAsia="標楷體"/>
                 <w:color w:val="000000" w:themeColor="text1"/>
               </w:rPr>
               <w:t xml:space="preserve"> </w:t>
             </w:r>
             <w:r>
               <w:rPr>
-                <w:rFonts w:ascii="標楷體" w:eastAsia="標楷體" w:hAnsi="標楷體" w:cs="標楷體" w:hint="eastAsia"/>
+                <w:rFonts w:eastAsia="標楷體" w:hint="eastAsia"/>
                 <w:color w:val="000000" w:themeColor="text1"/>
               </w:rPr>
               <w:t>時分</w:t>
             </w:r>
             <w:r>
               <w:rPr>
-                <w:rFonts w:ascii="標楷體" w:eastAsia="標楷體" w:hAnsi="標楷體"/>
+                <w:rFonts w:eastAsia="標楷體"/>
                 <w:b/>
-                <w:bCs/>
                 <w:color w:val="000000" w:themeColor="text1"/>
               </w:rPr>
               <w:t>(</w:t>
             </w:r>
             <w:r>
               <w:rPr>
-                <w:rFonts w:ascii="標楷體" w:eastAsia="標楷體" w:hAnsi="標楷體" w:cs="標楷體" w:hint="eastAsia"/>
+                <w:rFonts w:eastAsia="標楷體" w:hint="eastAsia"/>
                 <w:b/>
-                <w:bCs/>
                 <w:color w:val="000000" w:themeColor="text1"/>
               </w:rPr>
               <w:t>中午</w:t>
             </w:r>
             <w:r>
               <w:rPr>
-                <w:rFonts w:ascii="標楷體" w:eastAsia="標楷體" w:hAnsi="標楷體"/>
+                <w:rFonts w:eastAsia="標楷體"/>
                 <w:b/>
-                <w:bCs/>
                 <w:color w:val="000000" w:themeColor="text1"/>
               </w:rPr>
               <w:t>12:00~13:00</w:t>
             </w:r>
             <w:r>
               <w:rPr>
-                <w:rFonts w:ascii="標楷體" w:eastAsia="標楷體" w:hAnsi="標楷體" w:cs="標楷體" w:hint="eastAsia"/>
+                <w:rFonts w:eastAsia="標楷體" w:hint="eastAsia"/>
                 <w:b/>
-                <w:bCs/>
                 <w:color w:val="000000" w:themeColor="text1"/>
               </w:rPr>
               <w:t>禁止入內工作</w:t>
             </w:r>
             <w:r>
               <w:rPr>
-                <w:rFonts w:ascii="標楷體" w:eastAsia="標楷體" w:hAnsi="標楷體"/>
+                <w:rFonts w:eastAsia="標楷體"/>
                 <w:b/>
-                <w:bCs/>
                 <w:color w:val="000000" w:themeColor="text1"/>
               </w:rPr>
               <w:t>)</w:t>
@@ -681,22 +645,20 @@
             <w:pPr>
               <w:spacing w:line="240" w:lineRule="exact"/>
               <w:rPr>
-                <w:rFonts w:ascii="標楷體" w:eastAsia="標楷體" w:hAnsi="標楷體"/>
-                <w:bCs/>
+                <w:rFonts w:eastAsia="標楷體"/>
                 <w:color w:val="000000" w:themeColor="text1"/>
               </w:rPr>
             </w:pPr>
             <w:r>
               <w:rPr>
-                <w:rFonts w:ascii="標楷體" w:eastAsia="標楷體" w:hAnsi="標楷體" w:hint="eastAsia"/>
-                <w:bCs/>
+                <w:rFonts w:eastAsia="標楷體" w:hint="eastAsia"/>
                 <w:color w:val="000000" w:themeColor="text1"/>
               </w:rPr>
               <w:t>進入局限空間</w:t>
             </w:r>
             <w:r>
               <w:rPr>
-                <w:rFonts w:ascii="標楷體" w:eastAsia="標楷體" w:hAnsi="標楷體" w:hint="eastAsia"/>
+                <w:rFonts w:eastAsia="標楷體" w:hint="eastAsia"/>
                 <w:b/>
                 <w:color w:val="000000" w:themeColor="text1"/>
               </w:rPr>
@@ -704,8 +666,7 @@
             </w:r>
             <w:r>
               <w:rPr>
-                <w:rFonts w:ascii="標楷體" w:eastAsia="標楷體" w:hAnsi="標楷體" w:hint="eastAsia"/>
-                <w:bCs/>
+                <w:rFonts w:eastAsia="標楷體" w:hint="eastAsia"/>
                 <w:color w:val="000000" w:themeColor="text1"/>
               </w:rPr>
               <w:t>填報測定時間及結果</w:t>
@@ -728,14 +689,14 @@
               <w:spacing w:line="260" w:lineRule="exact"/>
               <w:jc w:val="center"/>
               <w:rPr>
-                <w:rFonts w:ascii="標楷體" w:eastAsia="標楷體" w:hAnsi="標楷體"/>
+                <w:rFonts w:eastAsia="標楷體"/>
                 <w:b/>
                 <w:color w:val="000000" w:themeColor="text1"/>
               </w:rPr>
             </w:pPr>
             <w:r>
               <w:rPr>
-                <w:rFonts w:ascii="標楷體" w:eastAsia="標楷體" w:hAnsi="標楷體" w:cs="標楷體" w:hint="eastAsia"/>
+                <w:rFonts w:eastAsia="標楷體" w:hint="eastAsia"/>
                 <w:b/>
                 <w:color w:val="000000" w:themeColor="text1"/>
               </w:rPr>
@@ -760,14 +721,14 @@
               <w:spacing w:line="260" w:lineRule="exact"/>
               <w:jc w:val="center"/>
               <w:rPr>
-                <w:rFonts w:ascii="標楷體" w:eastAsia="標楷體" w:hAnsi="標楷體"/>
+                <w:rFonts w:eastAsia="標楷體"/>
                 <w:b/>
                 <w:color w:val="000000" w:themeColor="text1"/>
               </w:rPr>
             </w:pPr>
             <w:r>
               <w:rPr>
-                <w:rFonts w:ascii="標楷體" w:eastAsia="標楷體" w:hAnsi="標楷體" w:cs="標楷體" w:hint="eastAsia"/>
+                <w:rFonts w:eastAsia="標楷體" w:hint="eastAsia"/>
                 <w:b/>
                 <w:color w:val="000000" w:themeColor="text1"/>
               </w:rPr>
@@ -792,14 +753,14 @@
               <w:spacing w:line="260" w:lineRule="exact"/>
               <w:jc w:val="center"/>
               <w:rPr>
-                <w:rFonts w:ascii="標楷體" w:eastAsia="標楷體" w:hAnsi="標楷體"/>
+                <w:rFonts w:eastAsia="標楷體"/>
                 <w:b/>
                 <w:color w:val="000000" w:themeColor="text1"/>
               </w:rPr>
             </w:pPr>
             <w:r>
               <w:rPr>
-                <w:rFonts w:ascii="標楷體" w:eastAsia="標楷體" w:hAnsi="標楷體" w:cs="標楷體" w:hint="eastAsia"/>
+                <w:rFonts w:eastAsia="標楷體" w:hint="eastAsia"/>
                 <w:b/>
                 <w:color w:val="000000" w:themeColor="text1"/>
               </w:rPr>
@@ -823,14 +784,14 @@
               <w:spacing w:line="260" w:lineRule="exact"/>
               <w:jc w:val="center"/>
               <w:rPr>
-                <w:rFonts w:ascii="標楷體" w:eastAsia="標楷體" w:hAnsi="標楷體"/>
+                <w:rFonts w:eastAsia="標楷體"/>
                 <w:b/>
                 <w:color w:val="000000" w:themeColor="text1"/>
               </w:rPr>
             </w:pPr>
             <w:r>
               <w:rPr>
-                <w:rFonts w:ascii="標楷體" w:eastAsia="標楷體" w:hAnsi="標楷體" w:cs="標楷體" w:hint="eastAsia"/>
+                <w:rFonts w:eastAsia="標楷體" w:hint="eastAsia"/>
                 <w:b/>
                 <w:color w:val="000000" w:themeColor="text1"/>
               </w:rPr>
@@ -855,14 +816,14 @@
               <w:spacing w:line="260" w:lineRule="exact"/>
               <w:jc w:val="center"/>
               <w:rPr>
-                <w:rFonts w:ascii="標楷體" w:eastAsia="標楷體" w:hAnsi="標楷體"/>
+                <w:rFonts w:eastAsia="標楷體"/>
                 <w:b/>
                 <w:color w:val="000000" w:themeColor="text1"/>
               </w:rPr>
             </w:pPr>
             <w:r>
               <w:rPr>
-                <w:rFonts w:ascii="標楷體" w:eastAsia="標楷體" w:hAnsi="標楷體" w:cs="標楷體" w:hint="eastAsia"/>
+                <w:rFonts w:eastAsia="標楷體" w:hint="eastAsia"/>
                 <w:b/>
                 <w:color w:val="000000" w:themeColor="text1"/>
               </w:rPr>
@@ -886,14 +847,14 @@
               <w:spacing w:line="260" w:lineRule="exact"/>
               <w:jc w:val="center"/>
               <w:rPr>
-                <w:rFonts w:ascii="標楷體" w:eastAsia="標楷體" w:hAnsi="標楷體"/>
+                <w:rFonts w:eastAsia="標楷體"/>
                 <w:b/>
                 <w:color w:val="000000" w:themeColor="text1"/>
               </w:rPr>
             </w:pPr>
             <w:r>
               <w:rPr>
-                <w:rFonts w:ascii="標楷體" w:eastAsia="標楷體" w:hAnsi="標楷體" w:cs="標楷體" w:hint="eastAsia"/>
+                <w:rFonts w:eastAsia="標楷體" w:hint="eastAsia"/>
                 <w:b/>
                 <w:color w:val="000000" w:themeColor="text1"/>
               </w:rPr>
@@ -918,11 +879,9 @@
           <w:p>
             <w:pPr>
               <w:rPr>
-                <w:rFonts w:ascii="標楷體" w:eastAsia="標楷體" w:hAnsi="標楷體"/>
-                <w:bCs/>
+                <w:rFonts w:eastAsia="標楷體"/>
                 <w:color w:val="000000" w:themeColor="text1"/>
                 <w:sz w:val="20"/>
-                <w:szCs w:val="20"/>
               </w:rPr>
             </w:pPr>
           </w:p>
@@ -942,17 +901,14 @@
             <w:pPr>
               <w:jc w:val="center"/>
               <w:rPr>
-                <w:rFonts w:ascii="標楷體" w:eastAsia="標楷體" w:hAnsi="標楷體"/>
-                <w:bCs/>
+                <w:rFonts w:eastAsia="標楷體"/>
                 <w:color w:val="000000" w:themeColor="text1"/>
                 <w:sz w:val="20"/>
-                <w:szCs w:val="20"/>
               </w:rPr>
             </w:pPr>
             <w:r>
               <w:rPr>
-                <w:rFonts w:ascii="標楷體" w:eastAsia="標楷體" w:hAnsi="標楷體" w:cs="標楷體" w:hint="eastAsia"/>
-                <w:bCs/>
+                <w:rFonts w:eastAsia="標楷體" w:hint="eastAsia"/>
                 <w:color w:val="000000" w:themeColor="text1"/>
               </w:rPr>
               <w:t>測定時間</w:t>
@@ -975,11 +931,9 @@
             <w:pPr>
               <w:jc w:val="both"/>
               <w:rPr>
-                <w:rFonts w:ascii="標楷體" w:eastAsia="標楷體" w:hAnsi="標楷體"/>
-                <w:bCs/>
+                <w:rFonts w:eastAsia="標楷體"/>
                 <w:color w:val="000000" w:themeColor="text1"/>
                 <w:sz w:val="20"/>
-                <w:szCs w:val="20"/>
               </w:rPr>
             </w:pPr>
           </w:p>
@@ -1000,11 +954,9 @@
             <w:pPr>
               <w:jc w:val="right"/>
               <w:rPr>
-                <w:rFonts w:ascii="標楷體" w:eastAsia="標楷體" w:hAnsi="標楷體"/>
-                <w:bCs/>
+                <w:rFonts w:eastAsia="標楷體"/>
                 <w:color w:val="000000" w:themeColor="text1"/>
                 <w:sz w:val="20"/>
-                <w:szCs w:val="20"/>
               </w:rPr>
             </w:pPr>
           </w:p>
@@ -1024,11 +976,9 @@
             <w:pPr>
               <w:jc w:val="both"/>
               <w:rPr>
-                <w:rFonts w:ascii="標楷體" w:eastAsia="標楷體" w:hAnsi="標楷體"/>
-                <w:bCs/>
+                <w:rFonts w:eastAsia="標楷體"/>
                 <w:color w:val="000000" w:themeColor="text1"/>
                 <w:sz w:val="20"/>
-                <w:szCs w:val="20"/>
               </w:rPr>
             </w:pPr>
           </w:p>
@@ -1049,11 +999,9 @@
             <w:pPr>
               <w:jc w:val="both"/>
               <w:rPr>
-                <w:rFonts w:ascii="標楷體" w:eastAsia="標楷體" w:hAnsi="標楷體"/>
-                <w:bCs/>
+                <w:rFonts w:eastAsia="標楷體"/>
                 <w:color w:val="000000" w:themeColor="text1"/>
                 <w:sz w:val="20"/>
-                <w:szCs w:val="20"/>
               </w:rPr>
             </w:pPr>
           </w:p>
@@ -1073,11 +1021,9 @@
             <w:pPr>
               <w:jc w:val="both"/>
               <w:rPr>
-                <w:rFonts w:ascii="標楷體" w:eastAsia="標楷體" w:hAnsi="標楷體"/>
-                <w:bCs/>
+                <w:rFonts w:eastAsia="標楷體"/>
                 <w:color w:val="000000" w:themeColor="text1"/>
                 <w:sz w:val="20"/>
-                <w:szCs w:val="20"/>
               </w:rPr>
             </w:pPr>
           </w:p>
@@ -1099,11 +1045,9 @@
           <w:p>
             <w:pPr>
               <w:rPr>
-                <w:rFonts w:ascii="標楷體" w:eastAsia="標楷體" w:hAnsi="標楷體"/>
-                <w:bCs/>
+                <w:rFonts w:eastAsia="標楷體"/>
                 <w:color w:val="000000" w:themeColor="text1"/>
                 <w:sz w:val="20"/>
-                <w:szCs w:val="20"/>
               </w:rPr>
             </w:pPr>
           </w:p>
@@ -1123,17 +1067,14 @@
             <w:pPr>
               <w:jc w:val="center"/>
               <w:rPr>
-                <w:rFonts w:ascii="標楷體" w:eastAsia="標楷體" w:hAnsi="標楷體"/>
-                <w:bCs/>
+                <w:rFonts w:eastAsia="標楷體"/>
                 <w:color w:val="000000" w:themeColor="text1"/>
                 <w:sz w:val="20"/>
-                <w:szCs w:val="20"/>
               </w:rPr>
             </w:pPr>
             <w:r>
               <w:rPr>
-                <w:rFonts w:ascii="標楷體" w:eastAsia="標楷體" w:hAnsi="標楷體" w:cs="標楷體" w:hint="eastAsia"/>
-                <w:bCs/>
+                <w:rFonts w:eastAsia="標楷體" w:hint="eastAsia"/>
                 <w:color w:val="000000" w:themeColor="text1"/>
               </w:rPr>
               <w:t>測定數值</w:t>
@@ -1156,20 +1097,16 @@
             <w:pPr>
               <w:jc w:val="right"/>
               <w:rPr>
-                <w:rFonts w:ascii="標楷體" w:eastAsia="標楷體" w:hAnsi="標楷體"/>
-                <w:bCs/>
+                <w:rFonts w:eastAsia="標楷體"/>
                 <w:color w:val="000000" w:themeColor="text1"/>
                 <w:sz w:val="22"/>
-                <w:szCs w:val="22"/>
               </w:rPr>
             </w:pPr>
             <w:proofErr w:type="gramStart"/>
             <w:r>
               <w:rPr>
-                <w:rFonts w:ascii="標楷體" w:eastAsia="標楷體" w:hAnsi="標楷體" w:cs="標楷體" w:hint="eastAsia"/>
-                <w:bCs/>
-                <w:color w:val="000000" w:themeColor="text1"/>
-                <w:szCs w:val="22"/>
+                <w:rFonts w:eastAsia="標楷體" w:hint="eastAsia"/>
+                <w:color w:val="000000" w:themeColor="text1"/>
               </w:rPr>
               <w:t>﹪</w:t>
             </w:r>
@@ -1192,32 +1129,26 @@
             <w:pPr>
               <w:jc w:val="right"/>
               <w:rPr>
-                <w:rFonts w:ascii="標楷體" w:eastAsia="標楷體" w:hAnsi="標楷體"/>
-                <w:bCs/>
+                <w:rFonts w:eastAsia="標楷體"/>
                 <w:color w:val="000000" w:themeColor="text1"/>
                 <w:sz w:val="22"/>
-                <w:szCs w:val="22"/>
               </w:rPr>
             </w:pPr>
             <w:proofErr w:type="gramStart"/>
             <w:r>
               <w:rPr>
-                <w:rFonts w:ascii="標楷體" w:eastAsia="標楷體" w:hAnsi="標楷體" w:cs="標楷體" w:hint="eastAsia"/>
-                <w:bCs/>
+                <w:rFonts w:eastAsia="標楷體" w:hint="eastAsia"/>
                 <w:color w:val="000000" w:themeColor="text1"/>
                 <w:sz w:val="22"/>
-                <w:szCs w:val="22"/>
               </w:rPr>
               <w:t>﹪</w:t>
             </w:r>
             <w:proofErr w:type="gramEnd"/>
             <w:r>
               <w:rPr>
-                <w:rFonts w:ascii="標楷體" w:eastAsia="標楷體" w:hAnsi="標楷體"/>
-                <w:bCs/>
+                <w:rFonts w:eastAsia="標楷體"/>
                 <w:color w:val="000000" w:themeColor="text1"/>
                 <w:sz w:val="20"/>
-                <w:szCs w:val="22"/>
               </w:rPr>
               <w:t>LEL</w:t>
             </w:r>
@@ -1238,20 +1169,16 @@
             <w:pPr>
               <w:jc w:val="right"/>
               <w:rPr>
-                <w:rFonts w:ascii="標楷體" w:eastAsia="標楷體" w:hAnsi="標楷體"/>
-                <w:bCs/>
+                <w:rFonts w:eastAsia="標楷體"/>
                 <w:color w:val="000000" w:themeColor="text1"/>
                 <w:sz w:val="20"/>
-                <w:szCs w:val="22"/>
               </w:rPr>
             </w:pPr>
             <w:r>
               <w:rPr>
-                <w:rFonts w:ascii="標楷體" w:eastAsia="標楷體" w:hAnsi="標楷體"/>
-                <w:bCs/>
+                <w:rFonts w:eastAsia="標楷體"/>
                 <w:color w:val="000000" w:themeColor="text1"/>
                 <w:sz w:val="20"/>
-                <w:szCs w:val="22"/>
               </w:rPr>
               <w:t>PPM</w:t>
             </w:r>
@@ -1273,20 +1200,16 @@
             <w:pPr>
               <w:jc w:val="right"/>
               <w:rPr>
-                <w:rFonts w:ascii="標楷體" w:eastAsia="標楷體" w:hAnsi="標楷體"/>
-                <w:bCs/>
+                <w:rFonts w:eastAsia="標楷體"/>
                 <w:color w:val="000000" w:themeColor="text1"/>
                 <w:sz w:val="20"/>
-                <w:szCs w:val="22"/>
               </w:rPr>
             </w:pPr>
             <w:r>
               <w:rPr>
-                <w:rFonts w:ascii="標楷體" w:eastAsia="標楷體" w:hAnsi="標楷體"/>
-                <w:bCs/>
+                <w:rFonts w:eastAsia="標楷體"/>
                 <w:color w:val="000000" w:themeColor="text1"/>
                 <w:sz w:val="20"/>
-                <w:szCs w:val="22"/>
               </w:rPr>
               <w:t>PPM</w:t>
             </w:r>
@@ -1307,11 +1230,9 @@
             <w:pPr>
               <w:jc w:val="both"/>
               <w:rPr>
-                <w:rFonts w:ascii="標楷體" w:eastAsia="標楷體" w:hAnsi="標楷體"/>
-                <w:bCs/>
+                <w:rFonts w:eastAsia="標楷體"/>
                 <w:color w:val="000000" w:themeColor="text1"/>
                 <w:sz w:val="20"/>
-                <w:szCs w:val="20"/>
               </w:rPr>
             </w:pPr>
           </w:p>
@@ -1333,11 +1254,9 @@
           <w:p>
             <w:pPr>
               <w:rPr>
-                <w:rFonts w:ascii="標楷體" w:eastAsia="標楷體" w:hAnsi="標楷體"/>
-                <w:bCs/>
+                <w:rFonts w:eastAsia="標楷體"/>
                 <w:color w:val="000000" w:themeColor="text1"/>
                 <w:sz w:val="20"/>
-                <w:szCs w:val="20"/>
               </w:rPr>
             </w:pPr>
           </w:p>
@@ -1357,48 +1276,41 @@
             <w:pPr>
               <w:jc w:val="center"/>
               <w:rPr>
-                <w:rFonts w:ascii="標楷體" w:eastAsia="標楷體" w:hAnsi="標楷體"/>
-                <w:bCs/>
-                <w:color w:val="000000" w:themeColor="text1"/>
-                <w:szCs w:val="20"/>
+                <w:rFonts w:eastAsia="標楷體"/>
+                <w:color w:val="000000" w:themeColor="text1"/>
               </w:rPr>
             </w:pPr>
             <w:r>
               <w:rPr>
-                <w:rFonts w:ascii="標楷體" w:eastAsia="標楷體" w:hAnsi="標楷體" w:cs="標楷體" w:hint="eastAsia"/>
-                <w:bCs/>
+                <w:rFonts w:eastAsia="標楷體" w:hint="eastAsia"/>
                 <w:color w:val="000000" w:themeColor="text1"/>
               </w:rPr>
               <w:t>測</w:t>
             </w:r>
             <w:r>
               <w:rPr>
-                <w:rFonts w:ascii="標楷體" w:eastAsia="標楷體" w:hAnsi="標楷體" w:cs="標楷體" w:hint="eastAsia"/>
-                <w:bCs/>
+                <w:rFonts w:eastAsia="標楷體"/>
                 <w:color w:val="000000" w:themeColor="text1"/>
               </w:rPr>
               <w:t xml:space="preserve"> </w:t>
             </w:r>
             <w:r>
               <w:rPr>
-                <w:rFonts w:ascii="標楷體" w:eastAsia="標楷體" w:hAnsi="標楷體" w:cs="標楷體" w:hint="eastAsia"/>
-                <w:bCs/>
+                <w:rFonts w:eastAsia="標楷體" w:hint="eastAsia"/>
                 <w:color w:val="000000" w:themeColor="text1"/>
               </w:rPr>
               <w:t>定</w:t>
             </w:r>
             <w:r>
               <w:rPr>
-                <w:rFonts w:ascii="標楷體" w:eastAsia="標楷體" w:hAnsi="標楷體" w:cs="標楷體" w:hint="eastAsia"/>
-                <w:bCs/>
+                <w:rFonts w:eastAsia="標楷體"/>
                 <w:color w:val="000000" w:themeColor="text1"/>
               </w:rPr>
               <w:t xml:space="preserve"> </w:t>
             </w:r>
             <w:r>
               <w:rPr>
-                <w:rFonts w:ascii="標楷體" w:eastAsia="標楷體" w:hAnsi="標楷體" w:cs="標楷體" w:hint="eastAsia"/>
-                <w:bCs/>
+                <w:rFonts w:eastAsia="標楷體" w:hint="eastAsia"/>
                 <w:color w:val="000000" w:themeColor="text1"/>
               </w:rPr>
               <w:t>者</w:t>
@@ -1421,11 +1333,9 @@
             <w:pPr>
               <w:jc w:val="both"/>
               <w:rPr>
-                <w:rFonts w:ascii="標楷體" w:eastAsia="標楷體" w:hAnsi="標楷體"/>
-                <w:bCs/>
+                <w:rFonts w:eastAsia="標楷體"/>
                 <w:color w:val="000000" w:themeColor="text1"/>
                 <w:sz w:val="20"/>
-                <w:szCs w:val="20"/>
               </w:rPr>
             </w:pPr>
           </w:p>
@@ -1446,20 +1356,16 @@
             <w:pPr>
               <w:jc w:val="right"/>
               <w:rPr>
-                <w:rFonts w:ascii="標楷體" w:eastAsia="標楷體" w:hAnsi="標楷體"/>
-                <w:bCs/>
+                <w:rFonts w:eastAsia="標楷體"/>
                 <w:color w:val="000000" w:themeColor="text1"/>
                 <w:sz w:val="20"/>
-                <w:szCs w:val="20"/>
               </w:rPr>
             </w:pPr>
             <w:r>
               <w:rPr>
-                <w:rFonts w:ascii="標楷體" w:eastAsia="標楷體" w:hAnsi="標楷體"/>
-                <w:bCs/>
+                <w:rFonts w:eastAsia="標楷體"/>
                 <w:color w:val="000000" w:themeColor="text1"/>
                 <w:sz w:val="20"/>
-                <w:szCs w:val="20"/>
               </w:rPr>
               <w:t xml:space="preserve">      </w:t>
             </w:r>
@@ -1480,12 +1386,10 @@
             <w:pPr>
               <w:jc w:val="both"/>
               <w:rPr>
-                <w:rFonts w:ascii="標楷體" w:eastAsia="標楷體" w:hAnsi="標楷體"/>
-                <w:bCs/>
+                <w:rFonts w:eastAsia="標楷體"/>
                 <w:color w:val="000000" w:themeColor="text1"/>
                 <w:position w:val="-4"/>
                 <w:sz w:val="20"/>
-                <w:szCs w:val="20"/>
               </w:rPr>
             </w:pPr>
           </w:p>
@@ -1506,12 +1410,10 @@
             <w:pPr>
               <w:jc w:val="both"/>
               <w:rPr>
-                <w:rFonts w:ascii="標楷體" w:eastAsia="標楷體" w:hAnsi="標楷體"/>
-                <w:bCs/>
+                <w:rFonts w:eastAsia="標楷體"/>
                 <w:color w:val="000000" w:themeColor="text1"/>
                 <w:position w:val="-4"/>
                 <w:sz w:val="20"/>
-                <w:szCs w:val="20"/>
               </w:rPr>
             </w:pPr>
           </w:p>
@@ -1531,12 +1433,10 @@
             <w:pPr>
               <w:jc w:val="both"/>
               <w:rPr>
-                <w:rFonts w:ascii="標楷體" w:eastAsia="標楷體" w:hAnsi="標楷體"/>
-                <w:bCs/>
+                <w:rFonts w:eastAsia="標楷體"/>
                 <w:color w:val="000000" w:themeColor="text1"/>
                 <w:position w:val="-4"/>
                 <w:sz w:val="20"/>
-                <w:szCs w:val="20"/>
               </w:rPr>
             </w:pPr>
           </w:p>
@@ -1559,28 +1459,38 @@
             <w:pPr>
               <w:spacing w:line="260" w:lineRule="exact"/>
               <w:rPr>
-                <w:rFonts w:ascii="標楷體" w:eastAsia="標楷體" w:hAnsi="標楷體"/>
+                <w:rFonts w:eastAsia="標楷體"/>
                 <w:b/>
-                <w:bCs/>
                 <w:color w:val="000000" w:themeColor="text1"/>
                 <w:position w:val="-4"/>
                 <w:sz w:val="20"/>
-                <w:szCs w:val="20"/>
               </w:rPr>
             </w:pPr>
             <w:r>
               <w:rPr>
-                <w:rFonts w:ascii="標楷體" w:eastAsia="標楷體" w:hAnsi="標楷體" w:hint="eastAsia"/>
-                <w:bCs/>
-                <w:color w:val="000000" w:themeColor="text1"/>
-              </w:rPr>
-              <w:t>依職業安全衛生設施規則第 29-4 條規定，</w:t>
+                <w:rFonts w:eastAsia="標楷體" w:hint="eastAsia"/>
+                <w:color w:val="000000" w:themeColor="text1"/>
+              </w:rPr>
+              <w:t>依職業安全衛生設施規則第</w:t>
+            </w:r>
+            <w:r>
+              <w:rPr>
+                <w:rFonts w:eastAsia="標楷體"/>
+                <w:color w:val="000000" w:themeColor="text1"/>
+              </w:rPr>
+              <w:t xml:space="preserve"> 29-4 </w:t>
+            </w:r>
+            <w:r>
+              <w:rPr>
+                <w:rFonts w:eastAsia="標楷體" w:hint="eastAsia"/>
+                <w:color w:val="000000" w:themeColor="text1"/>
+              </w:rPr>
+              <w:t>條規定，</w:t>
             </w:r>
             <w:proofErr w:type="gramStart"/>
             <w:r>
               <w:rPr>
-                <w:rFonts w:ascii="標楷體" w:eastAsia="標楷體" w:hAnsi="標楷體" w:hint="eastAsia"/>
-                <w:bCs/>
+                <w:rFonts w:eastAsia="標楷體" w:hint="eastAsia"/>
                 <w:color w:val="000000" w:themeColor="text1"/>
               </w:rPr>
               <w:t>採</w:t>
@@ -1588,11 +1498,38 @@
             <w:proofErr w:type="gramEnd"/>
             <w:r>
               <w:rPr>
-                <w:rFonts w:ascii="標楷體" w:eastAsia="標楷體" w:hAnsi="標楷體" w:hint="eastAsia"/>
-                <w:bCs/>
-                <w:color w:val="000000" w:themeColor="text1"/>
-              </w:rPr>
-              <w:t>連續監測，並將後續相關監測記錄填報於附表四、局限空間氣體濃度測定紀錄表(每半小時至少紀錄一次)。</w:t>
+                <w:rFonts w:eastAsia="標楷體" w:hint="eastAsia"/>
+                <w:color w:val="000000" w:themeColor="text1"/>
+              </w:rPr>
+              <w:t>連續監測，並將後續相關監測記錄填報於附表四、局限空間氣體濃度測定紀錄表</w:t>
+            </w:r>
+            <w:r>
+              <w:rPr>
+                <w:rFonts w:eastAsia="標楷體"/>
+                <w:color w:val="000000" w:themeColor="text1"/>
+              </w:rPr>
+              <w:t>(</w:t>
+            </w:r>
+            <w:r>
+              <w:rPr>
+                <w:rFonts w:eastAsia="標楷體" w:hint="eastAsia"/>
+                <w:color w:val="000000" w:themeColor="text1"/>
+              </w:rPr>
+              <w:t>每半小時至少紀錄一次</w:t>
+            </w:r>
+            <w:r>
+              <w:rPr>
+                <w:rFonts w:eastAsia="標楷體"/>
+                <w:color w:val="000000" w:themeColor="text1"/>
+              </w:rPr>
+              <w:t>)</w:t>
+            </w:r>
+            <w:r>
+              <w:rPr>
+                <w:rFonts w:eastAsia="標楷體" w:hint="eastAsia"/>
+                <w:color w:val="000000" w:themeColor="text1"/>
+              </w:rPr>
+              <w:t>。</w:t>
             </w:r>
           </w:p>
         </w:tc>
@@ -1610,18 +1547,16 @@
             <w:pPr>
               <w:spacing w:line="340" w:lineRule="exact"/>
               <w:rPr>
-                <w:rFonts w:ascii="標楷體" w:eastAsia="標楷體" w:hAnsi="標楷體"/>
+                <w:rFonts w:eastAsia="標楷體"/>
                 <w:color w:val="000000" w:themeColor="text1"/>
                 <w:sz w:val="28"/>
-                <w:szCs w:val="28"/>
               </w:rPr>
             </w:pPr>
             <w:r>
               <w:rPr>
-                <w:rFonts w:ascii="標楷體" w:eastAsia="標楷體" w:hAnsi="標楷體" w:cs="標楷體" w:hint="eastAsia"/>
+                <w:rFonts w:eastAsia="標楷體" w:hint="eastAsia"/>
                 <w:color w:val="000000" w:themeColor="text1"/>
                 <w:sz w:val="28"/>
-                <w:szCs w:val="28"/>
               </w:rPr>
               <w:t>作業場所</w:t>
             </w:r>
@@ -1630,18 +1565,16 @@
             <w:pPr>
               <w:spacing w:line="340" w:lineRule="exact"/>
               <w:rPr>
-                <w:rFonts w:ascii="標楷體" w:eastAsia="標楷體" w:hAnsi="標楷體"/>
+                <w:rFonts w:eastAsia="標楷體"/>
                 <w:color w:val="000000" w:themeColor="text1"/>
                 <w:sz w:val="28"/>
-                <w:szCs w:val="28"/>
               </w:rPr>
             </w:pPr>
             <w:r>
               <w:rPr>
-                <w:rFonts w:ascii="標楷體" w:eastAsia="標楷體" w:hAnsi="標楷體" w:cs="標楷體" w:hint="eastAsia"/>
+                <w:rFonts w:eastAsia="標楷體" w:hint="eastAsia"/>
                 <w:color w:val="000000" w:themeColor="text1"/>
                 <w:sz w:val="28"/>
-                <w:szCs w:val="28"/>
               </w:rPr>
               <w:t>危害性</w:t>
             </w:r>
@@ -1658,27 +1591,24 @@
               <w:spacing w:line="220" w:lineRule="exact"/>
               <w:jc w:val="both"/>
               <w:rPr>
-                <w:rFonts w:ascii="標楷體" w:eastAsia="標楷體" w:hAnsi="標楷體"/>
+                <w:rFonts w:eastAsia="標楷體"/>
                 <w:color w:val="000000" w:themeColor="text1"/>
                 <w:sz w:val="18"/>
-                <w:szCs w:val="18"/>
               </w:rPr>
             </w:pPr>
             <w:r>
               <w:rPr>
-                <w:rFonts w:ascii="標楷體" w:eastAsia="標楷體" w:hAnsi="標楷體" w:hint="eastAsia"/>
+                <w:rFonts w:eastAsia="標楷體" w:hint="eastAsia"/>
                 <w:color w:val="000000" w:themeColor="text1"/>
                 <w:sz w:val="18"/>
-                <w:szCs w:val="18"/>
               </w:rPr>
               <w:t>□粉塵□衝撞□溺水□爆炸性□照明不良□廢棄物□通風</w:t>
             </w:r>
             <w:r>
               <w:rPr>
-                <w:rFonts w:ascii="標楷體" w:eastAsia="標楷體" w:hAnsi="標楷體" w:hint="eastAsia"/>
-                <w:color w:val="FF0000"/>
+                <w:rFonts w:eastAsia="標楷體" w:hint="eastAsia"/>
+                <w:color w:val="000000" w:themeColor="text1"/>
                 <w:sz w:val="18"/>
-                <w:szCs w:val="18"/>
               </w:rPr>
               <w:t>不良</w:t>
             </w:r>
@@ -1690,58 +1620,52 @@
               <w:ind w:leftChars="8" w:left="19"/>
               <w:jc w:val="both"/>
               <w:rPr>
-                <w:rFonts w:ascii="標楷體" w:eastAsia="標楷體" w:hAnsi="標楷體"/>
+                <w:rFonts w:eastAsia="標楷體"/>
                 <w:color w:val="000000" w:themeColor="text1"/>
                 <w:sz w:val="18"/>
-                <w:szCs w:val="18"/>
               </w:rPr>
             </w:pPr>
             <w:r>
               <w:rPr>
-                <w:rFonts w:ascii="標楷體" w:eastAsia="標楷體" w:hAnsi="標楷體" w:hint="eastAsia"/>
+                <w:rFonts w:eastAsia="標楷體" w:hint="eastAsia"/>
                 <w:color w:val="000000" w:themeColor="text1"/>
                 <w:sz w:val="18"/>
-                <w:szCs w:val="18"/>
               </w:rPr>
               <w:t>□</w:t>
             </w:r>
             <w:proofErr w:type="gramStart"/>
             <w:r>
               <w:rPr>
-                <w:rFonts w:ascii="標楷體" w:eastAsia="標楷體" w:hAnsi="標楷體" w:hint="eastAsia"/>
+                <w:rFonts w:eastAsia="標楷體" w:hint="eastAsia"/>
                 <w:color w:val="000000" w:themeColor="text1"/>
                 <w:sz w:val="18"/>
-                <w:szCs w:val="18"/>
               </w:rPr>
               <w:t>感電</w:t>
             </w:r>
             <w:proofErr w:type="gramEnd"/>
             <w:r>
               <w:rPr>
-                <w:rFonts w:ascii="標楷體" w:eastAsia="標楷體" w:hAnsi="標楷體" w:hint="eastAsia"/>
+                <w:rFonts w:eastAsia="標楷體" w:hint="eastAsia"/>
                 <w:color w:val="000000" w:themeColor="text1"/>
                 <w:sz w:val="18"/>
-                <w:szCs w:val="18"/>
               </w:rPr>
               <w:t>□火災□被夾、被</w:t>
             </w:r>
             <w:proofErr w:type="gramStart"/>
             <w:r>
               <w:rPr>
-                <w:rFonts w:ascii="標楷體" w:eastAsia="標楷體" w:hAnsi="標楷體" w:hint="eastAsia"/>
+                <w:rFonts w:eastAsia="標楷體" w:hint="eastAsia"/>
                 <w:color w:val="000000" w:themeColor="text1"/>
                 <w:sz w:val="18"/>
-                <w:szCs w:val="18"/>
               </w:rPr>
               <w:t>捲</w:t>
             </w:r>
             <w:proofErr w:type="gramEnd"/>
             <w:r>
               <w:rPr>
-                <w:rFonts w:ascii="標楷體" w:eastAsia="標楷體" w:hAnsi="標楷體" w:hint="eastAsia"/>
+                <w:rFonts w:eastAsia="標楷體" w:hint="eastAsia"/>
                 <w:color w:val="000000" w:themeColor="text1"/>
                 <w:sz w:val="18"/>
-                <w:szCs w:val="18"/>
               </w:rPr>
               <w:t>□墜落、滑倒□塌陷、吞陷</w:t>
             </w:r>
@@ -1753,25 +1677,23 @@
               <w:ind w:leftChars="8" w:left="19"/>
               <w:jc w:val="both"/>
               <w:rPr>
-                <w:rFonts w:ascii="標楷體" w:eastAsia="標楷體" w:hAnsi="標楷體"/>
+                <w:rFonts w:eastAsia="標楷體"/>
                 <w:color w:val="000000" w:themeColor="text1"/>
               </w:rPr>
             </w:pPr>
             <w:r>
               <w:rPr>
-                <w:rFonts w:ascii="標楷體" w:eastAsia="標楷體" w:hAnsi="標楷體" w:hint="eastAsia"/>
+                <w:rFonts w:eastAsia="標楷體" w:hint="eastAsia"/>
                 <w:color w:val="000000" w:themeColor="text1"/>
                 <w:sz w:val="18"/>
-                <w:szCs w:val="18"/>
               </w:rPr>
               <w:t>□熱或冷危害□缺氧、窒息□中毒□其他危害</w:t>
             </w:r>
             <w:r>
               <w:rPr>
-                <w:rFonts w:ascii="標楷體" w:eastAsia="標楷體" w:hAnsi="標楷體" w:hint="eastAsia"/>
+                <w:rFonts w:eastAsia="標楷體"/>
                 <w:color w:val="000000" w:themeColor="text1"/>
                 <w:sz w:val="18"/>
-                <w:szCs w:val="18"/>
               </w:rPr>
               <w:t xml:space="preserve">       </w:t>
             </w:r>
@@ -1792,18 +1714,16 @@
             <w:pPr>
               <w:spacing w:line="380" w:lineRule="exact"/>
               <w:rPr>
-                <w:rFonts w:ascii="標楷體" w:eastAsia="標楷體" w:hAnsi="標楷體"/>
+                <w:rFonts w:eastAsia="標楷體"/>
                 <w:color w:val="000000" w:themeColor="text1"/>
                 <w:sz w:val="28"/>
-                <w:szCs w:val="28"/>
               </w:rPr>
             </w:pPr>
             <w:r>
               <w:rPr>
-                <w:rFonts w:ascii="標楷體" w:eastAsia="標楷體" w:hAnsi="標楷體" w:cs="標楷體" w:hint="eastAsia"/>
+                <w:rFonts w:eastAsia="標楷體" w:hint="eastAsia"/>
                 <w:color w:val="000000" w:themeColor="text1"/>
                 <w:sz w:val="28"/>
-                <w:szCs w:val="28"/>
               </w:rPr>
               <w:t>登記許可進入</w:t>
             </w:r>
@@ -1812,18 +1732,16 @@
             <w:pPr>
               <w:spacing w:line="380" w:lineRule="exact"/>
               <w:rPr>
-                <w:rFonts w:ascii="標楷體" w:eastAsia="標楷體" w:hAnsi="標楷體"/>
+                <w:rFonts w:eastAsia="標楷體"/>
                 <w:color w:val="000000" w:themeColor="text1"/>
                 <w:sz w:val="28"/>
-                <w:szCs w:val="28"/>
               </w:rPr>
             </w:pPr>
             <w:r>
               <w:rPr>
-                <w:rFonts w:ascii="標楷體" w:eastAsia="標楷體" w:hAnsi="標楷體" w:cs="標楷體" w:hint="eastAsia"/>
+                <w:rFonts w:eastAsia="標楷體" w:hint="eastAsia"/>
                 <w:color w:val="000000" w:themeColor="text1"/>
                 <w:sz w:val="28"/>
-                <w:szCs w:val="28"/>
               </w:rPr>
               <w:t>作業人員簽名</w:t>
             </w:r>
@@ -1837,18 +1755,16 @@
             <w:pPr>
               <w:spacing w:line="260" w:lineRule="exact"/>
               <w:rPr>
-                <w:rFonts w:ascii="標楷體" w:eastAsia="標楷體" w:hAnsi="標楷體"/>
+                <w:rFonts w:eastAsia="標楷體"/>
                 <w:color w:val="000000" w:themeColor="text1"/>
                 <w:sz w:val="20"/>
-                <w:szCs w:val="20"/>
               </w:rPr>
             </w:pPr>
             <w:r>
               <w:rPr>
-                <w:rFonts w:ascii="標楷體" w:eastAsia="標楷體" w:hAnsi="標楷體" w:cs="標楷體" w:hint="eastAsia"/>
+                <w:rFonts w:eastAsia="標楷體" w:hint="eastAsia"/>
                 <w:color w:val="000000" w:themeColor="text1"/>
                 <w:sz w:val="20"/>
-                <w:szCs w:val="20"/>
               </w:rPr>
               <w:t>作業人員</w:t>
             </w:r>
@@ -1857,18 +1773,16 @@
             <w:pPr>
               <w:spacing w:line="260" w:lineRule="exact"/>
               <w:rPr>
-                <w:rFonts w:ascii="標楷體" w:eastAsia="標楷體" w:hAnsi="標楷體"/>
+                <w:rFonts w:eastAsia="標楷體"/>
                 <w:color w:val="000000" w:themeColor="text1"/>
                 <w:sz w:val="20"/>
-                <w:szCs w:val="20"/>
               </w:rPr>
             </w:pPr>
             <w:r>
               <w:rPr>
-                <w:rFonts w:ascii="標楷體" w:eastAsia="標楷體" w:hAnsi="標楷體" w:cs="標楷體" w:hint="eastAsia"/>
+                <w:rFonts w:eastAsia="標楷體" w:hint="eastAsia"/>
                 <w:color w:val="000000" w:themeColor="text1"/>
                 <w:sz w:val="20"/>
-                <w:szCs w:val="20"/>
               </w:rPr>
               <w:t>（簽名）</w:t>
             </w:r>
@@ -1882,18 +1796,16 @@
             <w:pPr>
               <w:spacing w:line="260" w:lineRule="exact"/>
               <w:rPr>
-                <w:rFonts w:ascii="標楷體" w:eastAsia="標楷體" w:hAnsi="標楷體"/>
+                <w:rFonts w:eastAsia="標楷體"/>
                 <w:color w:val="000000" w:themeColor="text1"/>
                 <w:sz w:val="20"/>
-                <w:szCs w:val="20"/>
               </w:rPr>
             </w:pPr>
             <w:r>
               <w:rPr>
-                <w:rFonts w:ascii="標楷體" w:eastAsia="標楷體" w:hAnsi="標楷體" w:cs="標楷體" w:hint="eastAsia"/>
+                <w:rFonts w:eastAsia="標楷體" w:hint="eastAsia"/>
                 <w:color w:val="000000" w:themeColor="text1"/>
                 <w:sz w:val="20"/>
-                <w:szCs w:val="20"/>
               </w:rPr>
               <w:t>作業人員</w:t>
             </w:r>
@@ -1901,16 +1813,15 @@
           <w:p>
             <w:pPr>
               <w:rPr>
-                <w:rFonts w:ascii="標楷體" w:eastAsia="標楷體" w:hAnsi="標楷體"/>
+                <w:rFonts w:eastAsia="標楷體"/>
                 <w:color w:val="000000" w:themeColor="text1"/>
               </w:rPr>
             </w:pPr>
             <w:r>
               <w:rPr>
-                <w:rFonts w:ascii="標楷體" w:eastAsia="標楷體" w:hAnsi="標楷體" w:cs="標楷體" w:hint="eastAsia"/>
+                <w:rFonts w:eastAsia="標楷體" w:hint="eastAsia"/>
                 <w:color w:val="000000" w:themeColor="text1"/>
                 <w:sz w:val="20"/>
-                <w:szCs w:val="20"/>
               </w:rPr>
               <w:t>（簽名）</w:t>
             </w:r>
@@ -1925,18 +1836,16 @@
             <w:pPr>
               <w:spacing w:line="260" w:lineRule="exact"/>
               <w:rPr>
-                <w:rFonts w:ascii="標楷體" w:eastAsia="標楷體" w:hAnsi="標楷體"/>
+                <w:rFonts w:eastAsia="標楷體"/>
                 <w:color w:val="000000" w:themeColor="text1"/>
                 <w:sz w:val="20"/>
-                <w:szCs w:val="20"/>
               </w:rPr>
             </w:pPr>
             <w:r>
               <w:rPr>
-                <w:rFonts w:ascii="標楷體" w:eastAsia="標楷體" w:hAnsi="標楷體" w:cs="標楷體" w:hint="eastAsia"/>
+                <w:rFonts w:eastAsia="標楷體" w:hint="eastAsia"/>
                 <w:color w:val="000000" w:themeColor="text1"/>
                 <w:sz w:val="20"/>
-                <w:szCs w:val="20"/>
               </w:rPr>
               <w:t>作業人員</w:t>
             </w:r>
@@ -1944,16 +1853,15 @@
           <w:p>
             <w:pPr>
               <w:rPr>
-                <w:rFonts w:ascii="標楷體" w:eastAsia="標楷體" w:hAnsi="標楷體"/>
+                <w:rFonts w:eastAsia="標楷體"/>
                 <w:color w:val="000000" w:themeColor="text1"/>
               </w:rPr>
             </w:pPr>
             <w:r>
               <w:rPr>
-                <w:rFonts w:ascii="標楷體" w:eastAsia="標楷體" w:hAnsi="標楷體" w:cs="標楷體" w:hint="eastAsia"/>
+                <w:rFonts w:eastAsia="標楷體" w:hint="eastAsia"/>
                 <w:color w:val="000000" w:themeColor="text1"/>
                 <w:sz w:val="20"/>
-                <w:szCs w:val="20"/>
               </w:rPr>
               <w:t>（簽名）</w:t>
             </w:r>
@@ -1968,18 +1876,16 @@
             <w:pPr>
               <w:spacing w:line="260" w:lineRule="exact"/>
               <w:rPr>
-                <w:rFonts w:ascii="標楷體" w:eastAsia="標楷體" w:hAnsi="標楷體"/>
+                <w:rFonts w:eastAsia="標楷體"/>
                 <w:color w:val="000000" w:themeColor="text1"/>
                 <w:sz w:val="20"/>
-                <w:szCs w:val="20"/>
               </w:rPr>
             </w:pPr>
             <w:r>
               <w:rPr>
-                <w:rFonts w:ascii="標楷體" w:eastAsia="標楷體" w:hAnsi="標楷體" w:cs="標楷體" w:hint="eastAsia"/>
+                <w:rFonts w:eastAsia="標楷體" w:hint="eastAsia"/>
                 <w:color w:val="000000" w:themeColor="text1"/>
                 <w:sz w:val="20"/>
-                <w:szCs w:val="20"/>
               </w:rPr>
               <w:t>作業人員</w:t>
             </w:r>
@@ -1988,18 +1894,16 @@
             <w:pPr>
               <w:spacing w:line="260" w:lineRule="exact"/>
               <w:rPr>
-                <w:rFonts w:ascii="標楷體" w:eastAsia="標楷體" w:hAnsi="標楷體"/>
+                <w:rFonts w:eastAsia="標楷體"/>
                 <w:color w:val="000000" w:themeColor="text1"/>
                 <w:sz w:val="20"/>
-                <w:szCs w:val="20"/>
               </w:rPr>
             </w:pPr>
             <w:r>
               <w:rPr>
-                <w:rFonts w:ascii="標楷體" w:eastAsia="標楷體" w:hAnsi="標楷體" w:cs="標楷體" w:hint="eastAsia"/>
+                <w:rFonts w:eastAsia="標楷體" w:hint="eastAsia"/>
                 <w:color w:val="000000" w:themeColor="text1"/>
                 <w:sz w:val="20"/>
-                <w:szCs w:val="20"/>
               </w:rPr>
               <w:t>（簽名）</w:t>
             </w:r>
@@ -2013,18 +1917,16 @@
             <w:pPr>
               <w:spacing w:line="260" w:lineRule="exact"/>
               <w:rPr>
-                <w:rFonts w:ascii="標楷體" w:eastAsia="標楷體" w:hAnsi="標楷體"/>
+                <w:rFonts w:eastAsia="標楷體"/>
                 <w:color w:val="000000" w:themeColor="text1"/>
                 <w:sz w:val="20"/>
-                <w:szCs w:val="20"/>
               </w:rPr>
             </w:pPr>
             <w:r>
               <w:rPr>
-                <w:rFonts w:ascii="標楷體" w:eastAsia="標楷體" w:hAnsi="標楷體" w:cs="標楷體" w:hint="eastAsia"/>
+                <w:rFonts w:eastAsia="標楷體" w:hint="eastAsia"/>
                 <w:color w:val="000000" w:themeColor="text1"/>
                 <w:sz w:val="20"/>
-                <w:szCs w:val="20"/>
               </w:rPr>
               <w:t>作業人員</w:t>
             </w:r>
@@ -2032,16 +1934,15 @@
           <w:p>
             <w:pPr>
               <w:rPr>
-                <w:rFonts w:ascii="標楷體" w:eastAsia="標楷體" w:hAnsi="標楷體"/>
+                <w:rFonts w:eastAsia="標楷體"/>
                 <w:color w:val="000000" w:themeColor="text1"/>
               </w:rPr>
             </w:pPr>
             <w:r>
               <w:rPr>
-                <w:rFonts w:ascii="標楷體" w:eastAsia="標楷體" w:hAnsi="標楷體" w:cs="標楷體" w:hint="eastAsia"/>
+                <w:rFonts w:eastAsia="標楷體" w:hint="eastAsia"/>
                 <w:color w:val="000000" w:themeColor="text1"/>
                 <w:sz w:val="20"/>
-                <w:szCs w:val="20"/>
               </w:rPr>
               <w:t>（簽名）</w:t>
             </w:r>
@@ -2056,18 +1957,16 @@
             <w:pPr>
               <w:spacing w:line="260" w:lineRule="exact"/>
               <w:rPr>
-                <w:rFonts w:ascii="標楷體" w:eastAsia="標楷體" w:hAnsi="標楷體"/>
+                <w:rFonts w:eastAsia="標楷體"/>
                 <w:color w:val="000000" w:themeColor="text1"/>
                 <w:sz w:val="20"/>
-                <w:szCs w:val="20"/>
               </w:rPr>
             </w:pPr>
             <w:r>
               <w:rPr>
-                <w:rFonts w:ascii="標楷體" w:eastAsia="標楷體" w:hAnsi="標楷體" w:cs="標楷體" w:hint="eastAsia"/>
+                <w:rFonts w:eastAsia="標楷體" w:hint="eastAsia"/>
                 <w:color w:val="000000" w:themeColor="text1"/>
                 <w:sz w:val="20"/>
-                <w:szCs w:val="20"/>
               </w:rPr>
               <w:t>作業人員</w:t>
             </w:r>
@@ -2075,16 +1974,15 @@
           <w:p>
             <w:pPr>
               <w:rPr>
-                <w:rFonts w:ascii="標楷體" w:eastAsia="標楷體" w:hAnsi="標楷體"/>
+                <w:rFonts w:eastAsia="標楷體"/>
                 <w:color w:val="000000" w:themeColor="text1"/>
               </w:rPr>
             </w:pPr>
             <w:r>
               <w:rPr>
-                <w:rFonts w:ascii="標楷體" w:eastAsia="標楷體" w:hAnsi="標楷體" w:cs="標楷體" w:hint="eastAsia"/>
+                <w:rFonts w:eastAsia="標楷體" w:hint="eastAsia"/>
                 <w:color w:val="000000" w:themeColor="text1"/>
                 <w:sz w:val="20"/>
-                <w:szCs w:val="20"/>
               </w:rPr>
               <w:t>（簽名）</w:t>
             </w:r>
@@ -2103,10 +2001,9 @@
           <w:p>
             <w:pPr>
               <w:rPr>
-                <w:rFonts w:ascii="標楷體" w:eastAsia="標楷體" w:hAnsi="標楷體"/>
+                <w:rFonts w:eastAsia="標楷體"/>
                 <w:color w:val="000000" w:themeColor="text1"/>
                 <w:sz w:val="28"/>
-                <w:szCs w:val="28"/>
               </w:rPr>
             </w:pPr>
           </w:p>
@@ -2118,7 +2015,7 @@
           <w:p>
             <w:pPr>
               <w:rPr>
-                <w:rFonts w:ascii="標楷體" w:eastAsia="標楷體" w:hAnsi="標楷體"/>
+                <w:rFonts w:eastAsia="標楷體"/>
                 <w:color w:val="000000" w:themeColor="text1"/>
               </w:rPr>
             </w:pPr>
@@ -2131,7 +2028,7 @@
           <w:p>
             <w:pPr>
               <w:rPr>
-                <w:rFonts w:ascii="標楷體" w:eastAsia="標楷體" w:hAnsi="標楷體"/>
+                <w:rFonts w:eastAsia="標楷體"/>
                 <w:color w:val="000000" w:themeColor="text1"/>
               </w:rPr>
             </w:pPr>
@@ -2145,7 +2042,7 @@
           <w:p>
             <w:pPr>
               <w:rPr>
-                <w:rFonts w:ascii="標楷體" w:eastAsia="標楷體" w:hAnsi="標楷體"/>
+                <w:rFonts w:eastAsia="標楷體"/>
                 <w:color w:val="000000" w:themeColor="text1"/>
               </w:rPr>
             </w:pPr>
@@ -2159,7 +2056,7 @@
           <w:p>
             <w:pPr>
               <w:rPr>
-                <w:rFonts w:ascii="標楷體" w:eastAsia="標楷體" w:hAnsi="標楷體"/>
+                <w:rFonts w:eastAsia="標楷體"/>
                 <w:color w:val="000000" w:themeColor="text1"/>
               </w:rPr>
             </w:pPr>
@@ -2172,7 +2069,7 @@
           <w:p>
             <w:pPr>
               <w:rPr>
-                <w:rFonts w:ascii="標楷體" w:eastAsia="標楷體" w:hAnsi="標楷體"/>
+                <w:rFonts w:eastAsia="標楷體"/>
                 <w:color w:val="000000" w:themeColor="text1"/>
               </w:rPr>
             </w:pPr>
@@ -2186,7 +2083,7 @@
           <w:p>
             <w:pPr>
               <w:rPr>
-                <w:rFonts w:ascii="標楷體" w:eastAsia="標楷體" w:hAnsi="標楷體"/>
+                <w:rFonts w:eastAsia="標楷體"/>
                 <w:color w:val="000000" w:themeColor="text1"/>
               </w:rPr>
             </w:pPr>
@@ -2205,10 +2102,9 @@
           <w:p>
             <w:pPr>
               <w:rPr>
-                <w:rFonts w:ascii="標楷體" w:eastAsia="標楷體" w:hAnsi="標楷體"/>
+                <w:rFonts w:eastAsia="標楷體"/>
                 <w:color w:val="000000" w:themeColor="text1"/>
                 <w:sz w:val="28"/>
-                <w:szCs w:val="28"/>
               </w:rPr>
             </w:pPr>
           </w:p>
@@ -2220,7 +2116,7 @@
           <w:p>
             <w:pPr>
               <w:rPr>
-                <w:rFonts w:ascii="標楷體" w:eastAsia="標楷體" w:hAnsi="標楷體"/>
+                <w:rFonts w:eastAsia="標楷體"/>
                 <w:color w:val="000000" w:themeColor="text1"/>
               </w:rPr>
             </w:pPr>
@@ -2233,7 +2129,7 @@
           <w:p>
             <w:pPr>
               <w:rPr>
-                <w:rFonts w:ascii="標楷體" w:eastAsia="標楷體" w:hAnsi="標楷體"/>
+                <w:rFonts w:eastAsia="標楷體"/>
                 <w:color w:val="000000" w:themeColor="text1"/>
               </w:rPr>
             </w:pPr>
@@ -2247,7 +2143,7 @@
           <w:p>
             <w:pPr>
               <w:rPr>
-                <w:rFonts w:ascii="標楷體" w:eastAsia="標楷體" w:hAnsi="標楷體"/>
+                <w:rFonts w:eastAsia="標楷體"/>
                 <w:color w:val="000000" w:themeColor="text1"/>
               </w:rPr>
             </w:pPr>
@@ -2261,7 +2157,7 @@
           <w:p>
             <w:pPr>
               <w:rPr>
-                <w:rFonts w:ascii="標楷體" w:eastAsia="標楷體" w:hAnsi="標楷體"/>
+                <w:rFonts w:eastAsia="標楷體"/>
                 <w:color w:val="000000" w:themeColor="text1"/>
               </w:rPr>
             </w:pPr>
@@ -2274,7 +2170,7 @@
           <w:p>
             <w:pPr>
               <w:rPr>
-                <w:rFonts w:ascii="標楷體" w:eastAsia="標楷體" w:hAnsi="標楷體"/>
+                <w:rFonts w:eastAsia="標楷體"/>
                 <w:color w:val="000000" w:themeColor="text1"/>
               </w:rPr>
             </w:pPr>
@@ -2288,7 +2184,7 @@
           <w:p>
             <w:pPr>
               <w:rPr>
-                <w:rFonts w:ascii="標楷體" w:eastAsia="標楷體" w:hAnsi="標楷體"/>
+                <w:rFonts w:eastAsia="標楷體"/>
                 <w:color w:val="000000" w:themeColor="text1"/>
               </w:rPr>
             </w:pPr>
@@ -2307,10 +2203,9 @@
           <w:p>
             <w:pPr>
               <w:rPr>
-                <w:rFonts w:ascii="標楷體" w:eastAsia="標楷體" w:hAnsi="標楷體"/>
+                <w:rFonts w:eastAsia="標楷體"/>
                 <w:color w:val="000000" w:themeColor="text1"/>
                 <w:sz w:val="28"/>
-                <w:szCs w:val="28"/>
               </w:rPr>
             </w:pPr>
           </w:p>
@@ -2322,7 +2217,7 @@
           <w:p>
             <w:pPr>
               <w:rPr>
-                <w:rFonts w:ascii="標楷體" w:eastAsia="標楷體" w:hAnsi="標楷體"/>
+                <w:rFonts w:eastAsia="標楷體"/>
                 <w:color w:val="000000" w:themeColor="text1"/>
               </w:rPr>
             </w:pPr>
@@ -2335,7 +2230,7 @@
           <w:p>
             <w:pPr>
               <w:rPr>
-                <w:rFonts w:ascii="標楷體" w:eastAsia="標楷體" w:hAnsi="標楷體"/>
+                <w:rFonts w:eastAsia="標楷體"/>
                 <w:color w:val="000000" w:themeColor="text1"/>
               </w:rPr>
             </w:pPr>
@@ -2349,7 +2244,7 @@
           <w:p>
             <w:pPr>
               <w:rPr>
-                <w:rFonts w:ascii="標楷體" w:eastAsia="標楷體" w:hAnsi="標楷體"/>
+                <w:rFonts w:eastAsia="標楷體"/>
                 <w:color w:val="000000" w:themeColor="text1"/>
               </w:rPr>
             </w:pPr>
@@ -2363,7 +2258,7 @@
           <w:p>
             <w:pPr>
               <w:rPr>
-                <w:rFonts w:ascii="標楷體" w:eastAsia="標楷體" w:hAnsi="標楷體"/>
+                <w:rFonts w:eastAsia="標楷體"/>
                 <w:color w:val="000000" w:themeColor="text1"/>
               </w:rPr>
             </w:pPr>
@@ -2376,7 +2271,7 @@
           <w:p>
             <w:pPr>
               <w:rPr>
-                <w:rFonts w:ascii="標楷體" w:eastAsia="標楷體" w:hAnsi="標楷體"/>
+                <w:rFonts w:eastAsia="標楷體"/>
                 <w:color w:val="000000" w:themeColor="text1"/>
               </w:rPr>
             </w:pPr>
@@ -2390,7 +2285,7 @@
           <w:p>
             <w:pPr>
               <w:rPr>
-                <w:rFonts w:ascii="標楷體" w:eastAsia="標楷體" w:hAnsi="標楷體"/>
+                <w:rFonts w:eastAsia="標楷體"/>
                 <w:color w:val="000000" w:themeColor="text1"/>
               </w:rPr>
             </w:pPr>
@@ -2409,18 +2304,16 @@
           <w:p>
             <w:pPr>
               <w:rPr>
-                <w:rFonts w:ascii="標楷體" w:eastAsia="標楷體" w:hAnsi="標楷體"/>
+                <w:rFonts w:eastAsia="標楷體"/>
                 <w:color w:val="000000" w:themeColor="text1"/>
                 <w:sz w:val="28"/>
-                <w:szCs w:val="28"/>
               </w:rPr>
             </w:pPr>
             <w:r>
               <w:rPr>
-                <w:rFonts w:ascii="標楷體" w:eastAsia="標楷體" w:hAnsi="標楷體" w:cs="標楷體" w:hint="eastAsia"/>
+                <w:rFonts w:eastAsia="標楷體" w:hint="eastAsia"/>
                 <w:color w:val="000000" w:themeColor="text1"/>
                 <w:sz w:val="28"/>
-                <w:szCs w:val="28"/>
               </w:rPr>
               <w:t>現場監視人員</w:t>
             </w:r>
@@ -2434,13 +2327,13 @@
           <w:p>
             <w:pPr>
               <w:rPr>
-                <w:rFonts w:ascii="標楷體" w:eastAsia="標楷體" w:hAnsi="標楷體"/>
+                <w:rFonts w:eastAsia="標楷體"/>
                 <w:color w:val="000000" w:themeColor="text1"/>
               </w:rPr>
             </w:pPr>
             <w:r>
               <w:rPr>
-                <w:rFonts w:ascii="標楷體" w:eastAsia="標楷體" w:hAnsi="標楷體" w:cs="標楷體" w:hint="eastAsia"/>
+                <w:rFonts w:eastAsia="標楷體" w:hint="eastAsia"/>
                 <w:color w:val="000000" w:themeColor="text1"/>
               </w:rPr>
               <w:t>（簽名）</w:t>
@@ -2460,18 +2353,16 @@
           <w:p>
             <w:pPr>
               <w:rPr>
-                <w:rFonts w:ascii="標楷體" w:eastAsia="標楷體" w:hAnsi="標楷體"/>
+                <w:rFonts w:eastAsia="標楷體"/>
                 <w:color w:val="000000" w:themeColor="text1"/>
                 <w:sz w:val="28"/>
-                <w:szCs w:val="28"/>
               </w:rPr>
             </w:pPr>
             <w:r>
               <w:rPr>
-                <w:rFonts w:ascii="標楷體" w:eastAsia="標楷體" w:hAnsi="標楷體" w:cs="標楷體" w:hint="eastAsia"/>
+                <w:rFonts w:eastAsia="標楷體" w:hint="eastAsia"/>
                 <w:color w:val="000000" w:themeColor="text1"/>
                 <w:sz w:val="28"/>
-                <w:szCs w:val="28"/>
               </w:rPr>
               <w:t>能源隔離措施</w:t>
             </w:r>
@@ -2489,16 +2380,15 @@
               <w:jc w:val="left"/>
               <w:textAlignment w:val="top"/>
               <w:rPr>
-                <w:rFonts w:ascii="標楷體" w:eastAsia="標楷體" w:hAnsi="標楷體" w:cs="標楷體"/>
+                <w:rFonts w:ascii="Times New Roman" w:eastAsia="標楷體"/>
                 <w:color w:val="000000" w:themeColor="text1"/>
                 <w:position w:val="6"/>
                 <w:sz w:val="22"/>
-                <w:szCs w:val="22"/>
               </w:rPr>
             </w:pPr>
             <w:r>
               <w:rPr>
-                <w:rFonts w:ascii="標楷體" w:eastAsia="標楷體" w:hAnsi="標楷體" w:cs="Times New Roman" w:hint="eastAsia"/>
+                <w:rFonts w:ascii="Times New Roman" w:eastAsia="標楷體" w:hint="eastAsia"/>
                 <w:color w:val="000000" w:themeColor="text1"/>
                 <w:spacing w:val="0"/>
                 <w:kern w:val="2"/>
@@ -2509,7 +2399,7 @@
             </w:r>
             <w:r>
               <w:rPr>
-                <w:rFonts w:ascii="標楷體" w:eastAsia="標楷體" w:hAnsi="標楷體" w:cs="Times New Roman"/>
+                <w:rFonts w:ascii="Times New Roman" w:eastAsia="標楷體"/>
                 <w:color w:val="000000" w:themeColor="text1"/>
                 <w:spacing w:val="0"/>
                 <w:kern w:val="2"/>
@@ -2520,7 +2410,7 @@
             </w:r>
             <w:r>
               <w:rPr>
-                <w:rFonts w:ascii="標楷體" w:eastAsia="標楷體" w:hAnsi="標楷體" w:cs="Times New Roman" w:hint="eastAsia"/>
+                <w:rFonts w:ascii="Times New Roman" w:eastAsia="標楷體" w:hint="eastAsia"/>
                 <w:color w:val="000000" w:themeColor="text1"/>
                 <w:spacing w:val="0"/>
                 <w:kern w:val="2"/>
@@ -2531,25 +2421,25 @@
             </w:r>
             <w:r>
               <w:rPr>
-                <w:rFonts w:ascii="標楷體" w:eastAsia="標楷體" w:hAnsi="標楷體" w:cs="Times New Roman" w:hint="eastAsia"/>
+                <w:rFonts w:ascii="Times New Roman" w:eastAsia="標楷體" w:hint="eastAsia"/>
                 <w:color w:val="000000" w:themeColor="text1"/>
                 <w:spacing w:val="0"/>
                 <w:kern w:val="2"/>
                 <w:position w:val="0"/>
                 <w:sz w:val="22"/>
               </w:rPr>
-              <w:t xml:space="preserve">□其他 </w:t>
-            </w:r>
-            <w:r>
-              <w:rPr>
-                <w:rFonts w:ascii="標楷體" w:eastAsia="標楷體" w:hAnsi="標楷體" w:cs="Times New Roman"/>
+              <w:t>□其他</w:t>
+            </w:r>
+            <w:r>
+              <w:rPr>
+                <w:rFonts w:ascii="Times New Roman" w:eastAsia="標楷體"/>
                 <w:color w:val="000000" w:themeColor="text1"/>
                 <w:spacing w:val="0"/>
                 <w:kern w:val="2"/>
                 <w:position w:val="0"/>
                 <w:sz w:val="22"/>
               </w:rPr>
-              <w:t xml:space="preserve">  </w:t>
+              <w:t xml:space="preserve">   </w:t>
             </w:r>
           </w:p>
         </w:tc>
@@ -2566,38 +2456,34 @@
           <w:p>
             <w:pPr>
               <w:rPr>
-                <w:rFonts w:ascii="標楷體" w:eastAsia="標楷體" w:hAnsi="標楷體"/>
+                <w:rFonts w:eastAsia="標楷體"/>
                 <w:color w:val="000000" w:themeColor="text1"/>
                 <w:sz w:val="28"/>
-                <w:szCs w:val="28"/>
               </w:rPr>
             </w:pPr>
             <w:r>
               <w:rPr>
-                <w:rFonts w:ascii="標楷體" w:eastAsia="標楷體" w:hAnsi="標楷體" w:cs="標楷體" w:hint="eastAsia"/>
+                <w:rFonts w:eastAsia="標楷體" w:hint="eastAsia"/>
                 <w:color w:val="000000" w:themeColor="text1"/>
                 <w:sz w:val="28"/>
-                <w:szCs w:val="28"/>
               </w:rPr>
               <w:t>許可進入人員與外部連</w:t>
             </w:r>
             <w:proofErr w:type="gramStart"/>
             <w:r>
               <w:rPr>
-                <w:rFonts w:ascii="標楷體" w:eastAsia="標楷體" w:hAnsi="標楷體" w:cs="標楷體" w:hint="eastAsia"/>
+                <w:rFonts w:eastAsia="標楷體" w:hint="eastAsia"/>
                 <w:color w:val="000000" w:themeColor="text1"/>
                 <w:sz w:val="28"/>
-                <w:szCs w:val="28"/>
               </w:rPr>
               <w:t>繫</w:t>
             </w:r>
             <w:proofErr w:type="gramEnd"/>
             <w:r>
               <w:rPr>
-                <w:rFonts w:ascii="標楷體" w:eastAsia="標楷體" w:hAnsi="標楷體" w:cs="標楷體" w:hint="eastAsia"/>
+                <w:rFonts w:eastAsia="標楷體" w:hint="eastAsia"/>
                 <w:color w:val="000000" w:themeColor="text1"/>
                 <w:sz w:val="28"/>
-                <w:szCs w:val="28"/>
               </w:rPr>
               <w:t>設備及方法</w:t>
             </w:r>
@@ -2614,14 +2500,14 @@
               <w:ind w:leftChars="0" w:left="0"/>
               <w:jc w:val="both"/>
               <w:rPr>
-                <w:rFonts w:ascii="標楷體" w:eastAsia="標楷體" w:hAnsi="標楷體"/>
+                <w:rFonts w:eastAsia="標楷體"/>
                 <w:color w:val="000000" w:themeColor="text1"/>
                 <w:sz w:val="22"/>
               </w:rPr>
             </w:pPr>
             <w:r>
               <w:rPr>
-                <w:rFonts w:ascii="標楷體" w:eastAsia="標楷體" w:hAnsi="標楷體" w:hint="eastAsia"/>
+                <w:rFonts w:eastAsia="標楷體" w:hint="eastAsia"/>
                 <w:color w:val="000000" w:themeColor="text1"/>
                 <w:sz w:val="22"/>
               </w:rPr>
@@ -2630,7 +2516,7 @@
             <w:proofErr w:type="gramStart"/>
             <w:r>
               <w:rPr>
-                <w:rFonts w:ascii="標楷體" w:eastAsia="標楷體" w:hAnsi="標楷體" w:hint="eastAsia"/>
+                <w:rFonts w:eastAsia="標楷體" w:hint="eastAsia"/>
                 <w:color w:val="000000" w:themeColor="text1"/>
                 <w:sz w:val="22"/>
               </w:rPr>
@@ -2639,7 +2525,7 @@
             <w:proofErr w:type="gramEnd"/>
             <w:r>
               <w:rPr>
-                <w:rFonts w:ascii="標楷體" w:eastAsia="標楷體" w:hAnsi="標楷體" w:hint="eastAsia"/>
+                <w:rFonts w:eastAsia="標楷體" w:hint="eastAsia"/>
                 <w:color w:val="000000" w:themeColor="text1"/>
                 <w:sz w:val="22"/>
               </w:rPr>
@@ -2647,7 +2533,7 @@
             </w:r>
             <w:r>
               <w:rPr>
-                <w:rFonts w:ascii="標楷體" w:eastAsia="標楷體" w:hAnsi="標楷體"/>
+                <w:rFonts w:eastAsia="標楷體"/>
                 <w:color w:val="000000" w:themeColor="text1"/>
                 <w:sz w:val="22"/>
               </w:rPr>
@@ -2656,7 +2542,7 @@
             <w:proofErr w:type="gramStart"/>
             <w:r>
               <w:rPr>
-                <w:rFonts w:ascii="標楷體" w:eastAsia="標楷體" w:hAnsi="標楷體" w:hint="eastAsia"/>
+                <w:rFonts w:eastAsia="標楷體" w:hint="eastAsia"/>
                 <w:color w:val="000000" w:themeColor="text1"/>
                 <w:sz w:val="22"/>
               </w:rPr>
@@ -2665,7 +2551,7 @@
             <w:proofErr w:type="gramEnd"/>
             <w:r>
               <w:rPr>
-                <w:rFonts w:ascii="標楷體" w:eastAsia="標楷體" w:hAnsi="標楷體" w:hint="eastAsia"/>
+                <w:rFonts w:eastAsia="標楷體" w:hint="eastAsia"/>
                 <w:color w:val="000000" w:themeColor="text1"/>
                 <w:sz w:val="22"/>
               </w:rPr>
@@ -2673,21 +2559,31 @@
             </w:r>
             <w:r>
               <w:rPr>
-                <w:rFonts w:ascii="標楷體" w:eastAsia="標楷體" w:hAnsi="標楷體" w:cs="標楷體"/>
+                <w:rFonts w:eastAsia="標楷體"/>
                 <w:color w:val="000000" w:themeColor="text1"/>
                 <w:sz w:val="22"/>
               </w:rPr>
-              <w:t>□其他</w:t>
-            </w:r>
-            <w:r>
-              <w:rPr>
+              <w:t>□</w:t>
+            </w:r>
+            <w:r>
+              <w:rPr>
+                <w:rFonts w:eastAsia="標楷體"/>
                 <w:color w:val="000000" w:themeColor="text1"/>
                 <w:sz w:val="22"/>
               </w:rPr>
+              <w:t>其他</w:t>
+            </w:r>
+            <w:r>
+              <w:rPr>
+                <w:rFonts w:eastAsia="標楷體" w:hint="eastAsia"/>
+                <w:color w:val="000000" w:themeColor="text1"/>
+                <w:sz w:val="22"/>
+              </w:rPr>
               <w:t>：</w:t>
             </w:r>
             <w:r>
               <w:rPr>
+                <w:rFonts w:eastAsia="標楷體"/>
                 <w:color w:val="000000" w:themeColor="text1"/>
                 <w:sz w:val="22"/>
                 <w:u w:val="single"/>
@@ -2710,18 +2606,16 @@
             <w:pPr>
               <w:spacing w:line="380" w:lineRule="exact"/>
               <w:rPr>
-                <w:rFonts w:ascii="標楷體" w:eastAsia="標楷體" w:hAnsi="標楷體"/>
+                <w:rFonts w:eastAsia="標楷體"/>
                 <w:color w:val="000000" w:themeColor="text1"/>
                 <w:sz w:val="28"/>
-                <w:szCs w:val="28"/>
               </w:rPr>
             </w:pPr>
             <w:r>
               <w:rPr>
-                <w:rFonts w:ascii="標楷體" w:eastAsia="標楷體" w:hAnsi="標楷體" w:cs="標楷體" w:hint="eastAsia"/>
+                <w:rFonts w:eastAsia="標楷體" w:hint="eastAsia"/>
                 <w:color w:val="000000" w:themeColor="text1"/>
                 <w:sz w:val="28"/>
-                <w:szCs w:val="28"/>
               </w:rPr>
               <w:t>防護設備及救援設備之準備及使用</w:t>
             </w:r>
@@ -2736,14 +2630,14 @@
             <w:pPr>
               <w:spacing w:line="240" w:lineRule="atLeast"/>
               <w:rPr>
-                <w:rFonts w:ascii="標楷體" w:eastAsia="標楷體" w:hAnsi="標楷體"/>
+                <w:rFonts w:eastAsia="標楷體"/>
                 <w:color w:val="000000" w:themeColor="text1"/>
                 <w:sz w:val="22"/>
               </w:rPr>
             </w:pPr>
             <w:r>
               <w:rPr>
-                <w:rFonts w:ascii="標楷體" w:eastAsia="標楷體" w:hAnsi="標楷體" w:cs="標楷體" w:hint="eastAsia"/>
+                <w:rFonts w:eastAsia="標楷體" w:hint="eastAsia"/>
                 <w:color w:val="000000" w:themeColor="text1"/>
                 <w:sz w:val="22"/>
               </w:rPr>
@@ -2751,7 +2645,7 @@
             </w:r>
             <w:r>
               <w:rPr>
-                <w:rFonts w:ascii="標楷體" w:eastAsia="標楷體" w:hAnsi="標楷體" w:cs="標楷體" w:hint="eastAsia"/>
+                <w:rFonts w:eastAsia="標楷體" w:hint="eastAsia"/>
                 <w:color w:val="000000" w:themeColor="text1"/>
                 <w:sz w:val="22"/>
               </w:rPr>
@@ -2759,7 +2653,7 @@
             </w:r>
             <w:r>
               <w:rPr>
-                <w:rFonts w:ascii="標楷體" w:eastAsia="標楷體" w:hAnsi="標楷體" w:cs="標楷體" w:hint="eastAsia"/>
+                <w:rFonts w:eastAsia="標楷體" w:hint="eastAsia"/>
                 <w:color w:val="000000" w:themeColor="text1"/>
                 <w:sz w:val="22"/>
               </w:rPr>
@@ -2768,7 +2662,7 @@
             <w:proofErr w:type="gramStart"/>
             <w:r>
               <w:rPr>
-                <w:rFonts w:ascii="標楷體" w:eastAsia="標楷體" w:hAnsi="標楷體" w:cs="標楷體"/>
+                <w:rFonts w:eastAsia="標楷體"/>
                 <w:color w:val="000000" w:themeColor="text1"/>
                 <w:sz w:val="22"/>
               </w:rPr>
@@ -2777,7 +2671,7 @@
             <w:proofErr w:type="gramEnd"/>
             <w:r>
               <w:rPr>
-                <w:rFonts w:ascii="標楷體" w:eastAsia="標楷體" w:hAnsi="標楷體" w:cs="標楷體"/>
+                <w:rFonts w:eastAsia="標楷體"/>
                 <w:color w:val="000000" w:themeColor="text1"/>
                 <w:sz w:val="22"/>
               </w:rPr>
@@ -2786,7 +2680,7 @@
             <w:proofErr w:type="gramStart"/>
             <w:r>
               <w:rPr>
-                <w:rFonts w:ascii="標楷體" w:eastAsia="標楷體" w:hAnsi="標楷體" w:cs="標楷體"/>
+                <w:rFonts w:eastAsia="標楷體"/>
                 <w:color w:val="000000" w:themeColor="text1"/>
                 <w:sz w:val="22"/>
               </w:rPr>
@@ -2795,7 +2689,7 @@
             <w:proofErr w:type="gramEnd"/>
             <w:r>
               <w:rPr>
-                <w:rFonts w:ascii="標楷體" w:eastAsia="標楷體" w:hAnsi="標楷體" w:cs="標楷體" w:hint="eastAsia"/>
+                <w:rFonts w:eastAsia="標楷體" w:hint="eastAsia"/>
                 <w:color w:val="000000" w:themeColor="text1"/>
                 <w:sz w:val="22"/>
               </w:rPr>
@@ -2803,7 +2697,7 @@
             </w:r>
             <w:r>
               <w:rPr>
-                <w:rFonts w:ascii="標楷體" w:eastAsia="標楷體" w:hAnsi="標楷體" w:cs="標楷體" w:hint="eastAsia"/>
+                <w:rFonts w:eastAsia="標楷體" w:hint="eastAsia"/>
                 <w:color w:val="000000" w:themeColor="text1"/>
                 <w:sz w:val="22"/>
               </w:rPr>
@@ -2811,7 +2705,7 @@
             </w:r>
             <w:r>
               <w:rPr>
-                <w:rFonts w:ascii="標楷體" w:eastAsia="標楷體" w:hAnsi="標楷體" w:cs="標楷體" w:hint="eastAsia"/>
+                <w:rFonts w:eastAsia="標楷體" w:hint="eastAsia"/>
                 <w:color w:val="000000" w:themeColor="text1"/>
                 <w:sz w:val="22"/>
               </w:rPr>
@@ -2820,7 +2714,7 @@
             <w:proofErr w:type="gramStart"/>
             <w:r>
               <w:rPr>
-                <w:rFonts w:ascii="標楷體" w:eastAsia="標楷體" w:hAnsi="標楷體" w:cs="標楷體" w:hint="eastAsia"/>
+                <w:rFonts w:eastAsia="標楷體" w:hint="eastAsia"/>
                 <w:color w:val="000000" w:themeColor="text1"/>
                 <w:sz w:val="22"/>
               </w:rPr>
@@ -2829,7 +2723,7 @@
             <w:proofErr w:type="gramEnd"/>
             <w:r>
               <w:rPr>
-                <w:rFonts w:ascii="標楷體" w:eastAsia="標楷體" w:hAnsi="標楷體" w:cs="標楷體" w:hint="eastAsia"/>
+                <w:rFonts w:eastAsia="標楷體" w:hint="eastAsia"/>
                 <w:color w:val="000000" w:themeColor="text1"/>
                 <w:sz w:val="22"/>
               </w:rPr>
@@ -2837,32 +2731,88 @@
             </w:r>
             <w:r>
               <w:rPr>
-                <w:rFonts w:ascii="標楷體" w:eastAsia="標楷體" w:hAnsi="標楷體" w:cs="標楷體"/>
+                <w:rFonts w:eastAsia="標楷體"/>
                 <w:color w:val="000000" w:themeColor="text1"/>
                 <w:sz w:val="22"/>
               </w:rPr>
-              <w:t>□供氣式呼吸防護具□梯子□工作井開口護欄□照明設備</w:t>
-            </w:r>
-            <w:r>
-              <w:rPr>
-                <w:rFonts w:ascii="標楷體" w:eastAsia="標楷體" w:hAnsi="標楷體" w:cs="標楷體" w:hint="eastAsia"/>
+              <w:t>□</w:t>
+            </w:r>
+            <w:r>
+              <w:rPr>
+                <w:rFonts w:eastAsia="標楷體"/>
                 <w:color w:val="000000" w:themeColor="text1"/>
                 <w:sz w:val="22"/>
               </w:rPr>
+              <w:t>供氣式呼吸防護具</w:t>
+            </w:r>
+            <w:r>
+              <w:rPr>
+                <w:rFonts w:eastAsia="標楷體"/>
+                <w:color w:val="000000" w:themeColor="text1"/>
+                <w:sz w:val="22"/>
+              </w:rPr>
               <w:t>□</w:t>
             </w:r>
             <w:r>
               <w:rPr>
-                <w:rFonts w:ascii="標楷體" w:eastAsia="標楷體" w:hAnsi="標楷體" w:cs="標楷體"/>
+                <w:rFonts w:eastAsia="標楷體"/>
                 <w:color w:val="000000" w:themeColor="text1"/>
                 <w:sz w:val="22"/>
               </w:rPr>
+              <w:t>梯子</w:t>
+            </w:r>
+            <w:r>
+              <w:rPr>
+                <w:rFonts w:eastAsia="標楷體"/>
+                <w:color w:val="000000" w:themeColor="text1"/>
+                <w:sz w:val="22"/>
+              </w:rPr>
+              <w:t>□</w:t>
+            </w:r>
+            <w:r>
+              <w:rPr>
+                <w:rFonts w:eastAsia="標楷體"/>
+                <w:color w:val="000000" w:themeColor="text1"/>
+                <w:sz w:val="22"/>
+              </w:rPr>
+              <w:t>工作井開口護欄</w:t>
+            </w:r>
+            <w:r>
+              <w:rPr>
+                <w:rFonts w:eastAsia="標楷體"/>
+                <w:color w:val="000000" w:themeColor="text1"/>
+                <w:sz w:val="22"/>
+              </w:rPr>
+              <w:t>□</w:t>
+            </w:r>
+            <w:r>
+              <w:rPr>
+                <w:rFonts w:eastAsia="標楷體"/>
+                <w:color w:val="000000" w:themeColor="text1"/>
+                <w:sz w:val="22"/>
+              </w:rPr>
+              <w:t>照明設備</w:t>
+            </w:r>
+            <w:r>
+              <w:rPr>
+                <w:rFonts w:eastAsia="標楷體" w:hint="eastAsia"/>
+                <w:color w:val="000000" w:themeColor="text1"/>
+                <w:sz w:val="22"/>
+              </w:rPr>
+              <w:t>□</w:t>
+            </w:r>
+            <w:r>
+              <w:rPr>
+                <w:rFonts w:eastAsia="標楷體"/>
+                <w:color w:val="000000" w:themeColor="text1"/>
+                <w:sz w:val="22"/>
+              </w:rPr>
               <w:t>動力或機械</w:t>
             </w:r>
             <w:proofErr w:type="gramStart"/>
             <w:r>
               <w:rPr>
-                <w:rFonts w:ascii="標楷體" w:eastAsia="標楷體" w:hAnsi="標楷體" w:cs="標楷體"/>
+                <w:rFonts w:eastAsia="標楷體"/>
                 <w:color w:val="000000" w:themeColor="text1"/>
                 <w:sz w:val="22"/>
               </w:rPr>
@@ -2871,7 +2821,7 @@
             <w:proofErr w:type="gramEnd"/>
             <w:r>
               <w:rPr>
-                <w:rFonts w:ascii="標楷體" w:eastAsia="標楷體" w:hAnsi="標楷體" w:cs="標楷體" w:hint="eastAsia"/>
+                <w:rFonts w:eastAsia="標楷體" w:hint="eastAsia"/>
                 <w:color w:val="000000" w:themeColor="text1"/>
                 <w:sz w:val="22"/>
               </w:rPr>
@@ -2879,7 +2829,7 @@
             </w:r>
             <w:r>
               <w:rPr>
-                <w:rFonts w:ascii="標楷體" w:eastAsia="標楷體" w:hAnsi="標楷體" w:cs="標楷體" w:hint="eastAsia"/>
+                <w:rFonts w:eastAsia="標楷體" w:hint="eastAsia"/>
                 <w:color w:val="000000" w:themeColor="text1"/>
                 <w:sz w:val="22"/>
               </w:rPr>
@@ -2887,7 +2837,7 @@
             </w:r>
             <w:r>
               <w:rPr>
-                <w:rFonts w:ascii="標楷體" w:eastAsia="標楷體" w:hAnsi="標楷體" w:cs="標楷體" w:hint="eastAsia"/>
+                <w:rFonts w:eastAsia="標楷體" w:hint="eastAsia"/>
                 <w:color w:val="000000" w:themeColor="text1"/>
                 <w:sz w:val="22"/>
               </w:rPr>
@@ -2895,7 +2845,7 @@
             </w:r>
             <w:r>
               <w:rPr>
-                <w:rFonts w:ascii="標楷體" w:eastAsia="標楷體" w:hAnsi="標楷體" w:cs="標楷體" w:hint="eastAsia"/>
+                <w:rFonts w:eastAsia="標楷體" w:hint="eastAsia"/>
                 <w:color w:val="000000" w:themeColor="text1"/>
                 <w:sz w:val="22"/>
               </w:rPr>
@@ -2903,7 +2853,7 @@
             </w:r>
             <w:r>
               <w:rPr>
-                <w:rFonts w:ascii="標楷體" w:eastAsia="標楷體" w:hAnsi="標楷體" w:cs="標楷體" w:hint="eastAsia"/>
+                <w:rFonts w:eastAsia="標楷體" w:hint="eastAsia"/>
                 <w:color w:val="000000" w:themeColor="text1"/>
                 <w:sz w:val="22"/>
               </w:rPr>
@@ -2911,7 +2861,7 @@
             </w:r>
             <w:r>
               <w:rPr>
-                <w:rFonts w:ascii="標楷體" w:eastAsia="標楷體" w:hAnsi="標楷體" w:cs="標楷體" w:hint="eastAsia"/>
+                <w:rFonts w:eastAsia="標楷體" w:hint="eastAsia"/>
                 <w:color w:val="000000" w:themeColor="text1"/>
                 <w:sz w:val="22"/>
               </w:rPr>
@@ -2919,21 +2869,31 @@
             </w:r>
             <w:r>
               <w:rPr>
-                <w:rFonts w:ascii="標楷體" w:eastAsia="標楷體" w:hAnsi="標楷體" w:cs="標楷體"/>
+                <w:rFonts w:eastAsia="標楷體"/>
                 <w:color w:val="000000" w:themeColor="text1"/>
                 <w:sz w:val="22"/>
               </w:rPr>
-              <w:t>□其他</w:t>
-            </w:r>
-            <w:r>
-              <w:rPr>
+              <w:t>□</w:t>
+            </w:r>
+            <w:r>
+              <w:rPr>
+                <w:rFonts w:eastAsia="標楷體"/>
                 <w:color w:val="000000" w:themeColor="text1"/>
                 <w:sz w:val="22"/>
               </w:rPr>
+              <w:t>其他</w:t>
+            </w:r>
+            <w:r>
+              <w:rPr>
+                <w:rFonts w:eastAsia="標楷體" w:hint="eastAsia"/>
+                <w:color w:val="000000" w:themeColor="text1"/>
+                <w:sz w:val="22"/>
+              </w:rPr>
               <w:t>：</w:t>
             </w:r>
             <w:r>
               <w:rPr>
+                <w:rFonts w:eastAsia="標楷體"/>
                 <w:color w:val="000000" w:themeColor="text1"/>
                 <w:sz w:val="22"/>
                 <w:u w:val="single"/>
@@ -2955,18 +2915,16 @@
           <w:p>
             <w:pPr>
               <w:rPr>
-                <w:rFonts w:ascii="標楷體" w:eastAsia="標楷體" w:hAnsi="標楷體"/>
+                <w:rFonts w:eastAsia="標楷體"/>
                 <w:color w:val="000000" w:themeColor="text1"/>
                 <w:sz w:val="28"/>
-                <w:szCs w:val="28"/>
               </w:rPr>
             </w:pPr>
             <w:r>
               <w:rPr>
-                <w:rFonts w:ascii="標楷體" w:eastAsia="標楷體" w:hAnsi="標楷體" w:cs="標楷體" w:hint="eastAsia"/>
+                <w:rFonts w:eastAsia="標楷體" w:hint="eastAsia"/>
                 <w:color w:val="000000" w:themeColor="text1"/>
                 <w:sz w:val="28"/>
-                <w:szCs w:val="28"/>
               </w:rPr>
               <w:t>其他安全防護措施</w:t>
             </w:r>
@@ -2980,14 +2938,14 @@
           <w:p>
             <w:pPr>
               <w:rPr>
-                <w:rFonts w:ascii="標楷體" w:eastAsia="標楷體" w:hAnsi="標楷體"/>
+                <w:rFonts w:eastAsia="標楷體"/>
                 <w:color w:val="000000" w:themeColor="text1"/>
                 <w:sz w:val="22"/>
               </w:rPr>
             </w:pPr>
             <w:r>
               <w:rPr>
-                <w:rFonts w:ascii="標楷體" w:eastAsia="標楷體" w:hAnsi="標楷體" w:hint="eastAsia"/>
+                <w:rFonts w:eastAsia="標楷體" w:hint="eastAsia"/>
                 <w:color w:val="000000" w:themeColor="text1"/>
                 <w:sz w:val="22"/>
               </w:rPr>
@@ -2997,13 +2955,13 @@
           <w:p>
             <w:pPr>
               <w:rPr>
-                <w:rFonts w:ascii="標楷體" w:eastAsia="標楷體" w:hAnsi="標楷體"/>
+                <w:rFonts w:eastAsia="標楷體"/>
                 <w:color w:val="000000" w:themeColor="text1"/>
               </w:rPr>
             </w:pPr>
             <w:r>
               <w:rPr>
-                <w:rFonts w:ascii="標楷體" w:eastAsia="標楷體" w:hAnsi="標楷體" w:hint="eastAsia"/>
+                <w:rFonts w:eastAsia="標楷體" w:hint="eastAsia"/>
                 <w:color w:val="000000" w:themeColor="text1"/>
                 <w:sz w:val="22"/>
               </w:rPr>
@@ -3011,7 +2969,7 @@
             </w:r>
             <w:r>
               <w:rPr>
-                <w:rFonts w:ascii="標楷體" w:eastAsia="標楷體" w:hAnsi="標楷體"/>
+                <w:rFonts w:eastAsia="標楷體"/>
                 <w:color w:val="000000" w:themeColor="text1"/>
                 <w:sz w:val="22"/>
                 <w:u w:val="single"/>
@@ -3033,28 +2991,25 @@
           <w:p>
             <w:pPr>
               <w:rPr>
-                <w:rFonts w:ascii="標楷體" w:eastAsia="標楷體" w:hAnsi="標楷體"/>
+                <w:rFonts w:eastAsia="標楷體"/>
                 <w:color w:val="000000" w:themeColor="text1"/>
                 <w:sz w:val="28"/>
-                <w:szCs w:val="28"/>
               </w:rPr>
             </w:pPr>
           </w:p>
           <w:p>
             <w:pPr>
               <w:rPr>
-                <w:rFonts w:ascii="標楷體" w:eastAsia="標楷體" w:hAnsi="標楷體"/>
+                <w:rFonts w:eastAsia="標楷體"/>
                 <w:color w:val="000000" w:themeColor="text1"/>
                 <w:sz w:val="28"/>
-                <w:szCs w:val="28"/>
               </w:rPr>
             </w:pPr>
             <w:r>
               <w:rPr>
-                <w:rFonts w:ascii="標楷體" w:eastAsia="標楷體" w:hAnsi="標楷體" w:cs="標楷體" w:hint="eastAsia"/>
+                <w:rFonts w:eastAsia="標楷體" w:hint="eastAsia"/>
                 <w:color w:val="000000" w:themeColor="text1"/>
                 <w:sz w:val="28"/>
-                <w:szCs w:val="28"/>
               </w:rPr>
               <w:t>備註</w:t>
             </w:r>
@@ -3073,18 +3028,16 @@
               </w:numPr>
               <w:spacing w:line="240" w:lineRule="exact"/>
               <w:rPr>
-                <w:rFonts w:ascii="標楷體" w:eastAsia="標楷體" w:hAnsi="標楷體"/>
+                <w:rFonts w:eastAsia="標楷體"/>
                 <w:color w:val="000000" w:themeColor="text1"/>
                 <w:sz w:val="20"/>
-                <w:szCs w:val="20"/>
               </w:rPr>
             </w:pPr>
             <w:r>
               <w:rPr>
-                <w:rFonts w:ascii="標楷體" w:eastAsia="標楷體" w:hAnsi="標楷體" w:cs="標楷體" w:hint="eastAsia"/>
+                <w:rFonts w:eastAsia="標楷體" w:hint="eastAsia"/>
                 <w:color w:val="000000" w:themeColor="text1"/>
                 <w:sz w:val="20"/>
-                <w:szCs w:val="20"/>
               </w:rPr>
               <w:t>對從事該作業勞工之進出，部門檢驗人員或承攬商應予確認、點名登記。</w:t>
             </w:r>
@@ -3097,18 +3050,16 @@
               </w:numPr>
               <w:spacing w:line="240" w:lineRule="exact"/>
               <w:rPr>
-                <w:rFonts w:ascii="標楷體" w:eastAsia="標楷體" w:hAnsi="標楷體"/>
+                <w:rFonts w:eastAsia="標楷體"/>
                 <w:color w:val="000000" w:themeColor="text1"/>
                 <w:sz w:val="20"/>
-                <w:szCs w:val="20"/>
               </w:rPr>
             </w:pPr>
             <w:r>
               <w:rPr>
-                <w:rFonts w:ascii="標楷體" w:eastAsia="標楷體" w:hAnsi="標楷體" w:cs="標楷體" w:hint="eastAsia"/>
+                <w:rFonts w:eastAsia="標楷體" w:hint="eastAsia"/>
                 <w:color w:val="000000" w:themeColor="text1"/>
                 <w:sz w:val="20"/>
-                <w:szCs w:val="20"/>
               </w:rPr>
               <w:t>本紀錄表由經辦部門主管或承攬商雇主、現場工地負責人或現場作業主管詳細、確認填寫簽署後，才可使勞工進入該作業場所工作。</w:t>
             </w:r>
@@ -3121,18 +3072,16 @@
               </w:numPr>
               <w:spacing w:line="240" w:lineRule="exact"/>
               <w:rPr>
-                <w:rFonts w:ascii="標楷體" w:eastAsia="標楷體" w:hAnsi="標楷體"/>
+                <w:rFonts w:eastAsia="標楷體"/>
                 <w:color w:val="000000" w:themeColor="text1"/>
                 <w:sz w:val="20"/>
-                <w:szCs w:val="20"/>
               </w:rPr>
             </w:pPr>
             <w:r>
               <w:rPr>
-                <w:rFonts w:ascii="標楷體" w:eastAsia="標楷體" w:hAnsi="標楷體" w:cs="標楷體" w:hint="eastAsia"/>
+                <w:rFonts w:eastAsia="標楷體" w:hint="eastAsia"/>
                 <w:color w:val="000000" w:themeColor="text1"/>
                 <w:sz w:val="20"/>
-                <w:szCs w:val="20"/>
               </w:rPr>
               <w:t>本表一式二份；一份承攬商自存，一份送工程主辦部門備查。並依法保存三年以上備查（電廠施作部門填寫一份即可）。</w:t>
             </w:r>
@@ -3145,112 +3094,100 @@
               </w:numPr>
               <w:spacing w:line="240" w:lineRule="exact"/>
               <w:rPr>
-                <w:rFonts w:ascii="標楷體" w:eastAsia="標楷體" w:hAnsi="標楷體"/>
+                <w:rFonts w:eastAsia="標楷體"/>
                 <w:color w:val="000000" w:themeColor="text1"/>
                 <w:sz w:val="20"/>
-                <w:szCs w:val="20"/>
               </w:rPr>
             </w:pPr>
             <w:r>
               <w:rPr>
-                <w:rFonts w:ascii="標楷體" w:eastAsia="標楷體" w:hAnsi="標楷體" w:cs="標楷體" w:hint="eastAsia"/>
+                <w:rFonts w:eastAsia="標楷體" w:hint="eastAsia"/>
                 <w:color w:val="000000" w:themeColor="text1"/>
                 <w:sz w:val="20"/>
-                <w:szCs w:val="20"/>
               </w:rPr>
               <w:t>依法規定（</w:t>
             </w:r>
             <w:r>
               <w:rPr>
-                <w:rFonts w:ascii="標楷體" w:eastAsia="標楷體" w:hAnsi="標楷體"/>
+                <w:rFonts w:eastAsia="標楷體"/>
                 <w:color w:val="000000" w:themeColor="text1"/>
                 <w:sz w:val="20"/>
-                <w:szCs w:val="20"/>
               </w:rPr>
               <w:t>1</w:t>
             </w:r>
             <w:r>
               <w:rPr>
-                <w:rFonts w:ascii="標楷體" w:eastAsia="標楷體" w:hAnsi="標楷體" w:cs="標楷體" w:hint="eastAsia"/>
+                <w:rFonts w:eastAsia="標楷體" w:hint="eastAsia"/>
                 <w:color w:val="000000" w:themeColor="text1"/>
                 <w:sz w:val="20"/>
-                <w:szCs w:val="20"/>
               </w:rPr>
               <w:t>）空氣氧氣含量不得低於</w:t>
             </w:r>
             <w:r>
               <w:rPr>
-                <w:rFonts w:ascii="標楷體" w:eastAsia="標楷體" w:hAnsi="標楷體"/>
+                <w:rFonts w:eastAsia="標楷體"/>
                 <w:color w:val="000000" w:themeColor="text1"/>
                 <w:sz w:val="20"/>
-                <w:szCs w:val="20"/>
               </w:rPr>
               <w:t>18</w:t>
             </w:r>
             <w:proofErr w:type="gramStart"/>
             <w:r>
               <w:rPr>
-                <w:rFonts w:ascii="標楷體" w:eastAsia="標楷體" w:hAnsi="標楷體" w:cs="標楷體" w:hint="eastAsia"/>
+                <w:rFonts w:eastAsia="標楷體" w:hint="eastAsia"/>
                 <w:color w:val="000000" w:themeColor="text1"/>
                 <w:sz w:val="20"/>
-                <w:szCs w:val="20"/>
               </w:rPr>
               <w:t>﹪</w:t>
             </w:r>
             <w:proofErr w:type="gramEnd"/>
             <w:r>
               <w:rPr>
-                <w:rFonts w:ascii="標楷體" w:eastAsia="標楷體" w:hAnsi="標楷體" w:cs="標楷體" w:hint="eastAsia"/>
+                <w:rFonts w:eastAsia="標楷體" w:hint="eastAsia"/>
                 <w:color w:val="000000" w:themeColor="text1"/>
                 <w:sz w:val="20"/>
-                <w:szCs w:val="20"/>
               </w:rPr>
               <w:t>或高於</w:t>
             </w:r>
             <w:r>
               <w:rPr>
-                <w:rFonts w:ascii="標楷體" w:eastAsia="標楷體" w:hAnsi="標楷體"/>
+                <w:rFonts w:eastAsia="標楷體"/>
                 <w:color w:val="000000" w:themeColor="text1"/>
                 <w:sz w:val="20"/>
-                <w:szCs w:val="20"/>
               </w:rPr>
               <w:t>23</w:t>
             </w:r>
             <w:proofErr w:type="gramStart"/>
             <w:r>
               <w:rPr>
-                <w:rFonts w:ascii="標楷體" w:eastAsia="標楷體" w:hAnsi="標楷體" w:cs="標楷體" w:hint="eastAsia"/>
+                <w:rFonts w:eastAsia="標楷體" w:hint="eastAsia"/>
                 <w:color w:val="000000" w:themeColor="text1"/>
                 <w:sz w:val="20"/>
-                <w:szCs w:val="20"/>
               </w:rPr>
               <w:t>﹪</w:t>
             </w:r>
             <w:proofErr w:type="gramEnd"/>
             <w:r>
               <w:rPr>
-                <w:rFonts w:ascii="標楷體" w:eastAsia="標楷體" w:hAnsi="標楷體" w:cs="標楷體" w:hint="eastAsia"/>
+                <w:rFonts w:eastAsia="標楷體" w:hint="eastAsia"/>
                 <w:color w:val="000000" w:themeColor="text1"/>
                 <w:sz w:val="20"/>
-                <w:szCs w:val="20"/>
               </w:rPr>
               <w:t>（</w:t>
             </w:r>
             <w:r>
               <w:rPr>
-                <w:rFonts w:ascii="標楷體" w:eastAsia="標楷體" w:hAnsi="標楷體"/>
+                <w:rFonts w:eastAsia="標楷體"/>
                 <w:color w:val="000000" w:themeColor="text1"/>
                 <w:sz w:val="20"/>
-                <w:szCs w:val="20"/>
               </w:rPr>
               <w:t>2</w:t>
             </w:r>
             <w:r>
               <w:rPr>
-                <w:rFonts w:ascii="標楷體" w:eastAsia="標楷體" w:hAnsi="標楷體" w:cs="標楷體" w:hint="eastAsia"/>
+                <w:rFonts w:eastAsia="標楷體" w:hint="eastAsia"/>
                 <w:color w:val="000000" w:themeColor="text1"/>
                 <w:sz w:val="20"/>
-                <w:szCs w:val="20"/>
               </w:rPr>
               <w:t>）硫化氫濃度不得超過</w:t>
             </w:r>
@@ -3260,92 +3197,82 @@
               <w:spacing w:line="240" w:lineRule="exact"/>
               <w:ind w:left="210"/>
               <w:rPr>
-                <w:rFonts w:ascii="標楷體" w:eastAsia="標楷體" w:hAnsi="標楷體"/>
+                <w:rFonts w:eastAsia="標楷體"/>
                 <w:color w:val="000000" w:themeColor="text1"/>
                 <w:sz w:val="20"/>
-                <w:szCs w:val="20"/>
               </w:rPr>
             </w:pPr>
             <w:r>
               <w:rPr>
-                <w:rFonts w:ascii="標楷體" w:eastAsia="標楷體" w:hAnsi="標楷體"/>
+                <w:rFonts w:eastAsia="標楷體"/>
                 <w:color w:val="000000" w:themeColor="text1"/>
                 <w:sz w:val="20"/>
-                <w:szCs w:val="20"/>
               </w:rPr>
               <w:t>10 PPM</w:t>
             </w:r>
             <w:r>
               <w:rPr>
-                <w:rFonts w:ascii="標楷體" w:eastAsia="標楷體" w:hAnsi="標楷體" w:cs="標楷體" w:hint="eastAsia"/>
+                <w:rFonts w:eastAsia="標楷體" w:hint="eastAsia"/>
                 <w:color w:val="000000" w:themeColor="text1"/>
                 <w:sz w:val="20"/>
-                <w:szCs w:val="20"/>
               </w:rPr>
               <w:t>（</w:t>
             </w:r>
             <w:r>
               <w:rPr>
-                <w:rFonts w:ascii="標楷體" w:eastAsia="標楷體" w:hAnsi="標楷體"/>
+                <w:rFonts w:eastAsia="標楷體"/>
                 <w:color w:val="000000" w:themeColor="text1"/>
                 <w:sz w:val="20"/>
-                <w:szCs w:val="20"/>
               </w:rPr>
               <w:t>3</w:t>
             </w:r>
             <w:r>
               <w:rPr>
-                <w:rFonts w:ascii="標楷體" w:eastAsia="標楷體" w:hAnsi="標楷體" w:cs="標楷體" w:hint="eastAsia"/>
+                <w:rFonts w:eastAsia="標楷體" w:hint="eastAsia"/>
                 <w:color w:val="000000" w:themeColor="text1"/>
                 <w:sz w:val="20"/>
-                <w:szCs w:val="20"/>
               </w:rPr>
               <w:t>）可燃性氣體濃度不得超過爆炸下限</w:t>
             </w:r>
             <w:r>
               <w:rPr>
-                <w:rFonts w:ascii="標楷體" w:eastAsia="標楷體" w:hAnsi="標楷體"/>
+                <w:rFonts w:eastAsia="標楷體"/>
                 <w:color w:val="000000" w:themeColor="text1"/>
                 <w:sz w:val="20"/>
-                <w:szCs w:val="20"/>
               </w:rPr>
               <w:t xml:space="preserve">30 </w:t>
             </w:r>
             <w:proofErr w:type="gramStart"/>
             <w:r>
               <w:rPr>
-                <w:rFonts w:ascii="標楷體" w:eastAsia="標楷體" w:hAnsi="標楷體" w:cs="標楷體" w:hint="eastAsia"/>
+                <w:rFonts w:eastAsia="標楷體" w:hint="eastAsia"/>
                 <w:color w:val="000000" w:themeColor="text1"/>
                 <w:sz w:val="20"/>
-                <w:szCs w:val="20"/>
               </w:rPr>
               <w:t>﹪</w:t>
             </w:r>
             <w:proofErr w:type="gramEnd"/>
             <w:r>
               <w:rPr>
-                <w:rFonts w:ascii="標楷體" w:eastAsia="標楷體" w:hAnsi="標楷體" w:cs="標楷體" w:hint="eastAsia"/>
+                <w:rFonts w:eastAsia="標楷體" w:hint="eastAsia"/>
                 <w:color w:val="000000" w:themeColor="text1"/>
                 <w:sz w:val="20"/>
-                <w:szCs w:val="20"/>
               </w:rPr>
               <w:t>（</w:t>
             </w:r>
             <w:r>
               <w:rPr>
-                <w:rFonts w:ascii="標楷體" w:eastAsia="標楷體" w:hAnsi="標楷體"/>
+                <w:rFonts w:eastAsia="標楷體"/>
                 <w:color w:val="000000" w:themeColor="text1"/>
                 <w:sz w:val="20"/>
-                <w:szCs w:val="20"/>
               </w:rPr>
               <w:t>4</w:t>
             </w:r>
             <w:r>
               <w:rPr>
-                <w:rFonts w:ascii="標楷體" w:eastAsia="標楷體" w:hAnsi="標楷體" w:cs="標楷體" w:hint="eastAsia"/>
+                <w:rFonts w:eastAsia="標楷體" w:hint="eastAsia"/>
                 <w:color w:val="000000" w:themeColor="text1"/>
                 <w:sz w:val="20"/>
-                <w:szCs w:val="20"/>
               </w:rPr>
               <w:t>）一氧化碳濃度不得超過</w:t>
             </w:r>
@@ -3355,65 +3282,82 @@
               <w:spacing w:line="240" w:lineRule="exact"/>
               <w:ind w:left="210"/>
               <w:rPr>
-                <w:rFonts w:ascii="標楷體" w:eastAsia="標楷體" w:hAnsi="標楷體"/>
+                <w:rFonts w:eastAsia="標楷體"/>
                 <w:color w:val="000000" w:themeColor="text1"/>
                 <w:sz w:val="20"/>
-                <w:szCs w:val="20"/>
               </w:rPr>
             </w:pPr>
             <w:r>
               <w:rPr>
-                <w:rFonts w:ascii="標楷體" w:eastAsia="標楷體" w:hAnsi="標楷體"/>
+                <w:rFonts w:eastAsia="標楷體"/>
                 <w:color w:val="000000" w:themeColor="text1"/>
                 <w:sz w:val="20"/>
-                <w:szCs w:val="20"/>
               </w:rPr>
               <w:t>35 PPM</w:t>
             </w:r>
             <w:r>
               <w:rPr>
-                <w:rFonts w:ascii="標楷體" w:eastAsia="標楷體" w:hAnsi="標楷體"/>
+                <w:rFonts w:eastAsia="標楷體"/>
                 <w:color w:val="000000" w:themeColor="text1"/>
                 <w:sz w:val="20"/>
-                <w:szCs w:val="20"/>
               </w:rPr>
               <w:t xml:space="preserve"> (5)</w:t>
             </w:r>
             <w:r>
               <w:rPr>
-                <w:rFonts w:ascii="標楷體" w:eastAsia="標楷體" w:hAnsi="標楷體" w:hint="eastAsia"/>
+                <w:rFonts w:eastAsia="標楷體" w:hint="eastAsia"/>
                 <w:color w:val="000000" w:themeColor="text1"/>
                 <w:sz w:val="20"/>
-                <w:szCs w:val="20"/>
               </w:rPr>
               <w:t>其他危害物質濃度不得超過法定容許濃度</w:t>
             </w:r>
             <w:r>
               <w:rPr>
-                <w:rFonts w:ascii="標楷體" w:eastAsia="標楷體" w:hAnsi="標楷體" w:cs="標楷體" w:hint="eastAsia"/>
+                <w:rFonts w:eastAsia="標楷體"/>
                 <w:color w:val="000000" w:themeColor="text1"/>
                 <w:sz w:val="20"/>
-                <w:szCs w:val="20"/>
               </w:rPr>
               <w:t xml:space="preserve"> </w:t>
             </w:r>
             <w:r>
               <w:rPr>
-                <w:rFonts w:ascii="標楷體" w:eastAsia="標楷體" w:hAnsi="標楷體" w:cs="標楷體" w:hint="eastAsia"/>
+                <w:rFonts w:eastAsia="標楷體"/>
                 <w:color w:val="000000" w:themeColor="text1"/>
                 <w:sz w:val="20"/>
-                <w:szCs w:val="20"/>
-              </w:rPr>
-              <w:t>(若無其他危害物質，請於欄位填寫「無」)</w:t>
-            </w:r>
-            <w:r>
-              <w:rPr>
-                <w:rFonts w:ascii="標楷體" w:eastAsia="標楷體" w:hAnsi="標楷體" w:cs="標楷體" w:hint="eastAsia"/>
+              </w:rPr>
+              <w:t>(</w:t>
+            </w:r>
+            <w:r>
+              <w:rPr>
+                <w:rFonts w:eastAsia="標楷體" w:hint="eastAsia"/>
                 <w:color w:val="000000" w:themeColor="text1"/>
                 <w:sz w:val="20"/>
-                <w:szCs w:val="20"/>
-              </w:rPr>
-              <w:t xml:space="preserve"> 。</w:t>
+              </w:rPr>
+              <w:t>若無其他危害物質，請於欄位填寫「無」</w:t>
+            </w:r>
+            <w:r>
+              <w:rPr>
+                <w:rFonts w:eastAsia="標楷體"/>
+                <w:color w:val="000000" w:themeColor="text1"/>
+                <w:sz w:val="20"/>
+              </w:rPr>
+              <w:t>)</w:t>
+            </w:r>
+            <w:r>
+              <w:rPr>
+                <w:rFonts w:eastAsia="標楷體"/>
+                <w:color w:val="000000" w:themeColor="text1"/>
+                <w:sz w:val="20"/>
+              </w:rPr>
+              <w:t xml:space="preserve"> </w:t>
+            </w:r>
+            <w:r>
+              <w:rPr>
+                <w:rFonts w:eastAsia="標楷體" w:hint="eastAsia"/>
+                <w:color w:val="000000" w:themeColor="text1"/>
+                <w:sz w:val="20"/>
+              </w:rPr>
+              <w:t>。</w:t>
             </w:r>
           </w:p>
           <w:p>
@@ -3426,49 +3370,44 @@
               <w:spacing w:line="240" w:lineRule="exact"/>
               <w:ind w:leftChars="0"/>
               <w:rPr>
-                <w:rFonts w:ascii="標楷體" w:eastAsia="標楷體" w:hAnsi="標楷體" w:cs="標楷體"/>
+                <w:rFonts w:eastAsia="標楷體"/>
                 <w:color w:val="000000" w:themeColor="text1"/>
                 <w:sz w:val="20"/>
-                <w:szCs w:val="20"/>
               </w:rPr>
             </w:pPr>
             <w:proofErr w:type="gramStart"/>
             <w:r>
               <w:rPr>
-                <w:rFonts w:ascii="標楷體" w:eastAsia="標楷體" w:hAnsi="標楷體" w:cs="標楷體" w:hint="eastAsia"/>
+                <w:rFonts w:eastAsia="標楷體" w:hint="eastAsia"/>
                 <w:color w:val="000000" w:themeColor="text1"/>
                 <w:sz w:val="20"/>
-                <w:szCs w:val="20"/>
               </w:rPr>
               <w:t>本表如不</w:t>
             </w:r>
             <w:proofErr w:type="gramEnd"/>
             <w:r>
               <w:rPr>
-                <w:rFonts w:ascii="標楷體" w:eastAsia="標楷體" w:hAnsi="標楷體" w:cs="標楷體" w:hint="eastAsia"/>
+                <w:rFonts w:eastAsia="標楷體" w:hint="eastAsia"/>
                 <w:color w:val="000000" w:themeColor="text1"/>
                 <w:sz w:val="20"/>
-                <w:szCs w:val="20"/>
               </w:rPr>
               <w:t>敷使用請</w:t>
             </w:r>
             <w:proofErr w:type="gramStart"/>
             <w:r>
               <w:rPr>
-                <w:rFonts w:ascii="標楷體" w:eastAsia="標楷體" w:hAnsi="標楷體" w:cs="標楷體" w:hint="eastAsia"/>
+                <w:rFonts w:eastAsia="標楷體" w:hint="eastAsia"/>
                 <w:color w:val="000000" w:themeColor="text1"/>
                 <w:sz w:val="20"/>
-                <w:szCs w:val="20"/>
               </w:rPr>
               <w:t>另填新表</w:t>
             </w:r>
             <w:proofErr w:type="gramEnd"/>
             <w:r>
               <w:rPr>
-                <w:rFonts w:ascii="標楷體" w:eastAsia="標楷體" w:hAnsi="標楷體" w:cs="標楷體" w:hint="eastAsia"/>
+                <w:rFonts w:eastAsia="標楷體" w:hint="eastAsia"/>
                 <w:color w:val="000000" w:themeColor="text1"/>
                 <w:sz w:val="20"/>
-                <w:szCs w:val="20"/>
               </w:rPr>
               <w:t>。</w:t>
             </w:r>
@@ -3483,40 +3422,34 @@
               <w:spacing w:line="240" w:lineRule="exact"/>
               <w:ind w:leftChars="0"/>
               <w:rPr>
-                <w:rFonts w:ascii="標楷體" w:eastAsia="標楷體" w:hAnsi="標楷體" w:cs="標楷體"/>
+                <w:rFonts w:eastAsia="標楷體"/>
                 <w:color w:val="000000" w:themeColor="text1"/>
                 <w:sz w:val="20"/>
-                <w:szCs w:val="20"/>
               </w:rPr>
             </w:pPr>
             <w:r>
               <w:rPr>
-                <w:rFonts w:ascii="標楷體" w:eastAsia="標楷體" w:hAnsi="標楷體" w:cs="標楷體" w:hint="eastAsia"/>
+                <w:rFonts w:eastAsia="標楷體" w:hint="eastAsia"/>
                 <w:color w:val="000000" w:themeColor="text1"/>
                 <w:sz w:val="20"/>
-                <w:szCs w:val="20"/>
-              </w:rPr>
-              <w:t>主辦部門核章前請先登錄工安預警系統並</w:t>
-            </w:r>
-            <w:proofErr w:type="gramStart"/>
-            <w:r>
-              <w:rPr>
-                <w:rFonts w:ascii="標楷體" w:eastAsia="標楷體" w:hAnsi="標楷體" w:cs="標楷體" w:hint="eastAsia"/>
-                <w:color w:val="000000" w:themeColor="text1"/>
+              </w:rPr>
+              <w:t>主辦部門核章前請先登錄</w:t>
+            </w:r>
+            <w:r>
+              <w:rPr>
+                <w:rFonts w:eastAsia="標楷體" w:hint="eastAsia"/>
+                <w:color w:val="FF0000"/>
                 <w:sz w:val="20"/>
-                <w:szCs w:val="20"/>
-              </w:rPr>
-              <w:t>抄錄報工</w:t>
-            </w:r>
-            <w:proofErr w:type="gramEnd"/>
-            <w:r>
-              <w:rPr>
-                <w:rFonts w:ascii="標楷體" w:eastAsia="標楷體" w:hAnsi="標楷體" w:cs="標楷體" w:hint="eastAsia"/>
+              </w:rPr>
+              <w:t>發電處安全衛生管理系統登錄工程並抄錄申請編號</w:t>
+            </w:r>
+            <w:r>
+              <w:rPr>
+                <w:rFonts w:eastAsia="標楷體" w:hint="eastAsia"/>
                 <w:color w:val="000000" w:themeColor="text1"/>
                 <w:sz w:val="20"/>
-                <w:szCs w:val="20"/>
-              </w:rPr>
-              <w:t>ID碼。</w:t>
+              </w:rPr>
+              <w:t>。</w:t>
             </w:r>
           </w:p>
         </w:tc>
@@ -3527,41 +3460,41 @@
         <w:spacing w:beforeLines="100" w:before="240" w:line="280" w:lineRule="exact"/>
         <w:ind w:firstLineChars="100" w:firstLine="240"/>
         <w:rPr>
-          <w:rFonts w:ascii="標楷體" w:eastAsia="標楷體" w:hAnsi="標楷體"/>
+          <w:rFonts w:eastAsia="標楷體"/>
           <w:color w:val="000000" w:themeColor="text1"/>
         </w:rPr>
       </w:pPr>
       <w:r>
         <w:rPr>
-          <w:rFonts w:ascii="標楷體" w:eastAsia="標楷體" w:hAnsi="標楷體" w:cs="標楷體" w:hint="eastAsia"/>
+          <w:rFonts w:eastAsia="標楷體" w:hint="eastAsia"/>
           <w:color w:val="000000" w:themeColor="text1"/>
         </w:rPr>
         <w:t>承攬商雇主</w:t>
       </w:r>
       <w:r>
         <w:rPr>
-          <w:rFonts w:ascii="標楷體" w:eastAsia="標楷體" w:hAnsi="標楷體"/>
+          <w:rFonts w:eastAsia="標楷體"/>
           <w:color w:val="000000" w:themeColor="text1"/>
         </w:rPr>
         <w:t xml:space="preserve">       </w:t>
       </w:r>
       <w:r>
         <w:rPr>
-          <w:rFonts w:ascii="標楷體" w:eastAsia="標楷體" w:hAnsi="標楷體" w:cs="標楷體" w:hint="eastAsia"/>
+          <w:rFonts w:eastAsia="標楷體" w:hint="eastAsia"/>
           <w:color w:val="000000" w:themeColor="text1"/>
         </w:rPr>
         <w:t xml:space="preserve">　　　　　</w:t>
       </w:r>
       <w:r>
         <w:rPr>
-          <w:rFonts w:ascii="標楷體" w:eastAsia="標楷體" w:hAnsi="標楷體"/>
+          <w:rFonts w:eastAsia="標楷體"/>
           <w:color w:val="000000" w:themeColor="text1"/>
         </w:rPr>
         <w:t xml:space="preserve"> </w:t>
       </w:r>
       <w:r>
         <w:rPr>
-          <w:rFonts w:ascii="標楷體" w:eastAsia="標楷體" w:hAnsi="標楷體" w:cs="標楷體" w:hint="eastAsia"/>
+          <w:rFonts w:eastAsia="標楷體" w:hint="eastAsia"/>
           <w:color w:val="000000" w:themeColor="text1"/>
         </w:rPr>
         <w:t xml:space="preserve">　檢</w:t>
@@ -3569,28 +3502,28 @@
       <w:proofErr w:type="gramStart"/>
       <w:r>
         <w:rPr>
-          <w:rFonts w:ascii="標楷體" w:eastAsia="標楷體" w:hAnsi="標楷體"/>
+          <w:rFonts w:eastAsia="標楷體"/>
           <w:color w:val="000000" w:themeColor="text1"/>
         </w:rPr>
         <w:t xml:space="preserve"> </w:t>
       </w:r>
       <w:r>
         <w:rPr>
-          <w:rFonts w:ascii="標楷體" w:eastAsia="標楷體" w:hAnsi="標楷體" w:cs="標楷體" w:hint="eastAsia"/>
+          <w:rFonts w:eastAsia="標楷體" w:hint="eastAsia"/>
           <w:color w:val="000000" w:themeColor="text1"/>
         </w:rPr>
         <w:t xml:space="preserve">　　　</w:t>
       </w:r>
       <w:r>
         <w:rPr>
-          <w:rFonts w:ascii="標楷體" w:eastAsia="標楷體" w:hAnsi="標楷體"/>
+          <w:rFonts w:eastAsia="標楷體"/>
           <w:color w:val="000000" w:themeColor="text1"/>
         </w:rPr>
         <w:t xml:space="preserve"> </w:t>
       </w:r>
       <w:r>
         <w:rPr>
-          <w:rFonts w:ascii="標楷體" w:eastAsia="標楷體" w:hAnsi="標楷體" w:cs="標楷體" w:hint="eastAsia"/>
+          <w:rFonts w:eastAsia="標楷體" w:hint="eastAsia"/>
           <w:color w:val="000000" w:themeColor="text1"/>
         </w:rPr>
         <w:t xml:space="preserve">　　　</w:t>
@@ -3598,35 +3531,35 @@
       <w:proofErr w:type="gramEnd"/>
       <w:r>
         <w:rPr>
-          <w:rFonts w:ascii="標楷體" w:eastAsia="標楷體" w:hAnsi="標楷體" w:cs="標楷體" w:hint="eastAsia"/>
+          <w:rFonts w:eastAsia="標楷體" w:hint="eastAsia"/>
           <w:color w:val="000000" w:themeColor="text1"/>
         </w:rPr>
         <w:t>課</w:t>
       </w:r>
       <w:r>
         <w:rPr>
-          <w:rFonts w:ascii="標楷體" w:eastAsia="標楷體" w:hAnsi="標楷體"/>
+          <w:rFonts w:eastAsia="標楷體"/>
           <w:color w:val="000000" w:themeColor="text1"/>
         </w:rPr>
         <w:t xml:space="preserve">              </w:t>
       </w:r>
       <w:r>
         <w:rPr>
-          <w:rFonts w:ascii="標楷體" w:eastAsia="標楷體" w:hAnsi="標楷體" w:cs="標楷體" w:hint="eastAsia"/>
+          <w:rFonts w:eastAsia="標楷體" w:hint="eastAsia"/>
           <w:color w:val="000000" w:themeColor="text1"/>
         </w:rPr>
         <w:t xml:space="preserve">經　</w:t>
       </w:r>
       <w:r>
         <w:rPr>
-          <w:rFonts w:ascii="標楷體" w:eastAsia="標楷體" w:hAnsi="標楷體"/>
+          <w:rFonts w:eastAsia="標楷體"/>
           <w:color w:val="000000" w:themeColor="text1"/>
         </w:rPr>
         <w:t xml:space="preserve">   </w:t>
       </w:r>
       <w:r>
         <w:rPr>
-          <w:rFonts w:ascii="標楷體" w:eastAsia="標楷體" w:hAnsi="標楷體" w:cs="標楷體" w:hint="eastAsia"/>
+          <w:rFonts w:eastAsia="標楷體" w:hint="eastAsia"/>
           <w:color w:val="000000" w:themeColor="text1"/>
         </w:rPr>
         <w:t>（核准）</w:t>
@@ -3636,69 +3569,83 @@
       <w:pPr>
         <w:spacing w:line="280" w:lineRule="exact"/>
         <w:rPr>
-          <w:rFonts w:ascii="標楷體" w:eastAsia="標楷體" w:hAnsi="標楷體" w:cs="標楷體"/>
+          <w:rFonts w:eastAsia="標楷體"/>
           <w:color w:val="000000" w:themeColor="text1"/>
         </w:rPr>
       </w:pPr>
       <w:r>
         <w:rPr>
-          <w:rFonts w:ascii="標楷體" w:eastAsia="標楷體" w:hAnsi="標楷體" w:cs="標楷體" w:hint="eastAsia"/>
+          <w:rFonts w:eastAsia="標楷體" w:hint="eastAsia"/>
           <w:color w:val="000000" w:themeColor="text1"/>
         </w:rPr>
         <w:t xml:space="preserve">（或現場工作場所）：　</w:t>
       </w:r>
       <w:r>
         <w:rPr>
-          <w:rFonts w:ascii="標楷體" w:eastAsia="標楷體" w:hAnsi="標楷體"/>
+          <w:rFonts w:eastAsia="標楷體"/>
           <w:color w:val="000000" w:themeColor="text1"/>
         </w:rPr>
         <w:t xml:space="preserve">  </w:t>
       </w:r>
       <w:r>
         <w:rPr>
-          <w:rFonts w:ascii="標楷體" w:eastAsia="標楷體" w:hAnsi="標楷體" w:cs="標楷體" w:hint="eastAsia"/>
+          <w:rFonts w:eastAsia="標楷體" w:hint="eastAsia"/>
           <w:color w:val="000000" w:themeColor="text1"/>
         </w:rPr>
         <w:t xml:space="preserve">　</w:t>
       </w:r>
       <w:r>
         <w:rPr>
-          <w:rFonts w:ascii="標楷體" w:eastAsia="標楷體" w:hAnsi="標楷體"/>
+          <w:rFonts w:eastAsia="標楷體"/>
           <w:color w:val="000000" w:themeColor="text1"/>
         </w:rPr>
         <w:t xml:space="preserve">   </w:t>
       </w:r>
       <w:r>
         <w:rPr>
-          <w:rFonts w:ascii="標楷體" w:eastAsia="標楷體" w:hAnsi="標楷體" w:cs="標楷體" w:hint="eastAsia"/>
+          <w:rFonts w:eastAsia="標楷體" w:hint="eastAsia"/>
           <w:color w:val="000000" w:themeColor="text1"/>
         </w:rPr>
-        <w:t xml:space="preserve">　　驗   ：　　　</w:t>
+        <w:t xml:space="preserve">　　驗</w:t>
       </w:r>
       <w:r>
         <w:rPr>
-          <w:rFonts w:ascii="標楷體" w:eastAsia="標楷體" w:hAnsi="標楷體"/>
+          <w:rFonts w:eastAsia="標楷體"/>
+          <w:color w:val="000000" w:themeColor="text1"/>
+        </w:rPr>
+        <w:t xml:space="preserve">   </w:t>
+      </w:r>
+      <w:r>
+        <w:rPr>
+          <w:rFonts w:eastAsia="標楷體" w:hint="eastAsia"/>
+          <w:color w:val="000000" w:themeColor="text1"/>
+        </w:rPr>
+        <w:t xml:space="preserve">：　　　</w:t>
+      </w:r>
+      <w:r>
+        <w:rPr>
+          <w:rFonts w:eastAsia="標楷體"/>
           <w:color w:val="000000" w:themeColor="text1"/>
         </w:rPr>
         <w:t xml:space="preserve"> </w:t>
       </w:r>
       <w:r>
         <w:rPr>
-          <w:rFonts w:ascii="標楷體" w:eastAsia="標楷體" w:hAnsi="標楷體" w:cs="標楷體" w:hint="eastAsia"/>
+          <w:rFonts w:eastAsia="標楷體" w:hint="eastAsia"/>
           <w:color w:val="000000" w:themeColor="text1"/>
         </w:rPr>
         <w:t xml:space="preserve">　　　：</w:t>
       </w:r>
       <w:r>
         <w:rPr>
-          <w:rFonts w:ascii="標楷體" w:eastAsia="標楷體" w:hAnsi="標楷體"/>
+          <w:rFonts w:eastAsia="標楷體"/>
           <w:color w:val="000000" w:themeColor="text1"/>
         </w:rPr>
         <w:t xml:space="preserve">              </w:t>
       </w:r>
       <w:r>
         <w:rPr>
-          <w:rFonts w:ascii="標楷體" w:eastAsia="標楷體" w:hAnsi="標楷體" w:cs="標楷體" w:hint="eastAsia"/>
+          <w:rFonts w:eastAsia="標楷體" w:hint="eastAsia"/>
           <w:color w:val="000000" w:themeColor="text1"/>
         </w:rPr>
         <w:t>：</w:t>
@@ -3709,13 +3656,13 @@
         <w:spacing w:line="280" w:lineRule="exact"/>
         <w:ind w:firstLineChars="100" w:firstLine="240"/>
         <w:rPr>
-          <w:rFonts w:ascii="標楷體" w:eastAsia="標楷體" w:hAnsi="標楷體"/>
+          <w:rFonts w:eastAsia="標楷體"/>
           <w:color w:val="000000" w:themeColor="text1"/>
         </w:rPr>
       </w:pPr>
       <w:r>
         <w:rPr>
-          <w:rFonts w:ascii="標楷體" w:eastAsia="標楷體" w:hAnsi="標楷體" w:cs="標楷體" w:hint="eastAsia"/>
+          <w:rFonts w:eastAsia="標楷體" w:hint="eastAsia"/>
           <w:color w:val="000000" w:themeColor="text1"/>
         </w:rPr>
         <w:t>負責人</w:t>
@@ -3723,7 +3670,7 @@
       <w:proofErr w:type="gramStart"/>
       <w:r>
         <w:rPr>
-          <w:rFonts w:ascii="標楷體" w:eastAsia="標楷體" w:hAnsi="標楷體" w:cs="標楷體" w:hint="eastAsia"/>
+          <w:rFonts w:eastAsia="標楷體" w:hint="eastAsia"/>
           <w:color w:val="000000" w:themeColor="text1"/>
         </w:rPr>
         <w:t>）</w:t>
@@ -3731,51 +3678,56 @@
       <w:proofErr w:type="gramEnd"/>
       <w:r>
         <w:rPr>
-          <w:rFonts w:ascii="標楷體" w:eastAsia="標楷體" w:hAnsi="標楷體"/>
+          <w:rFonts w:eastAsia="標楷體"/>
           <w:color w:val="000000" w:themeColor="text1"/>
         </w:rPr>
         <w:t xml:space="preserve">                      </w:t>
       </w:r>
       <w:r>
         <w:rPr>
-          <w:rFonts w:ascii="標楷體" w:eastAsia="標楷體" w:hAnsi="標楷體" w:cs="標楷體" w:hint="eastAsia"/>
+          <w:rFonts w:eastAsia="標楷體" w:hint="eastAsia"/>
           <w:color w:val="000000" w:themeColor="text1"/>
         </w:rPr>
         <w:t>員</w:t>
       </w:r>
       <w:r>
         <w:rPr>
-          <w:rFonts w:ascii="標楷體" w:eastAsia="標楷體" w:hAnsi="標楷體"/>
+          <w:rFonts w:eastAsia="標楷體"/>
           <w:color w:val="000000" w:themeColor="text1"/>
         </w:rPr>
         <w:t xml:space="preserve">              </w:t>
       </w:r>
       <w:r>
         <w:rPr>
-          <w:rFonts w:ascii="標楷體" w:eastAsia="標楷體" w:hAnsi="標楷體" w:cs="標楷體" w:hint="eastAsia"/>
+          <w:rFonts w:eastAsia="標楷體" w:hint="eastAsia"/>
           <w:color w:val="000000" w:themeColor="text1"/>
         </w:rPr>
         <w:t>長</w:t>
       </w:r>
       <w:r>
         <w:rPr>
-          <w:rFonts w:ascii="標楷體" w:eastAsia="標楷體" w:hAnsi="標楷體"/>
+          <w:rFonts w:eastAsia="標楷體"/>
           <w:color w:val="000000" w:themeColor="text1"/>
         </w:rPr>
         <w:t xml:space="preserve">              </w:t>
       </w:r>
       <w:r>
         <w:rPr>
-          <w:rFonts w:ascii="標楷體" w:eastAsia="標楷體" w:hAnsi="標楷體" w:cs="標楷體" w:hint="eastAsia"/>
+          <w:rFonts w:eastAsia="標楷體" w:hint="eastAsia"/>
           <w:color w:val="000000" w:themeColor="text1"/>
         </w:rPr>
         <w:t>理</w:t>
       </w:r>
+      <w:r>
+        <w:rPr>
+          <w:rFonts w:eastAsia="標楷體"/>
+          <w:color w:val="000000" w:themeColor="text1"/>
+        </w:rPr>
+      </w:r>
     </w:p>
     <w:sectPr>
-      <w:headerReference w:type="default" r:id="rId8"/>
       <w:pgSz w:w="11907" w:h="16840" w:code="9"/>
-      <w:pgMar w:top="709" w:right="851" w:bottom="851" w:left="907" w:header="737" w:footer="567" w:gutter="0"/>
+      <w:pgMar w:top="709" w:right="851" w:bottom="851" w:left="595" w:header="284" w:footer="284" w:gutter="397"/>
       <w:cols w:space="425"/>
       <w:docGrid w:linePitch="360"/>
     </w:sectPr>
@@ -3799,6 +3751,9 @@
       </w:r>
     </w:p>
   </w:endnote>
+  <w:endnote w:type="continuationNotice" w:id="1">
+    <w:p/>
+  </w:endnote>
 </w:endnotes>
 </file>
 
@@ -3818,17 +3773,10 @@
       </w:r>
     </w:p>
   </w:footnote>
+  <w:footnote w:type="continuationNotice" w:id="1">
+    <w:p/>
+  </w:footnote>
 </w:footnotes>
-</file>
-
-<file path=word/header1.xml><?xml version="1.0" encoding="utf-8"?>
-<w:hdr xmlns:wpc="http://schemas.microsoft.com/office/word/2010/wordprocessingCanvas" xmlns:cx="http://schemas.microsoft.com/office/drawing/2014/chartex" xmlns:cx1="http://schemas.microsoft.com/office/drawing/2015/9/8/chartex" xmlns:cx2="http://schemas.microsoft.com/office/drawing/2015/10/21/chartex" xmlns:cx3="http://schemas.microsoft.com/office/drawing/2016/5/9/chartex" xmlns:cx4="http://schemas.microsoft.com/office/drawing/2016/5/10/chartex" xmlns:cx5="http://schemas.microsoft.com/office/drawing/2016/5/11/chartex" xmlns:cx6="http://schemas.microsoft.com/office/drawing/2016/5/12/chartex" xmlns:cx7="http://schemas.microsoft.com/office/drawing/2016/5/13/chartex" xmlns:cx8="http://schemas.microsoft.com/office/drawing/2016/5/14/chartex" xmlns:mc="http://schemas.openxmlformats.org/markup-compatibility/2006" xmlns:aink="http://schemas.microsoft.com/office/drawing/2016/ink" xmlns:am3d="http://schemas.microsoft.com/office/drawing/2017/model3d" xmlns:o="urn:schemas-microsoft-com:office:office" xmlns:oel="http://schemas.microsoft.com/office/2019/extlst" xmlns:r="http://schemas.openxmlformats.org/officeDocument/2006/relationships" xmlns:m="http://schemas.openxmlformats.org/officeDocument/2006/math" xmlns:v="urn:schemas-microsoft-com:vml" xmlns:wp14="http://schemas.microsoft.com/office/word/2010/wordprocessingDrawing" xmlns:wp="http://schemas.openxmlformats.org/drawingml/2006/wordprocessingDrawing" xmlns:w10="urn:schemas-microsoft-com:office:word" xmlns:w="http://schemas.openxmlformats.org/wordprocessingml/2006/main" xmlns:w14="http://schemas.microsoft.com/office/word/2010/wordml" xmlns:w15="http://schemas.microsoft.com/office/word/2012/wordml" xmlns:w16cex="http://schemas.microsoft.com/office/word/2018/wordml/cex" xmlns:w16cid="http://schemas.microsoft.com/office/word/2016/wordml/cid" xmlns:w16="http://schemas.microsoft.com/office/word/2018/wordml" xmlns:w16sdtdh="http://schemas.microsoft.com/office/word/2020/wordml/sdtdatahash" xmlns:w16se="http://schemas.microsoft.com/office/word/2015/wordml/symex" xmlns:wpg="http://schemas.microsoft.com/office/word/2010/wordprocessingGroup" xmlns:wpi="http://schemas.microsoft.com/office/word/2010/wordprocessingInk" xmlns:wne="http://schemas.microsoft.com/office/word/2006/wordml" xmlns:wps="http://schemas.microsoft.com/office/word/2010/wordprocessingShape" mc:Ignorable="w14 w15 w16se w16cid w16 w16cex w16sdtdh wp14">
-  <w:p>
-    <w:pPr>
-      <w:pStyle w:val="af7"/>
-    </w:pPr>
-  </w:p>
-</w:hdr>
 </file>
 
 <file path=word/numbering.xml><?xml version="1.0" encoding="utf-8"?>
@@ -3854,7 +3802,7 @@
         <v:path o:extrusionok="f" gradientshapeok="t" o:connecttype="rect"/>
         <o:lock v:ext="edit" aspectratio="t"/>
       </v:shapetype>
-      <v:shape id="_x0000_i1032" type="#_x0000_t75" style="width:11.4pt;height:11.4pt" o:bullet="t">
+      <v:shape id="_x0000_i1043" type="#_x0000_t75" style="width:11.25pt;height:11.25pt" o:bullet="t">
         <v:imagedata r:id="rId1" o:title="msoE1C5"/>
       </v:shape>
     </w:pict>
@@ -5586,6 +5534,96 @@
     </w:lvl>
   </w:abstractNum>
   <w:abstractNum w:abstractNumId="19" w15:restartNumberingAfterBreak="0">
+    <w:nsid w:val="22C3443D"/>
+    <w:multiLevelType w:val="hybridMultilevel"/>
+    <w:tmpl w:val="494A1FFA"/>
+    <w:lvl w:ilvl="0" w:tplc="5ED0A95C">
+      <w:start w:val="1"/>
+      <w:numFmt w:val="decimal"/>
+      <w:lvlText w:val="%1."/>
+      <w:lvlJc w:val="left"/>
+      <w:pPr>
+        <w:ind w:left="600" w:hanging="600"/>
+      </w:pPr>
+      <w:rPr>
+        <w:rFonts w:hint="eastAsia"/>
+        <w:b/>
+      </w:rPr>
+    </w:lvl>
+    <w:lvl w:ilvl="1" w:tplc="04090019" w:tentative="1">
+      <w:start w:val="1"/>
+      <w:numFmt w:val="ideographTraditional"/>
+      <w:lvlText w:val="%2、"/>
+      <w:lvlJc w:val="left"/>
+      <w:pPr>
+        <w:ind w:left="960" w:hanging="480"/>
+      </w:pPr>
+    </w:lvl>
+    <w:lvl w:ilvl="2" w:tplc="0409001B" w:tentative="1">
+      <w:start w:val="1"/>
+      <w:numFmt w:val="lowerRoman"/>
+      <w:lvlText w:val="%3."/>
+      <w:lvlJc w:val="right"/>
+      <w:pPr>
+        <w:ind w:left="1440" w:hanging="480"/>
+      </w:pPr>
+    </w:lvl>
+    <w:lvl w:ilvl="3" w:tplc="0409000F" w:tentative="1">
+      <w:start w:val="1"/>
+      <w:numFmt w:val="decimal"/>
+      <w:lvlText w:val="%4."/>
+      <w:lvlJc w:val="left"/>
+      <w:pPr>
+        <w:ind w:left="1920" w:hanging="480"/>
+      </w:pPr>
+    </w:lvl>
+    <w:lvl w:ilvl="4" w:tplc="04090019" w:tentative="1">
+      <w:start w:val="1"/>
+      <w:numFmt w:val="ideographTraditional"/>
+      <w:lvlText w:val="%5、"/>
+      <w:lvlJc w:val="left"/>
+      <w:pPr>
+        <w:ind w:left="2400" w:hanging="480"/>
+      </w:pPr>
+    </w:lvl>
+    <w:lvl w:ilvl="5" w:tplc="0409001B" w:tentative="1">
+      <w:start w:val="1"/>
+      <w:numFmt w:val="lowerRoman"/>
+      <w:lvlText w:val="%6."/>
+      <w:lvlJc w:val="right"/>
+      <w:pPr>
+        <w:ind w:left="2880" w:hanging="480"/>
+      </w:pPr>
+    </w:lvl>
+    <w:lvl w:ilvl="6" w:tplc="0409000F" w:tentative="1">
+      <w:start w:val="1"/>
+      <w:numFmt w:val="decimal"/>
+      <w:lvlText w:val="%7."/>
+      <w:lvlJc w:val="left"/>
+      <w:pPr>
+        <w:ind w:left="3360" w:hanging="480"/>
+      </w:pPr>
+    </w:lvl>
+    <w:lvl w:ilvl="7" w:tplc="04090019" w:tentative="1">
+      <w:start w:val="1"/>
+      <w:numFmt w:val="ideographTraditional"/>
+      <w:lvlText w:val="%8、"/>
+      <w:lvlJc w:val="left"/>
+      <w:pPr>
+        <w:ind w:left="3840" w:hanging="480"/>
+      </w:pPr>
+    </w:lvl>
+    <w:lvl w:ilvl="8" w:tplc="0409001B" w:tentative="1">
+      <w:start w:val="1"/>
+      <w:numFmt w:val="lowerRoman"/>
+      <w:lvlText w:val="%9."/>
+      <w:lvlJc w:val="right"/>
+      <w:pPr>
+        <w:ind w:left="4320" w:hanging="480"/>
+      </w:pPr>
+    </w:lvl>
+  </w:abstractNum>
+  <w:abstractNum w:abstractNumId="20" w15:restartNumberingAfterBreak="0">
     <w:nsid w:val="24E52728"/>
     <w:multiLevelType w:val="singleLevel"/>
     <w:tmpl w:val="74DA451A"/>
@@ -5605,7 +5643,7 @@
       </w:rPr>
     </w:lvl>
   </w:abstractNum>
-  <w:abstractNum w:abstractNumId="20" w15:restartNumberingAfterBreak="0">
+  <w:abstractNum w:abstractNumId="21" w15:restartNumberingAfterBreak="0">
     <w:nsid w:val="251265D8"/>
     <w:multiLevelType w:val="hybridMultilevel"/>
     <w:tmpl w:val="399692A4"/>
@@ -5721,7 +5759,96 @@
       </w:pPr>
     </w:lvl>
   </w:abstractNum>
-  <w:abstractNum w:abstractNumId="21" w15:restartNumberingAfterBreak="0">
+  <w:abstractNum w:abstractNumId="22" w15:restartNumberingAfterBreak="0">
+    <w:nsid w:val="280D246E"/>
+    <w:multiLevelType w:val="hybridMultilevel"/>
+    <w:tmpl w:val="893E9DF0"/>
+    <w:lvl w:ilvl="0" w:tplc="1602C91C">
+      <w:start w:val="6"/>
+      <w:numFmt w:val="taiwaneseCountingThousand"/>
+      <w:lvlText w:val="(%1)"/>
+      <w:lvlJc w:val="left"/>
+      <w:pPr>
+        <w:ind w:left="720" w:hanging="480"/>
+      </w:pPr>
+      <w:rPr>
+        <w:rFonts w:hint="eastAsia"/>
+      </w:rPr>
+    </w:lvl>
+    <w:lvl w:ilvl="1" w:tplc="04090019" w:tentative="1">
+      <w:start w:val="1"/>
+      <w:numFmt w:val="ideographTraditional"/>
+      <w:lvlText w:val="%2、"/>
+      <w:lvlJc w:val="left"/>
+      <w:pPr>
+        <w:ind w:left="960" w:hanging="480"/>
+      </w:pPr>
+    </w:lvl>
+    <w:lvl w:ilvl="2" w:tplc="0409001B" w:tentative="1">
+      <w:start w:val="1"/>
+      <w:numFmt w:val="lowerRoman"/>
+      <w:lvlText w:val="%3."/>
+      <w:lvlJc w:val="right"/>
+      <w:pPr>
+        <w:ind w:left="1440" w:hanging="480"/>
+      </w:pPr>
+    </w:lvl>
+    <w:lvl w:ilvl="3" w:tplc="0409000F" w:tentative="1">
+      <w:start w:val="1"/>
+      <w:numFmt w:val="decimal"/>
+      <w:lvlText w:val="%4."/>
+      <w:lvlJc w:val="left"/>
+      <w:pPr>
+        <w:ind w:left="1920" w:hanging="480"/>
+      </w:pPr>
+    </w:lvl>
+    <w:lvl w:ilvl="4" w:tplc="04090019" w:tentative="1">
+      <w:start w:val="1"/>
+      <w:numFmt w:val="ideographTraditional"/>
+      <w:lvlText w:val="%5、"/>
+      <w:lvlJc w:val="left"/>
+      <w:pPr>
+        <w:ind w:left="2400" w:hanging="480"/>
+      </w:pPr>
+    </w:lvl>
+    <w:lvl w:ilvl="5" w:tplc="0409001B" w:tentative="1">
+      <w:start w:val="1"/>
+      <w:numFmt w:val="lowerRoman"/>
+      <w:lvlText w:val="%6."/>
+      <w:lvlJc w:val="right"/>
+      <w:pPr>
+        <w:ind w:left="2880" w:hanging="480"/>
+      </w:pPr>
+    </w:lvl>
+    <w:lvl w:ilvl="6" w:tplc="0409000F" w:tentative="1">
+      <w:start w:val="1"/>
+      <w:numFmt w:val="decimal"/>
+      <w:lvlText w:val="%7."/>
+      <w:lvlJc w:val="left"/>
+      <w:pPr>
+        <w:ind w:left="3360" w:hanging="480"/>
+      </w:pPr>
+    </w:lvl>
+    <w:lvl w:ilvl="7" w:tplc="04090019" w:tentative="1">
+      <w:start w:val="1"/>
+      <w:numFmt w:val="ideographTraditional"/>
+      <w:lvlText w:val="%8、"/>
+      <w:lvlJc w:val="left"/>
+      <w:pPr>
+        <w:ind w:left="3840" w:hanging="480"/>
+      </w:pPr>
+    </w:lvl>
+    <w:lvl w:ilvl="8" w:tplc="0409001B" w:tentative="1">
+      <w:start w:val="1"/>
+      <w:numFmt w:val="lowerRoman"/>
+      <w:lvlText w:val="%9."/>
+      <w:lvlJc w:val="right"/>
+      <w:pPr>
+        <w:ind w:left="4320" w:hanging="480"/>
+      </w:pPr>
+    </w:lvl>
+  </w:abstractNum>
+  <w:abstractNum w:abstractNumId="23" w15:restartNumberingAfterBreak="0">
     <w:nsid w:val="2983433A"/>
     <w:multiLevelType w:val="hybridMultilevel"/>
     <w:tmpl w:val="B05C2B22"/>
@@ -5807,7 +5934,7 @@
       </w:pPr>
     </w:lvl>
   </w:abstractNum>
-  <w:abstractNum w:abstractNumId="22" w15:restartNumberingAfterBreak="0">
+  <w:abstractNum w:abstractNumId="24" w15:restartNumberingAfterBreak="0">
     <w:nsid w:val="2B383B12"/>
     <w:multiLevelType w:val="hybridMultilevel"/>
     <w:tmpl w:val="7592FA44"/>
@@ -5923,7 +6050,7 @@
       </w:pPr>
     </w:lvl>
   </w:abstractNum>
-  <w:abstractNum w:abstractNumId="23" w15:restartNumberingAfterBreak="0">
+  <w:abstractNum w:abstractNumId="25" w15:restartNumberingAfterBreak="0">
     <w:nsid w:val="2F382E66"/>
     <w:multiLevelType w:val="hybridMultilevel"/>
     <w:tmpl w:val="00587956"/>
@@ -6013,7 +6140,7 @@
       </w:pPr>
     </w:lvl>
   </w:abstractNum>
-  <w:abstractNum w:abstractNumId="24" w15:restartNumberingAfterBreak="0">
+  <w:abstractNum w:abstractNumId="26" w15:restartNumberingAfterBreak="0">
     <w:nsid w:val="301419CE"/>
     <w:multiLevelType w:val="hybridMultilevel"/>
     <w:tmpl w:val="A13E6368"/>
@@ -6137,7 +6264,7 @@
       </w:pPr>
     </w:lvl>
   </w:abstractNum>
-  <w:abstractNum w:abstractNumId="25" w15:restartNumberingAfterBreak="0">
+  <w:abstractNum w:abstractNumId="27" w15:restartNumberingAfterBreak="0">
     <w:nsid w:val="321B6533"/>
     <w:multiLevelType w:val="hybridMultilevel"/>
     <w:tmpl w:val="1B944A46"/>
@@ -6253,7 +6380,7 @@
       </w:pPr>
     </w:lvl>
   </w:abstractNum>
-  <w:abstractNum w:abstractNumId="26" w15:restartNumberingAfterBreak="0">
+  <w:abstractNum w:abstractNumId="28" w15:restartNumberingAfterBreak="0">
     <w:nsid w:val="386B24C9"/>
     <w:multiLevelType w:val="hybridMultilevel"/>
     <w:tmpl w:val="7C6CC628"/>
@@ -6344,7 +6471,7 @@
       </w:pPr>
     </w:lvl>
   </w:abstractNum>
-  <w:abstractNum w:abstractNumId="27" w15:restartNumberingAfterBreak="0">
+  <w:abstractNum w:abstractNumId="29" w15:restartNumberingAfterBreak="0">
     <w:nsid w:val="388A4EF6"/>
     <w:multiLevelType w:val="multilevel"/>
     <w:tmpl w:val="1848E9DE"/>
@@ -6437,7 +6564,7 @@
       </w:pPr>
     </w:lvl>
   </w:abstractNum>
-  <w:abstractNum w:abstractNumId="28" w15:restartNumberingAfterBreak="0">
+  <w:abstractNum w:abstractNumId="30" w15:restartNumberingAfterBreak="0">
     <w:nsid w:val="38EC624C"/>
     <w:multiLevelType w:val="hybridMultilevel"/>
     <w:tmpl w:val="8CFE7C86"/>
@@ -6526,7 +6653,147 @@
       </w:pPr>
     </w:lvl>
   </w:abstractNum>
-  <w:abstractNum w:abstractNumId="29" w15:restartNumberingAfterBreak="0">
+  <w:abstractNum w:abstractNumId="31" w15:restartNumberingAfterBreak="0">
+    <w:nsid w:val="3B1B37E1"/>
+    <w:multiLevelType w:val="hybridMultilevel"/>
+    <w:tmpl w:val="FC225698"/>
+    <w:lvl w:ilvl="0" w:tplc="7C9CEEFC">
+      <w:start w:val="1"/>
+      <w:numFmt w:val="bullet"/>
+      <w:lvlText w:val="※"/>
+      <w:lvlJc w:val="left"/>
+      <w:pPr>
+        <w:tabs>
+          <w:tab w:val="num" w:pos="360"/>
+        </w:tabs>
+        <w:ind w:left="360" w:hanging="360"/>
+      </w:pPr>
+      <w:rPr>
+        <w:rFonts w:ascii="標楷體" w:eastAsia="標楷體" w:hAnsi="標楷體" w:cs="Times New Roman" w:hint="eastAsia"/>
+      </w:rPr>
+    </w:lvl>
+    <w:lvl w:ilvl="1" w:tplc="04090003">
+      <w:start w:val="1"/>
+      <w:numFmt w:val="bullet"/>
+      <w:lvlText w:val=""/>
+      <w:lvlJc w:val="left"/>
+      <w:pPr>
+        <w:tabs>
+          <w:tab w:val="num" w:pos="960"/>
+        </w:tabs>
+        <w:ind w:left="960" w:hanging="480"/>
+      </w:pPr>
+      <w:rPr>
+        <w:rFonts w:ascii="Wingdings" w:hAnsi="Wingdings" w:hint="default"/>
+      </w:rPr>
+    </w:lvl>
+    <w:lvl w:ilvl="2" w:tplc="04090005">
+      <w:start w:val="1"/>
+      <w:numFmt w:val="bullet"/>
+      <w:lvlText w:val=""/>
+      <w:lvlJc w:val="left"/>
+      <w:pPr>
+        <w:tabs>
+          <w:tab w:val="num" w:pos="1440"/>
+        </w:tabs>
+        <w:ind w:left="1440" w:hanging="480"/>
+      </w:pPr>
+      <w:rPr>
+        <w:rFonts w:ascii="Wingdings" w:hAnsi="Wingdings" w:hint="default"/>
+      </w:rPr>
+    </w:lvl>
+    <w:lvl w:ilvl="3" w:tplc="04090001">
+      <w:start w:val="1"/>
+      <w:numFmt w:val="bullet"/>
+      <w:lvlText w:val=""/>
+      <w:lvlJc w:val="left"/>
+      <w:pPr>
+        <w:tabs>
+          <w:tab w:val="num" w:pos="1920"/>
+        </w:tabs>
+        <w:ind w:left="1920" w:hanging="480"/>
+      </w:pPr>
+      <w:rPr>
+        <w:rFonts w:ascii="Wingdings" w:hAnsi="Wingdings" w:hint="default"/>
+      </w:rPr>
+    </w:lvl>
+    <w:lvl w:ilvl="4" w:tplc="04090003">
+      <w:start w:val="1"/>
+      <w:numFmt w:val="bullet"/>
+      <w:lvlText w:val=""/>
+      <w:lvlJc w:val="left"/>
+      <w:pPr>
+        <w:tabs>
+          <w:tab w:val="num" w:pos="2400"/>
+        </w:tabs>
+        <w:ind w:left="2400" w:hanging="480"/>
+      </w:pPr>
+      <w:rPr>
+        <w:rFonts w:ascii="Wingdings" w:hAnsi="Wingdings" w:hint="default"/>
+      </w:rPr>
+    </w:lvl>
+    <w:lvl w:ilvl="5" w:tplc="04090005">
+      <w:start w:val="1"/>
+      <w:numFmt w:val="bullet"/>
+      <w:lvlText w:val=""/>
+      <w:lvlJc w:val="left"/>
+      <w:pPr>
+        <w:tabs>
+          <w:tab w:val="num" w:pos="2880"/>
+        </w:tabs>
+        <w:ind w:left="2880" w:hanging="480"/>
+      </w:pPr>
+      <w:rPr>
+        <w:rFonts w:ascii="Wingdings" w:hAnsi="Wingdings" w:hint="default"/>
+      </w:rPr>
+    </w:lvl>
+    <w:lvl w:ilvl="6" w:tplc="04090001">
+      <w:start w:val="1"/>
+      <w:numFmt w:val="bullet"/>
+      <w:lvlText w:val=""/>
+      <w:lvlJc w:val="left"/>
+      <w:pPr>
+        <w:tabs>
+          <w:tab w:val="num" w:pos="3360"/>
+        </w:tabs>
+        <w:ind w:left="3360" w:hanging="480"/>
+      </w:pPr>
+      <w:rPr>
+        <w:rFonts w:ascii="Wingdings" w:hAnsi="Wingdings" w:hint="default"/>
+      </w:rPr>
+    </w:lvl>
+    <w:lvl w:ilvl="7" w:tplc="04090003">
+      <w:start w:val="1"/>
+      <w:numFmt w:val="bullet"/>
+      <w:lvlText w:val=""/>
+      <w:lvlJc w:val="left"/>
+      <w:pPr>
+        <w:tabs>
+          <w:tab w:val="num" w:pos="3840"/>
+        </w:tabs>
+        <w:ind w:left="3840" w:hanging="480"/>
+      </w:pPr>
+      <w:rPr>
+        <w:rFonts w:ascii="Wingdings" w:hAnsi="Wingdings" w:hint="default"/>
+      </w:rPr>
+    </w:lvl>
+    <w:lvl w:ilvl="8" w:tplc="04090005">
+      <w:start w:val="1"/>
+      <w:numFmt w:val="bullet"/>
+      <w:lvlText w:val=""/>
+      <w:lvlJc w:val="left"/>
+      <w:pPr>
+        <w:tabs>
+          <w:tab w:val="num" w:pos="4320"/>
+        </w:tabs>
+        <w:ind w:left="4320" w:hanging="480"/>
+      </w:pPr>
+      <w:rPr>
+        <w:rFonts w:ascii="Wingdings" w:hAnsi="Wingdings" w:hint="default"/>
+      </w:rPr>
+    </w:lvl>
+  </w:abstractNum>
+  <w:abstractNum w:abstractNumId="32" w15:restartNumberingAfterBreak="0">
     <w:nsid w:val="3B211B80"/>
     <w:multiLevelType w:val="hybridMultilevel"/>
     <w:tmpl w:val="6B704878"/>
@@ -6615,7 +6882,7 @@
       </w:pPr>
     </w:lvl>
   </w:abstractNum>
-  <w:abstractNum w:abstractNumId="30" w15:restartNumberingAfterBreak="0">
+  <w:abstractNum w:abstractNumId="33" w15:restartNumberingAfterBreak="0">
     <w:nsid w:val="3BED37F4"/>
     <w:multiLevelType w:val="hybridMultilevel"/>
     <w:tmpl w:val="982AF3EC"/>
@@ -6704,7 +6971,7 @@
       </w:pPr>
     </w:lvl>
   </w:abstractNum>
-  <w:abstractNum w:abstractNumId="31" w15:restartNumberingAfterBreak="0">
+  <w:abstractNum w:abstractNumId="34" w15:restartNumberingAfterBreak="0">
     <w:nsid w:val="3CA36BCB"/>
     <w:multiLevelType w:val="hybridMultilevel"/>
     <w:tmpl w:val="65F62CC8"/>
@@ -6796,7 +7063,7 @@
       </w:pPr>
     </w:lvl>
   </w:abstractNum>
-  <w:abstractNum w:abstractNumId="32" w15:restartNumberingAfterBreak="0">
+  <w:abstractNum w:abstractNumId="35" w15:restartNumberingAfterBreak="0">
     <w:nsid w:val="3F14197C"/>
     <w:multiLevelType w:val="hybridMultilevel"/>
     <w:tmpl w:val="15E68AF8"/>
@@ -6910,7 +7177,7 @@
       </w:rPr>
     </w:lvl>
   </w:abstractNum>
-  <w:abstractNum w:abstractNumId="33" w15:restartNumberingAfterBreak="0">
+  <w:abstractNum w:abstractNumId="36" w15:restartNumberingAfterBreak="0">
     <w:nsid w:val="40ED7E36"/>
     <w:multiLevelType w:val="hybridMultilevel"/>
     <w:tmpl w:val="4878B304"/>
@@ -6999,7 +7266,7 @@
       </w:pPr>
     </w:lvl>
   </w:abstractNum>
-  <w:abstractNum w:abstractNumId="34" w15:restartNumberingAfterBreak="0">
+  <w:abstractNum w:abstractNumId="37" w15:restartNumberingAfterBreak="0">
     <w:nsid w:val="41935A4F"/>
     <w:multiLevelType w:val="hybridMultilevel"/>
     <w:tmpl w:val="DCF689F4"/>
@@ -7088,7 +7355,7 @@
       </w:pPr>
     </w:lvl>
   </w:abstractNum>
-  <w:abstractNum w:abstractNumId="35" w15:restartNumberingAfterBreak="0">
+  <w:abstractNum w:abstractNumId="38" w15:restartNumberingAfterBreak="0">
     <w:nsid w:val="455D37DA"/>
     <w:multiLevelType w:val="hybridMultilevel"/>
     <w:tmpl w:val="8182F490"/>
@@ -7179,7 +7446,7 @@
       </w:pPr>
     </w:lvl>
   </w:abstractNum>
-  <w:abstractNum w:abstractNumId="36" w15:restartNumberingAfterBreak="0">
+  <w:abstractNum w:abstractNumId="39" w15:restartNumberingAfterBreak="0">
     <w:nsid w:val="489E131F"/>
     <w:multiLevelType w:val="singleLevel"/>
     <w:tmpl w:val="5ED0A95C"/>
@@ -7199,7 +7466,7 @@
       </w:rPr>
     </w:lvl>
   </w:abstractNum>
-  <w:abstractNum w:abstractNumId="37" w15:restartNumberingAfterBreak="0">
+  <w:abstractNum w:abstractNumId="40" w15:restartNumberingAfterBreak="0">
     <w:nsid w:val="48BD50CB"/>
     <w:multiLevelType w:val="hybridMultilevel"/>
     <w:tmpl w:val="7EF4FE28"/>
@@ -7288,7 +7555,7 @@
       </w:pPr>
     </w:lvl>
   </w:abstractNum>
-  <w:abstractNum w:abstractNumId="38" w15:restartNumberingAfterBreak="0">
+  <w:abstractNum w:abstractNumId="41" w15:restartNumberingAfterBreak="0">
     <w:nsid w:val="4AD22E57"/>
     <w:multiLevelType w:val="hybridMultilevel"/>
     <w:tmpl w:val="65F62CC8"/>
@@ -7380,7 +7647,7 @@
       </w:pPr>
     </w:lvl>
   </w:abstractNum>
-  <w:abstractNum w:abstractNumId="39" w15:restartNumberingAfterBreak="0">
+  <w:abstractNum w:abstractNumId="42" w15:restartNumberingAfterBreak="0">
     <w:nsid w:val="4B360CB3"/>
     <w:multiLevelType w:val="hybridMultilevel"/>
     <w:tmpl w:val="DCF689F4"/>
@@ -7469,7 +7736,7 @@
       </w:pPr>
     </w:lvl>
   </w:abstractNum>
-  <w:abstractNum w:abstractNumId="40" w15:restartNumberingAfterBreak="0">
+  <w:abstractNum w:abstractNumId="43" w15:restartNumberingAfterBreak="0">
     <w:nsid w:val="4D3531D8"/>
     <w:multiLevelType w:val="hybridMultilevel"/>
     <w:tmpl w:val="76FE925E"/>
@@ -7610,7 +7877,7 @@
       </w:rPr>
     </w:lvl>
   </w:abstractNum>
-  <w:abstractNum w:abstractNumId="41" w15:restartNumberingAfterBreak="0">
+  <w:abstractNum w:abstractNumId="44" w15:restartNumberingAfterBreak="0">
     <w:nsid w:val="4F801EAD"/>
     <w:multiLevelType w:val="hybridMultilevel"/>
     <w:tmpl w:val="072ED336"/>
@@ -7696,11 +7963,11 @@
       </w:pPr>
     </w:lvl>
   </w:abstractNum>
-  <w:abstractNum w:abstractNumId="42" w15:restartNumberingAfterBreak="0">
+  <w:abstractNum w:abstractNumId="45" w15:restartNumberingAfterBreak="0">
     <w:nsid w:val="515D2019"/>
     <w:multiLevelType w:val="hybridMultilevel"/>
-    <w:tmpl w:val="8BBC24B4"/>
-    <w:lvl w:ilvl="0" w:tplc="807ECC26">
+    <w:tmpl w:val="C36453A6"/>
+    <w:lvl w:ilvl="0" w:tplc="955A0530">
       <w:start w:val="1"/>
       <w:numFmt w:val="decimal"/>
       <w:lvlText w:val="%1."/>
@@ -7710,7 +7977,7 @@
       </w:pPr>
       <w:rPr>
         <w:rFonts w:hint="default"/>
-        <w:color w:val="FF0000"/>
+        <w:color w:val="auto"/>
       </w:rPr>
     </w:lvl>
     <w:lvl w:ilvl="1" w:tplc="04090019" w:tentative="1">
@@ -7786,7 +8053,7 @@
       </w:pPr>
     </w:lvl>
   </w:abstractNum>
-  <w:abstractNum w:abstractNumId="43" w15:restartNumberingAfterBreak="0">
+  <w:abstractNum w:abstractNumId="46" w15:restartNumberingAfterBreak="0">
     <w:nsid w:val="532504FF"/>
     <w:multiLevelType w:val="hybridMultilevel"/>
     <w:tmpl w:val="DCF689F4"/>
@@ -7875,7 +8142,7 @@
       </w:pPr>
     </w:lvl>
   </w:abstractNum>
-  <w:abstractNum w:abstractNumId="44" w15:restartNumberingAfterBreak="0">
+  <w:abstractNum w:abstractNumId="47" w15:restartNumberingAfterBreak="0">
     <w:nsid w:val="536811BF"/>
     <w:multiLevelType w:val="hybridMultilevel"/>
     <w:tmpl w:val="6F58FE96"/>
@@ -7964,7 +8231,7 @@
       </w:pPr>
     </w:lvl>
   </w:abstractNum>
-  <w:abstractNum w:abstractNumId="45" w15:restartNumberingAfterBreak="0">
+  <w:abstractNum w:abstractNumId="48" w15:restartNumberingAfterBreak="0">
     <w:nsid w:val="536F0229"/>
     <w:multiLevelType w:val="hybridMultilevel"/>
     <w:tmpl w:val="BDB2F76E"/>
@@ -8080,7 +8347,7 @@
       </w:pPr>
     </w:lvl>
   </w:abstractNum>
-  <w:abstractNum w:abstractNumId="46" w15:restartNumberingAfterBreak="0">
+  <w:abstractNum w:abstractNumId="49" w15:restartNumberingAfterBreak="0">
     <w:nsid w:val="537447CD"/>
     <w:multiLevelType w:val="hybridMultilevel"/>
     <w:tmpl w:val="DCF689F4"/>
@@ -8169,19 +8436,134 @@
       </w:pPr>
     </w:lvl>
   </w:abstractNum>
-  <w:abstractNum w:abstractNumId="47" w15:restartNumberingAfterBreak="0">
+  <w:abstractNum w:abstractNumId="50" w15:restartNumberingAfterBreak="0">
+    <w:nsid w:val="538E2664"/>
+    <w:multiLevelType w:val="hybridMultilevel"/>
+    <w:tmpl w:val="B07CFA7E"/>
+    <w:lvl w:ilvl="0" w:tplc="7D46806A">
+      <w:start w:val="1"/>
+      <w:numFmt w:val="taiwaneseCountingThousand"/>
+      <w:lvlText w:val="%1、"/>
+      <w:lvlJc w:val="left"/>
+      <w:pPr>
+        <w:tabs>
+          <w:tab w:val="num" w:pos="480"/>
+        </w:tabs>
+        <w:ind w:left="480" w:hanging="480"/>
+      </w:pPr>
+      <w:rPr>
+        <w:sz w:val="28"/>
+        <w:szCs w:val="28"/>
+      </w:rPr>
+    </w:lvl>
+    <w:lvl w:ilvl="1" w:tplc="04090019">
+      <w:start w:val="1"/>
+      <w:numFmt w:val="ideographTraditional"/>
+      <w:lvlText w:val="%2、"/>
+      <w:lvlJc w:val="left"/>
+      <w:pPr>
+        <w:tabs>
+          <w:tab w:val="num" w:pos="960"/>
+        </w:tabs>
+        <w:ind w:left="960" w:hanging="480"/>
+      </w:pPr>
+    </w:lvl>
+    <w:lvl w:ilvl="2" w:tplc="0409001B">
+      <w:start w:val="1"/>
+      <w:numFmt w:val="lowerRoman"/>
+      <w:lvlText w:val="%3."/>
+      <w:lvlJc w:val="right"/>
+      <w:pPr>
+        <w:tabs>
+          <w:tab w:val="num" w:pos="1440"/>
+        </w:tabs>
+        <w:ind w:left="1440" w:hanging="480"/>
+      </w:pPr>
+    </w:lvl>
+    <w:lvl w:ilvl="3" w:tplc="0409000F">
+      <w:start w:val="1"/>
+      <w:numFmt w:val="decimal"/>
+      <w:lvlText w:val="%4."/>
+      <w:lvlJc w:val="left"/>
+      <w:pPr>
+        <w:tabs>
+          <w:tab w:val="num" w:pos="1920"/>
+        </w:tabs>
+        <w:ind w:left="1920" w:hanging="480"/>
+      </w:pPr>
+    </w:lvl>
+    <w:lvl w:ilvl="4" w:tplc="04090019">
+      <w:start w:val="1"/>
+      <w:numFmt w:val="ideographTraditional"/>
+      <w:lvlText w:val="%5、"/>
+      <w:lvlJc w:val="left"/>
+      <w:pPr>
+        <w:tabs>
+          <w:tab w:val="num" w:pos="2400"/>
+        </w:tabs>
+        <w:ind w:left="2400" w:hanging="480"/>
+      </w:pPr>
+    </w:lvl>
+    <w:lvl w:ilvl="5" w:tplc="0409001B">
+      <w:start w:val="1"/>
+      <w:numFmt w:val="lowerRoman"/>
+      <w:lvlText w:val="%6."/>
+      <w:lvlJc w:val="right"/>
+      <w:pPr>
+        <w:tabs>
+          <w:tab w:val="num" w:pos="2880"/>
+        </w:tabs>
+        <w:ind w:left="2880" w:hanging="480"/>
+      </w:pPr>
+    </w:lvl>
+    <w:lvl w:ilvl="6" w:tplc="0409000F">
+      <w:start w:val="1"/>
+      <w:numFmt w:val="decimal"/>
+      <w:lvlText w:val="%7."/>
+      <w:lvlJc w:val="left"/>
+      <w:pPr>
+        <w:tabs>
+          <w:tab w:val="num" w:pos="3360"/>
+        </w:tabs>
+        <w:ind w:left="3360" w:hanging="480"/>
+      </w:pPr>
+    </w:lvl>
+    <w:lvl w:ilvl="7" w:tplc="04090019">
+      <w:start w:val="1"/>
+      <w:numFmt w:val="ideographTraditional"/>
+      <w:lvlText w:val="%8、"/>
+      <w:lvlJc w:val="left"/>
+      <w:pPr>
+        <w:tabs>
+          <w:tab w:val="num" w:pos="3840"/>
+        </w:tabs>
+        <w:ind w:left="3840" w:hanging="480"/>
+      </w:pPr>
+    </w:lvl>
+    <w:lvl w:ilvl="8" w:tplc="0409001B">
+      <w:start w:val="1"/>
+      <w:numFmt w:val="lowerRoman"/>
+      <w:lvlText w:val="%9."/>
+      <w:lvlJc w:val="right"/>
+      <w:pPr>
+        <w:tabs>
+          <w:tab w:val="num" w:pos="4320"/>
+        </w:tabs>
+        <w:ind w:left="4320" w:hanging="480"/>
+      </w:pPr>
+    </w:lvl>
+  </w:abstractNum>
+  <w:abstractNum w:abstractNumId="51" w15:restartNumberingAfterBreak="0">
     <w:nsid w:val="541E4EF2"/>
     <w:multiLevelType w:val="singleLevel"/>
-    <w:tmpl w:val="E56CFA1A"/>
+    <w:tmpl w:val="A86470E6"/>
     <w:lvl w:ilvl="0">
       <w:start w:val="1"/>
       <w:numFmt w:val="taiwaneseCountingThousand"/>
+      <w:suff w:val="nothing"/>
       <w:lvlText w:val="%1、"/>
       <w:lvlJc w:val="left"/>
       <w:pPr>
-        <w:tabs>
-          <w:tab w:val="num" w:pos="480"/>
-        </w:tabs>
         <w:ind w:left="480" w:hanging="480"/>
       </w:pPr>
       <w:rPr>
@@ -8189,7 +8571,7 @@
       </w:rPr>
     </w:lvl>
   </w:abstractNum>
-  <w:abstractNum w:abstractNumId="48" w15:restartNumberingAfterBreak="0">
+  <w:abstractNum w:abstractNumId="52" w15:restartNumberingAfterBreak="0">
     <w:nsid w:val="55607F23"/>
     <w:multiLevelType w:val="hybridMultilevel"/>
     <w:tmpl w:val="C144C364"/>
@@ -8278,7 +8660,7 @@
       </w:pPr>
     </w:lvl>
   </w:abstractNum>
-  <w:abstractNum w:abstractNumId="49" w15:restartNumberingAfterBreak="0">
+  <w:abstractNum w:abstractNumId="53" w15:restartNumberingAfterBreak="0">
     <w:nsid w:val="57F10696"/>
     <w:multiLevelType w:val="hybridMultilevel"/>
     <w:tmpl w:val="1B944A46"/>
@@ -8394,7 +8776,7 @@
       </w:pPr>
     </w:lvl>
   </w:abstractNum>
-  <w:abstractNum w:abstractNumId="50" w15:restartNumberingAfterBreak="0">
+  <w:abstractNum w:abstractNumId="54" w15:restartNumberingAfterBreak="0">
     <w:nsid w:val="5AA23888"/>
     <w:multiLevelType w:val="hybridMultilevel"/>
     <w:tmpl w:val="03C63550"/>
@@ -8480,7 +8862,7 @@
       </w:pPr>
     </w:lvl>
   </w:abstractNum>
-  <w:abstractNum w:abstractNumId="51" w15:restartNumberingAfterBreak="0">
+  <w:abstractNum w:abstractNumId="55" w15:restartNumberingAfterBreak="0">
     <w:nsid w:val="5BCA2E40"/>
     <w:multiLevelType w:val="hybridMultilevel"/>
     <w:tmpl w:val="2E8C052C"/>
@@ -8569,7 +8951,7 @@
       </w:pPr>
     </w:lvl>
   </w:abstractNum>
-  <w:abstractNum w:abstractNumId="52" w15:restartNumberingAfterBreak="0">
+  <w:abstractNum w:abstractNumId="56" w15:restartNumberingAfterBreak="0">
     <w:nsid w:val="5CB6761F"/>
     <w:multiLevelType w:val="hybridMultilevel"/>
     <w:tmpl w:val="3E56FDB0"/>
@@ -8659,7 +9041,7 @@
       </w:pPr>
     </w:lvl>
   </w:abstractNum>
-  <w:abstractNum w:abstractNumId="53" w15:restartNumberingAfterBreak="0">
+  <w:abstractNum w:abstractNumId="57" w15:restartNumberingAfterBreak="0">
     <w:nsid w:val="5D8B5BB4"/>
     <w:multiLevelType w:val="hybridMultilevel"/>
     <w:tmpl w:val="B3265FA2"/>
@@ -8774,7 +9156,7 @@
       </w:rPr>
     </w:lvl>
   </w:abstractNum>
-  <w:abstractNum w:abstractNumId="54" w15:restartNumberingAfterBreak="0">
+  <w:abstractNum w:abstractNumId="58" w15:restartNumberingAfterBreak="0">
     <w:nsid w:val="5F4D5249"/>
     <w:multiLevelType w:val="hybridMultilevel"/>
     <w:tmpl w:val="DF9A9100"/>
@@ -8891,7 +9273,7 @@
       </w:pPr>
     </w:lvl>
   </w:abstractNum>
-  <w:abstractNum w:abstractNumId="55" w15:restartNumberingAfterBreak="0">
+  <w:abstractNum w:abstractNumId="59" w15:restartNumberingAfterBreak="0">
     <w:nsid w:val="5F644DB1"/>
     <w:multiLevelType w:val="hybridMultilevel"/>
     <w:tmpl w:val="A6906EDE"/>
@@ -9006,7 +9388,7 @@
       </w:rPr>
     </w:lvl>
   </w:abstractNum>
-  <w:abstractNum w:abstractNumId="56" w15:restartNumberingAfterBreak="0">
+  <w:abstractNum w:abstractNumId="60" w15:restartNumberingAfterBreak="0">
     <w:nsid w:val="61CB62B5"/>
     <w:multiLevelType w:val="hybridMultilevel"/>
     <w:tmpl w:val="DCF689F4"/>
@@ -9095,7 +9477,96 @@
       </w:pPr>
     </w:lvl>
   </w:abstractNum>
-  <w:abstractNum w:abstractNumId="57" w15:restartNumberingAfterBreak="0">
+  <w:abstractNum w:abstractNumId="61" w15:restartNumberingAfterBreak="0">
+    <w:nsid w:val="66E47415"/>
+    <w:multiLevelType w:val="hybridMultilevel"/>
+    <w:tmpl w:val="3F3EA072"/>
+    <w:lvl w:ilvl="0" w:tplc="5E88FD5C">
+      <w:start w:val="1"/>
+      <w:numFmt w:val="taiwaneseCountingThousand"/>
+      <w:lvlText w:val="(%1)"/>
+      <w:lvlJc w:val="left"/>
+      <w:pPr>
+        <w:ind w:left="720" w:hanging="480"/>
+      </w:pPr>
+      <w:rPr>
+        <w:rFonts w:hint="eastAsia"/>
+      </w:rPr>
+    </w:lvl>
+    <w:lvl w:ilvl="1" w:tplc="04090019" w:tentative="1">
+      <w:start w:val="1"/>
+      <w:numFmt w:val="ideographTraditional"/>
+      <w:lvlText w:val="%2、"/>
+      <w:lvlJc w:val="left"/>
+      <w:pPr>
+        <w:ind w:left="1200" w:hanging="480"/>
+      </w:pPr>
+    </w:lvl>
+    <w:lvl w:ilvl="2" w:tplc="0409001B" w:tentative="1">
+      <w:start w:val="1"/>
+      <w:numFmt w:val="lowerRoman"/>
+      <w:lvlText w:val="%3."/>
+      <w:lvlJc w:val="right"/>
+      <w:pPr>
+        <w:ind w:left="1680" w:hanging="480"/>
+      </w:pPr>
+    </w:lvl>
+    <w:lvl w:ilvl="3" w:tplc="0409000F" w:tentative="1">
+      <w:start w:val="1"/>
+      <w:numFmt w:val="decimal"/>
+      <w:lvlText w:val="%4."/>
+      <w:lvlJc w:val="left"/>
+      <w:pPr>
+        <w:ind w:left="2160" w:hanging="480"/>
+      </w:pPr>
+    </w:lvl>
+    <w:lvl w:ilvl="4" w:tplc="04090019" w:tentative="1">
+      <w:start w:val="1"/>
+      <w:numFmt w:val="ideographTraditional"/>
+      <w:lvlText w:val="%5、"/>
+      <w:lvlJc w:val="left"/>
+      <w:pPr>
+        <w:ind w:left="2640" w:hanging="480"/>
+      </w:pPr>
+    </w:lvl>
+    <w:lvl w:ilvl="5" w:tplc="0409001B" w:tentative="1">
+      <w:start w:val="1"/>
+      <w:numFmt w:val="lowerRoman"/>
+      <w:lvlText w:val="%6."/>
+      <w:lvlJc w:val="right"/>
+      <w:pPr>
+        <w:ind w:left="3120" w:hanging="480"/>
+      </w:pPr>
+    </w:lvl>
+    <w:lvl w:ilvl="6" w:tplc="0409000F" w:tentative="1">
+      <w:start w:val="1"/>
+      <w:numFmt w:val="decimal"/>
+      <w:lvlText w:val="%7."/>
+      <w:lvlJc w:val="left"/>
+      <w:pPr>
+        <w:ind w:left="3600" w:hanging="480"/>
+      </w:pPr>
+    </w:lvl>
+    <w:lvl w:ilvl="7" w:tplc="04090019" w:tentative="1">
+      <w:start w:val="1"/>
+      <w:numFmt w:val="ideographTraditional"/>
+      <w:lvlText w:val="%8、"/>
+      <w:lvlJc w:val="left"/>
+      <w:pPr>
+        <w:ind w:left="4080" w:hanging="480"/>
+      </w:pPr>
+    </w:lvl>
+    <w:lvl w:ilvl="8" w:tplc="0409001B" w:tentative="1">
+      <w:start w:val="1"/>
+      <w:numFmt w:val="lowerRoman"/>
+      <w:lvlText w:val="%9."/>
+      <w:lvlJc w:val="right"/>
+      <w:pPr>
+        <w:ind w:left="4560" w:hanging="480"/>
+      </w:pPr>
+    </w:lvl>
+  </w:abstractNum>
+  <w:abstractNum w:abstractNumId="62" w15:restartNumberingAfterBreak="0">
     <w:nsid w:val="67C95A70"/>
     <w:multiLevelType w:val="multilevel"/>
     <w:tmpl w:val="870A2A9A"/>
@@ -9184,7 +9655,7 @@
       </w:pPr>
     </w:lvl>
   </w:abstractNum>
-  <w:abstractNum w:abstractNumId="58" w15:restartNumberingAfterBreak="0">
+  <w:abstractNum w:abstractNumId="63" w15:restartNumberingAfterBreak="0">
     <w:nsid w:val="68BA67E2"/>
     <w:multiLevelType w:val="hybridMultilevel"/>
     <w:tmpl w:val="244E2C38"/>
@@ -9273,7 +9744,7 @@
       </w:pPr>
     </w:lvl>
   </w:abstractNum>
-  <w:abstractNum w:abstractNumId="59" w15:restartNumberingAfterBreak="0">
+  <w:abstractNum w:abstractNumId="64" w15:restartNumberingAfterBreak="0">
     <w:nsid w:val="6A865A0D"/>
     <w:multiLevelType w:val="hybridMultilevel"/>
     <w:tmpl w:val="7442675E"/>
@@ -9362,7 +9833,7 @@
       </w:pPr>
     </w:lvl>
   </w:abstractNum>
-  <w:abstractNum w:abstractNumId="60" w15:restartNumberingAfterBreak="0">
+  <w:abstractNum w:abstractNumId="65" w15:restartNumberingAfterBreak="0">
     <w:nsid w:val="6B0571AA"/>
     <w:multiLevelType w:val="hybridMultilevel"/>
     <w:tmpl w:val="79EE36BC"/>
@@ -9478,7 +9949,7 @@
       </w:pPr>
     </w:lvl>
   </w:abstractNum>
-  <w:abstractNum w:abstractNumId="61" w15:restartNumberingAfterBreak="0">
+  <w:abstractNum w:abstractNumId="66" w15:restartNumberingAfterBreak="0">
     <w:nsid w:val="6C1F3FD5"/>
     <w:multiLevelType w:val="hybridMultilevel"/>
     <w:tmpl w:val="C692485C"/>
@@ -9594,7 +10065,7 @@
       </w:pPr>
     </w:lvl>
   </w:abstractNum>
-  <w:abstractNum w:abstractNumId="62" w15:restartNumberingAfterBreak="0">
+  <w:abstractNum w:abstractNumId="67" w15:restartNumberingAfterBreak="0">
     <w:nsid w:val="6C9D0E84"/>
     <w:multiLevelType w:val="hybridMultilevel"/>
     <w:tmpl w:val="B05C2B22"/>
@@ -9680,7 +10151,7 @@
       </w:pPr>
     </w:lvl>
   </w:abstractNum>
-  <w:abstractNum w:abstractNumId="63" w15:restartNumberingAfterBreak="0">
+  <w:abstractNum w:abstractNumId="68" w15:restartNumberingAfterBreak="0">
     <w:nsid w:val="70E4294E"/>
     <w:multiLevelType w:val="hybridMultilevel"/>
     <w:tmpl w:val="21CA86EC"/>
@@ -9796,7 +10267,7 @@
       </w:pPr>
     </w:lvl>
   </w:abstractNum>
-  <w:abstractNum w:abstractNumId="64" w15:restartNumberingAfterBreak="0">
+  <w:abstractNum w:abstractNumId="69" w15:restartNumberingAfterBreak="0">
     <w:nsid w:val="73042D5E"/>
     <w:multiLevelType w:val="hybridMultilevel"/>
     <w:tmpl w:val="1B944A46"/>
@@ -9912,7 +10383,7 @@
       </w:pPr>
     </w:lvl>
   </w:abstractNum>
-  <w:abstractNum w:abstractNumId="65" w15:restartNumberingAfterBreak="0">
+  <w:abstractNum w:abstractNumId="70" w15:restartNumberingAfterBreak="0">
     <w:nsid w:val="76BB2B30"/>
     <w:multiLevelType w:val="hybridMultilevel"/>
     <w:tmpl w:val="165AC012"/>
@@ -10025,7 +10496,7 @@
       </w:rPr>
     </w:lvl>
   </w:abstractNum>
-  <w:abstractNum w:abstractNumId="66" w15:restartNumberingAfterBreak="0">
+  <w:abstractNum w:abstractNumId="71" w15:restartNumberingAfterBreak="0">
     <w:nsid w:val="77670589"/>
     <w:multiLevelType w:val="hybridMultilevel"/>
     <w:tmpl w:val="3EDA81A0"/>
@@ -10114,7 +10585,7 @@
       </w:pPr>
     </w:lvl>
   </w:abstractNum>
-  <w:abstractNum w:abstractNumId="67" w15:restartNumberingAfterBreak="0">
+  <w:abstractNum w:abstractNumId="72" w15:restartNumberingAfterBreak="0">
     <w:nsid w:val="7D920C24"/>
     <w:multiLevelType w:val="hybridMultilevel"/>
     <w:tmpl w:val="F560009A"/>
@@ -10201,40 +10672,40 @@
     </w:lvl>
   </w:abstractNum>
   <w:num w:numId="1" w16cid:durableId="175653044">
-    <w:abstractNumId w:val="47"/>
+    <w:abstractNumId w:val="51"/>
   </w:num>
   <w:num w:numId="2" w16cid:durableId="1193373969">
     <w:abstractNumId w:val="10"/>
   </w:num>
   <w:num w:numId="3" w16cid:durableId="507256770">
-    <w:abstractNumId w:val="19"/>
+    <w:abstractNumId w:val="20"/>
   </w:num>
   <w:num w:numId="4" w16cid:durableId="2037727094">
-    <w:abstractNumId w:val="36"/>
+    <w:abstractNumId w:val="39"/>
   </w:num>
   <w:num w:numId="5" w16cid:durableId="2048723498">
-    <w:abstractNumId w:val="49"/>
+    <w:abstractNumId w:val="53"/>
   </w:num>
   <w:num w:numId="6" w16cid:durableId="591671294">
-    <w:abstractNumId w:val="60"/>
+    <w:abstractNumId w:val="65"/>
   </w:num>
   <w:num w:numId="7" w16cid:durableId="1147629086">
-    <w:abstractNumId w:val="22"/>
+    <w:abstractNumId w:val="24"/>
   </w:num>
   <w:num w:numId="8" w16cid:durableId="610164983">
-    <w:abstractNumId w:val="54"/>
+    <w:abstractNumId w:val="58"/>
   </w:num>
   <w:num w:numId="9" w16cid:durableId="242955285">
     <w:abstractNumId w:val="18"/>
   </w:num>
   <w:num w:numId="10" w16cid:durableId="1082988873">
-    <w:abstractNumId w:val="45"/>
+    <w:abstractNumId w:val="48"/>
   </w:num>
   <w:num w:numId="11" w16cid:durableId="1802380794">
-    <w:abstractNumId w:val="61"/>
+    <w:abstractNumId w:val="66"/>
   </w:num>
   <w:num w:numId="12" w16cid:durableId="149953142">
-    <w:abstractNumId w:val="24"/>
+    <w:abstractNumId w:val="26"/>
     <w:lvlOverride w:ilvl="0">
       <w:startOverride w:val="1"/>
     </w:lvlOverride>
@@ -10260,19 +10731,19 @@
     </w:lvlOverride>
   </w:num>
   <w:num w:numId="13" w16cid:durableId="1295253846">
-    <w:abstractNumId w:val="55"/>
+    <w:abstractNumId w:val="59"/>
   </w:num>
   <w:num w:numId="14" w16cid:durableId="1737824327">
-    <w:abstractNumId w:val="53"/>
+    <w:abstractNumId w:val="57"/>
   </w:num>
   <w:num w:numId="15" w16cid:durableId="193924544">
-    <w:abstractNumId w:val="40"/>
+    <w:abstractNumId w:val="43"/>
   </w:num>
   <w:num w:numId="16" w16cid:durableId="2117943530">
     <w:abstractNumId w:val="13"/>
   </w:num>
   <w:num w:numId="17" w16cid:durableId="490872939">
-    <w:abstractNumId w:val="34"/>
+    <w:abstractNumId w:val="37"/>
   </w:num>
   <w:num w:numId="18" w16cid:durableId="1539705565">
     <w:abstractNumId w:val="3"/>
@@ -10281,43 +10752,43 @@
     <w:abstractNumId w:val="6"/>
   </w:num>
   <w:num w:numId="20" w16cid:durableId="2133591484">
-    <w:abstractNumId w:val="39"/>
+    <w:abstractNumId w:val="42"/>
   </w:num>
   <w:num w:numId="21" w16cid:durableId="1755931734">
+    <w:abstractNumId w:val="49"/>
+  </w:num>
+  <w:num w:numId="22" w16cid:durableId="870918023">
     <w:abstractNumId w:val="46"/>
   </w:num>
-  <w:num w:numId="22" w16cid:durableId="870918023">
-    <w:abstractNumId w:val="43"/>
-  </w:num>
   <w:num w:numId="23" w16cid:durableId="2020085105">
-    <w:abstractNumId w:val="56"/>
+    <w:abstractNumId w:val="60"/>
   </w:num>
   <w:num w:numId="24" w16cid:durableId="416365350">
-    <w:abstractNumId w:val="28"/>
+    <w:abstractNumId w:val="30"/>
   </w:num>
   <w:num w:numId="25" w16cid:durableId="669717176">
-    <w:abstractNumId w:val="42"/>
+    <w:abstractNumId w:val="45"/>
   </w:num>
   <w:num w:numId="26" w16cid:durableId="1266303625">
-    <w:abstractNumId w:val="29"/>
+    <w:abstractNumId w:val="32"/>
   </w:num>
   <w:num w:numId="27" w16cid:durableId="1475102072">
-    <w:abstractNumId w:val="20"/>
+    <w:abstractNumId w:val="21"/>
   </w:num>
   <w:num w:numId="28" w16cid:durableId="1146124917">
+    <w:abstractNumId w:val="44"/>
+  </w:num>
+  <w:num w:numId="29" w16cid:durableId="1954089041">
+    <w:abstractNumId w:val="62"/>
+  </w:num>
+  <w:num w:numId="30" w16cid:durableId="224801921">
+    <w:abstractNumId w:val="67"/>
+  </w:num>
+  <w:num w:numId="31" w16cid:durableId="1776053006">
     <w:abstractNumId w:val="41"/>
   </w:num>
-  <w:num w:numId="29" w16cid:durableId="1954089041">
-    <w:abstractNumId w:val="57"/>
-  </w:num>
-  <w:num w:numId="30" w16cid:durableId="224801921">
-    <w:abstractNumId w:val="62"/>
-  </w:num>
-  <w:num w:numId="31" w16cid:durableId="1776053006">
-    <w:abstractNumId w:val="38"/>
-  </w:num>
   <w:num w:numId="32" w16cid:durableId="1133058853">
-    <w:abstractNumId w:val="66"/>
+    <w:abstractNumId w:val="71"/>
   </w:num>
   <w:num w:numId="33" w16cid:durableId="1636448663">
     <w:abstractNumId w:val="7"/>
@@ -10335,37 +10806,37 @@
     <w:abstractNumId w:val="0"/>
   </w:num>
   <w:num w:numId="38" w16cid:durableId="1856308743">
-    <w:abstractNumId w:val="67"/>
+    <w:abstractNumId w:val="72"/>
   </w:num>
   <w:num w:numId="39" w16cid:durableId="133255702">
     <w:abstractNumId w:val="9"/>
   </w:num>
   <w:num w:numId="40" w16cid:durableId="1057627295">
-    <w:abstractNumId w:val="48"/>
+    <w:abstractNumId w:val="52"/>
   </w:num>
   <w:num w:numId="41" w16cid:durableId="1422676808">
-    <w:abstractNumId w:val="21"/>
+    <w:abstractNumId w:val="23"/>
   </w:num>
   <w:num w:numId="42" w16cid:durableId="513616112">
-    <w:abstractNumId w:val="51"/>
+    <w:abstractNumId w:val="55"/>
   </w:num>
   <w:num w:numId="43" w16cid:durableId="1527408862">
-    <w:abstractNumId w:val="31"/>
+    <w:abstractNumId w:val="34"/>
   </w:num>
   <w:num w:numId="44" w16cid:durableId="1031422146">
-    <w:abstractNumId w:val="35"/>
+    <w:abstractNumId w:val="38"/>
   </w:num>
   <w:num w:numId="45" w16cid:durableId="86269860">
     <w:abstractNumId w:val="14"/>
   </w:num>
   <w:num w:numId="46" w16cid:durableId="1094593007">
-    <w:abstractNumId w:val="26"/>
+    <w:abstractNumId w:val="28"/>
   </w:num>
   <w:num w:numId="47" w16cid:durableId="756172649">
-    <w:abstractNumId w:val="23"/>
+    <w:abstractNumId w:val="25"/>
   </w:num>
   <w:num w:numId="48" w16cid:durableId="1992902560">
-    <w:abstractNumId w:val="44"/>
+    <w:abstractNumId w:val="47"/>
   </w:num>
   <w:num w:numId="49" w16cid:durableId="1970168133">
     <w:abstractNumId w:val="4"/>
@@ -10380,7 +10851,7 @@
     <w:abstractNumId w:val="16"/>
   </w:num>
   <w:num w:numId="53" w16cid:durableId="1180041987">
-    <w:abstractNumId w:val="27"/>
+    <w:abstractNumId w:val="29"/>
   </w:num>
   <w:num w:numId="54" w16cid:durableId="1095251859">
     <w:abstractNumId w:val="17"/>
@@ -10395,13 +10866,13 @@
     </w:lvlOverride>
   </w:num>
   <w:num w:numId="56" w16cid:durableId="1094935886">
-    <w:abstractNumId w:val="27"/>
+    <w:abstractNumId w:val="29"/>
     <w:lvlOverride w:ilvl="0">
       <w:startOverride w:val="1"/>
     </w:lvlOverride>
   </w:num>
   <w:num w:numId="57" w16cid:durableId="358900644">
-    <w:abstractNumId w:val="50"/>
+    <w:abstractNumId w:val="54"/>
   </w:num>
   <w:num w:numId="58" w16cid:durableId="744298289">
     <w:abstractNumId w:val="5"/>
@@ -10410,43 +10881,93 @@
     <w:abstractNumId w:val="1"/>
   </w:num>
   <w:num w:numId="60" w16cid:durableId="855267421">
-    <w:abstractNumId w:val="25"/>
+    <w:abstractNumId w:val="27"/>
   </w:num>
   <w:num w:numId="61" w16cid:durableId="827090063">
-    <w:abstractNumId w:val="64"/>
+    <w:abstractNumId w:val="69"/>
   </w:num>
   <w:num w:numId="62" w16cid:durableId="198906490">
-    <w:abstractNumId w:val="63"/>
+    <w:abstractNumId w:val="68"/>
   </w:num>
   <w:num w:numId="63" w16cid:durableId="72548656">
-    <w:abstractNumId w:val="52"/>
+    <w:abstractNumId w:val="56"/>
   </w:num>
   <w:num w:numId="64" w16cid:durableId="18819939">
-    <w:abstractNumId w:val="32"/>
+    <w:abstractNumId w:val="35"/>
   </w:num>
   <w:num w:numId="65" w16cid:durableId="1658220592">
-    <w:abstractNumId w:val="33"/>
+    <w:abstractNumId w:val="36"/>
   </w:num>
   <w:num w:numId="66" w16cid:durableId="240264181">
     <w:abstractNumId w:val="12"/>
   </w:num>
   <w:num w:numId="67" w16cid:durableId="1537234060">
-    <w:abstractNumId w:val="59"/>
+    <w:abstractNumId w:val="64"/>
   </w:num>
   <w:num w:numId="68" w16cid:durableId="1758936540">
-    <w:abstractNumId w:val="30"/>
+    <w:abstractNumId w:val="33"/>
   </w:num>
   <w:num w:numId="69" w16cid:durableId="1873028174">
-    <w:abstractNumId w:val="65"/>
+    <w:abstractNumId w:val="70"/>
   </w:num>
   <w:num w:numId="70" w16cid:durableId="1418137412">
-    <w:abstractNumId w:val="37"/>
+    <w:abstractNumId w:val="40"/>
   </w:num>
   <w:num w:numId="71" w16cid:durableId="434054275">
-    <w:abstractNumId w:val="58"/>
+    <w:abstractNumId w:val="63"/>
+  </w:num>
+  <w:num w:numId="72" w16cid:durableId="1221937143">
+    <w:abstractNumId w:val="19"/>
+  </w:num>
+  <w:num w:numId="73" w16cid:durableId="14159865">
+    <w:abstractNumId w:val="61"/>
+  </w:num>
+  <w:num w:numId="74" w16cid:durableId="2032220708">
+    <w:abstractNumId w:val="22"/>
+  </w:num>
+  <w:num w:numId="75" w16cid:durableId="2057659452">
+    <w:abstractNumId w:val="50"/>
+    <w:lvlOverride w:ilvl="0">
+      <w:startOverride w:val="1"/>
+    </w:lvlOverride>
+    <w:lvlOverride w:ilvl="1">
+      <w:startOverride w:val="1"/>
+    </w:lvlOverride>
+    <w:lvlOverride w:ilvl="2">
+      <w:startOverride w:val="1"/>
+    </w:lvlOverride>
+    <w:lvlOverride w:ilvl="3">
+      <w:startOverride w:val="1"/>
+    </w:lvlOverride>
+    <w:lvlOverride w:ilvl="4">
+      <w:startOverride w:val="1"/>
+    </w:lvlOverride>
+    <w:lvlOverride w:ilvl="5">
+      <w:startOverride w:val="1"/>
+    </w:lvlOverride>
+    <w:lvlOverride w:ilvl="6">
+      <w:startOverride w:val="1"/>
+    </w:lvlOverride>
+    <w:lvlOverride w:ilvl="7">
+      <w:startOverride w:val="1"/>
+    </w:lvlOverride>
+    <w:lvlOverride w:ilvl="8">
+      <w:startOverride w:val="1"/>
+    </w:lvlOverride>
+  </w:num>
+  <w:num w:numId="76" w16cid:durableId="1560819934">
+    <w:abstractNumId w:val="31"/>
   </w:num>
   <w:numIdMacAtCleanup w:val="64"/>
 </w:numbering>
+</file>
+
+<file path=word/people.xml><?xml version="1.0" encoding="utf-8"?>
+<w15:people xmlns:wpc="http://schemas.microsoft.com/office/word/2010/wordprocessingCanvas" xmlns:cx="http://schemas.microsoft.com/office/drawing/2014/chartex" xmlns:cx1="http://schemas.microsoft.com/office/drawing/2015/9/8/chartex" xmlns:cx2="http://schemas.microsoft.com/office/drawing/2015/10/21/chartex" xmlns:cx3="http://schemas.microsoft.com/office/drawing/2016/5/9/chartex" xmlns:cx4="http://schemas.microsoft.com/office/drawing/2016/5/10/chartex" xmlns:cx5="http://schemas.microsoft.com/office/drawing/2016/5/11/chartex" xmlns:cx6="http://schemas.microsoft.com/office/drawing/2016/5/12/chartex" xmlns:cx7="http://schemas.microsoft.com/office/drawing/2016/5/13/chartex" xmlns:cx8="http://schemas.microsoft.com/office/drawing/2016/5/14/chartex" xmlns:mc="http://schemas.openxmlformats.org/markup-compatibility/2006" xmlns:aink="http://schemas.microsoft.com/office/drawing/2016/ink" xmlns:am3d="http://schemas.microsoft.com/office/drawing/2017/model3d" xmlns:o="urn:schemas-microsoft-com:office:office" xmlns:oel="http://schemas.microsoft.com/office/2019/extlst" xmlns:r="http://schemas.openxmlformats.org/officeDocument/2006/relationships" xmlns:m="http://schemas.openxmlformats.org/officeDocument/2006/math" xmlns:v="urn:schemas-microsoft-com:vml" xmlns:wp14="http://schemas.microsoft.com/office/word/2010/wordprocessingDrawing" xmlns:wp="http://schemas.openxmlformats.org/drawingml/2006/wordprocessingDrawing" xmlns:w10="urn:schemas-microsoft-com:office:word" xmlns:w="http://schemas.openxmlformats.org/wordprocessingml/2006/main" xmlns:w14="http://schemas.microsoft.com/office/word/2010/wordml" xmlns:w15="http://schemas.microsoft.com/office/word/2012/wordml" xmlns:w16cex="http://schemas.microsoft.com/office/word/2018/wordml/cex" xmlns:w16cid="http://schemas.microsoft.com/office/word/2016/wordml/cid" xmlns:w16="http://schemas.microsoft.com/office/word/2018/wordml" xmlns:w16sdtdh="http://schemas.microsoft.com/office/word/2020/wordml/sdtdatahash" xmlns:w16se="http://schemas.microsoft.com/office/word/2015/wordml/symex" xmlns:wpg="http://schemas.microsoft.com/office/word/2010/wordprocessingGroup" xmlns:wpi="http://schemas.microsoft.com/office/word/2010/wordprocessingInk" xmlns:wne="http://schemas.microsoft.com/office/word/2006/wordml" xmlns:wps="http://schemas.microsoft.com/office/word/2010/wordprocessingShape" mc:Ignorable="w14 w15 w16se w16cid w16 w16cex w16sdtdh wp14">
+  <w15:person w15:author="郁敏 許">
+    <w15:presenceInfo w15:providerId="Windows Live" w15:userId="5aa517eba68fbe1e"/>
+  </w15:person>
+</w15:people>
 </file>
 
 <file path=word/styles.xml><?xml version="1.0" encoding="utf-8"?>
@@ -10486,12 +11007,12 @@
     <w:lsdException w:name="toc 1" w:locked="1" w:uiPriority="39"/>
     <w:lsdException w:name="toc 2" w:locked="1" w:uiPriority="39"/>
     <w:lsdException w:name="toc 3" w:locked="1" w:uiPriority="39"/>
-    <w:lsdException w:name="toc 4" w:locked="1" w:uiPriority="0"/>
-    <w:lsdException w:name="toc 5" w:locked="1" w:uiPriority="0"/>
-    <w:lsdException w:name="toc 6" w:locked="1" w:uiPriority="0"/>
-    <w:lsdException w:name="toc 7" w:locked="1" w:uiPriority="0"/>
-    <w:lsdException w:name="toc 8" w:locked="1" w:uiPriority="0"/>
-    <w:lsdException w:name="toc 9" w:locked="1" w:uiPriority="0"/>
+    <w:lsdException w:name="toc 4" w:locked="1" w:uiPriority="39"/>
+    <w:lsdException w:name="toc 5" w:locked="1" w:uiPriority="39"/>
+    <w:lsdException w:name="toc 6" w:locked="1" w:uiPriority="39"/>
+    <w:lsdException w:name="toc 7" w:locked="1" w:uiPriority="39"/>
+    <w:lsdException w:name="toc 8" w:locked="1" w:uiPriority="39"/>
+    <w:lsdException w:name="toc 9" w:locked="1" w:uiPriority="39"/>
     <w:lsdException w:name="Normal Indent" w:semiHidden="1" w:unhideWhenUsed="1"/>
     <w:lsdException w:name="footnote text" w:semiHidden="1" w:unhideWhenUsed="1"/>
     <w:lsdException w:name="annotation text" w:semiHidden="1" w:uiPriority="0" w:unhideWhenUsed="1"/>
@@ -13509,13 +14030,13 @@
     <w:uiPriority w:val="39"/>
     <w:unhideWhenUsed/>
     <w:locked/>
-    <w:rsid w:val="001D5033"/>
+    <w:rsid w:val="002A0631"/>
     <w:pPr>
       <w:widowControl/>
       <w:spacing w:after="100" w:line="259" w:lineRule="auto"/>
     </w:pPr>
     <w:rPr>
-      <w:rFonts w:asciiTheme="minorHAnsi" w:eastAsiaTheme="minorEastAsia" w:hAnsiTheme="minorHAnsi"/>
+      <w:rFonts w:asciiTheme="minorHAnsi" w:eastAsia="標楷體" w:hAnsiTheme="minorHAnsi"/>
       <w:kern w:val="0"/>
       <w:sz w:val="22"/>
       <w:szCs w:val="22"/>
@@ -13540,6 +14061,114 @@
       <w:kern w:val="0"/>
       <w:sz w:val="22"/>
       <w:szCs w:val="22"/>
+    </w:rPr>
+  </w:style>
+  <w:style w:type="paragraph" w:styleId="4">
+    <w:name w:val="toc 4"/>
+    <w:basedOn w:val="a"/>
+    <w:next w:val="a"/>
+    <w:autoRedefine/>
+    <w:uiPriority w:val="39"/>
+    <w:unhideWhenUsed/>
+    <w:locked/>
+    <w:rsid w:val="00270163"/>
+    <w:pPr>
+      <w:spacing w:after="160" w:line="278" w:lineRule="auto"/>
+      <w:ind w:leftChars="600" w:left="1440"/>
+    </w:pPr>
+    <w:rPr>
+      <w:rFonts w:asciiTheme="minorHAnsi" w:eastAsiaTheme="minorEastAsia" w:hAnsiTheme="minorHAnsi" w:cstheme="minorBidi"/>
+      <w14:ligatures w14:val="standardContextual"/>
+    </w:rPr>
+  </w:style>
+  <w:style w:type="paragraph" w:styleId="5">
+    <w:name w:val="toc 5"/>
+    <w:basedOn w:val="a"/>
+    <w:next w:val="a"/>
+    <w:autoRedefine/>
+    <w:uiPriority w:val="39"/>
+    <w:unhideWhenUsed/>
+    <w:locked/>
+    <w:rsid w:val="00270163"/>
+    <w:pPr>
+      <w:spacing w:after="160" w:line="278" w:lineRule="auto"/>
+      <w:ind w:leftChars="800" w:left="1920"/>
+    </w:pPr>
+    <w:rPr>
+      <w:rFonts w:asciiTheme="minorHAnsi" w:eastAsiaTheme="minorEastAsia" w:hAnsiTheme="minorHAnsi" w:cstheme="minorBidi"/>
+      <w14:ligatures w14:val="standardContextual"/>
+    </w:rPr>
+  </w:style>
+  <w:style w:type="paragraph" w:styleId="6">
+    <w:name w:val="toc 6"/>
+    <w:basedOn w:val="a"/>
+    <w:next w:val="a"/>
+    <w:autoRedefine/>
+    <w:uiPriority w:val="39"/>
+    <w:unhideWhenUsed/>
+    <w:locked/>
+    <w:rsid w:val="00270163"/>
+    <w:pPr>
+      <w:spacing w:after="160" w:line="278" w:lineRule="auto"/>
+      <w:ind w:leftChars="1000" w:left="2400"/>
+    </w:pPr>
+    <w:rPr>
+      <w:rFonts w:asciiTheme="minorHAnsi" w:eastAsiaTheme="minorEastAsia" w:hAnsiTheme="minorHAnsi" w:cstheme="minorBidi"/>
+      <w14:ligatures w14:val="standardContextual"/>
+    </w:rPr>
+  </w:style>
+  <w:style w:type="paragraph" w:styleId="7">
+    <w:name w:val="toc 7"/>
+    <w:basedOn w:val="a"/>
+    <w:next w:val="a"/>
+    <w:autoRedefine/>
+    <w:uiPriority w:val="39"/>
+    <w:unhideWhenUsed/>
+    <w:locked/>
+    <w:rsid w:val="00270163"/>
+    <w:pPr>
+      <w:spacing w:after="160" w:line="278" w:lineRule="auto"/>
+      <w:ind w:leftChars="1200" w:left="2880"/>
+    </w:pPr>
+    <w:rPr>
+      <w:rFonts w:asciiTheme="minorHAnsi" w:eastAsiaTheme="minorEastAsia" w:hAnsiTheme="minorHAnsi" w:cstheme="minorBidi"/>
+      <w14:ligatures w14:val="standardContextual"/>
+    </w:rPr>
+  </w:style>
+  <w:style w:type="paragraph" w:styleId="8">
+    <w:name w:val="toc 8"/>
+    <w:basedOn w:val="a"/>
+    <w:next w:val="a"/>
+    <w:autoRedefine/>
+    <w:uiPriority w:val="39"/>
+    <w:unhideWhenUsed/>
+    <w:locked/>
+    <w:rsid w:val="00270163"/>
+    <w:pPr>
+      <w:spacing w:after="160" w:line="278" w:lineRule="auto"/>
+      <w:ind w:leftChars="1400" w:left="3360"/>
+    </w:pPr>
+    <w:rPr>
+      <w:rFonts w:asciiTheme="minorHAnsi" w:eastAsiaTheme="minorEastAsia" w:hAnsiTheme="minorHAnsi" w:cstheme="minorBidi"/>
+      <w14:ligatures w14:val="standardContextual"/>
+    </w:rPr>
+  </w:style>
+  <w:style w:type="paragraph" w:styleId="9">
+    <w:name w:val="toc 9"/>
+    <w:basedOn w:val="a"/>
+    <w:next w:val="a"/>
+    <w:autoRedefine/>
+    <w:uiPriority w:val="39"/>
+    <w:unhideWhenUsed/>
+    <w:locked/>
+    <w:rsid w:val="00270163"/>
+    <w:pPr>
+      <w:spacing w:after="160" w:line="278" w:lineRule="auto"/>
+      <w:ind w:leftChars="1600" w:left="3840"/>
+    </w:pPr>
+    <w:rPr>
+      <w:rFonts w:asciiTheme="minorHAnsi" w:eastAsiaTheme="minorEastAsia" w:hAnsiTheme="minorHAnsi" w:cstheme="minorBidi"/>
+      <w14:ligatures w14:val="standardContextual"/>
     </w:rPr>
   </w:style>
 </w:styles>
